--- a/docs/common_code/04_filter_select/04_filter_select.docx
+++ b/docs/common_code/04_filter_select/04_filter_select.docx
@@ -7,7 +7,15 @@
         <w:pStyle w:val="Title"/>
       </w:pPr>
       <w:r>
-        <w:t xml:space="preserve">Common Code 04 - Filter and Select</w:t>
+        <w:t xml:space="preserve">Common Code 04 — Filter and Select</w:t>
+      </w:r>
+    </w:p>
+    <w:p>
+      <w:pPr>
+        <w:pStyle w:val="Subtitle"/>
+      </w:pPr>
+      <w:r>
+        <w:t xml:space="preserve">Subsetting rows with filter() and columns with select() using dplyr</w:t>
       </w:r>
     </w:p>
     <w:p>
@@ -18,16 +26,7214 @@
         <w:t xml:space="preserve">Bill Perry</w:t>
       </w:r>
     </w:p>
-    <w:bookmarkStart w:id="9" w:name="introduction-to"/>
+    <w:p>
+      <w:pPr>
+        <w:pStyle w:val="Date"/>
+      </w:pPr>
+      <w:r>
+        <w:t xml:space="preserve">2026-06-26</w:t>
+      </w:r>
+    </w:p>
+    <w:bookmarkStart w:id="11" w:name="subsetting-data-with-dplyr"/>
     <w:p>
       <w:pPr>
         <w:pStyle w:val="Heading1"/>
       </w:pPr>
       <w:r>
-        <w:t xml:space="preserve">Introduction to</w:t>
-      </w:r>
-    </w:p>
-    <w:bookmarkEnd w:id="9"/>
+        <w:t xml:space="preserve">Subsetting data with dplyr</w:t>
+      </w:r>
+    </w:p>
+    <w:p>
+      <w:pPr>
+        <w:pStyle w:val="FirstParagraph"/>
+      </w:pPr>
+      <w:r>
+        <w:t xml:space="preserve">Two of the most useful functions in the tidyverse are</w:t>
+      </w:r>
+      <w:r>
+        <w:t xml:space="preserve"> </w:t>
+      </w:r>
+      <w:r>
+        <w:rPr>
+          <w:rStyle w:val="VerbatimChar"/>
+        </w:rPr>
+        <w:t xml:space="preserve">filter()</w:t>
+      </w:r>
+      <w:r>
+        <w:t xml:space="preserve"> </w:t>
+      </w:r>
+      <w:r>
+        <w:t xml:space="preserve">and</w:t>
+      </w:r>
+      <w:r>
+        <w:t xml:space="preserve"> </w:t>
+      </w:r>
+      <w:r>
+        <w:rPr>
+          <w:rStyle w:val="VerbatimChar"/>
+        </w:rPr>
+        <w:t xml:space="preserve">select()</w:t>
+      </w:r>
+      <w:r>
+        <w:t xml:space="preserve">.</w:t>
+      </w:r>
+      <w:r>
+        <w:t xml:space="preserve"> </w:t>
+      </w:r>
+      <w:r>
+        <w:rPr>
+          <w:rStyle w:val="VerbatimChar"/>
+        </w:rPr>
+        <w:t xml:space="preserve">filter()</w:t>
+      </w:r>
+      <w:r>
+        <w:t xml:space="preserve"> </w:t>
+      </w:r>
+      <w:r>
+        <w:t xml:space="preserve">keeps the</w:t>
+      </w:r>
+      <w:r>
+        <w:t xml:space="preserve"> </w:t>
+      </w:r>
+      <w:r>
+        <w:rPr>
+          <w:b/>
+          <w:bCs/>
+        </w:rPr>
+        <w:t xml:space="preserve">rows</w:t>
+      </w:r>
+      <w:r>
+        <w:t xml:space="preserve"> </w:t>
+      </w:r>
+      <w:r>
+        <w:t xml:space="preserve">you want.</w:t>
+      </w:r>
+      <w:r>
+        <w:t xml:space="preserve"> </w:t>
+      </w:r>
+      <w:r>
+        <w:rPr>
+          <w:rStyle w:val="VerbatimChar"/>
+        </w:rPr>
+        <w:t xml:space="preserve">select()</w:t>
+      </w:r>
+      <w:r>
+        <w:t xml:space="preserve"> </w:t>
+      </w:r>
+      <w:r>
+        <w:t xml:space="preserve">keeps the</w:t>
+      </w:r>
+      <w:r>
+        <w:t xml:space="preserve"> </w:t>
+      </w:r>
+      <w:r>
+        <w:rPr>
+          <w:b/>
+          <w:bCs/>
+        </w:rPr>
+        <w:t xml:space="preserve">columns</w:t>
+      </w:r>
+      <w:r>
+        <w:t xml:space="preserve"> </w:t>
+      </w:r>
+      <w:r>
+        <w:t xml:space="preserve">you</w:t>
+      </w:r>
+      <w:r>
+        <w:t xml:space="preserve"> </w:t>
+      </w:r>
+      <w:r>
+        <w:t xml:space="preserve">want. Together they let you carve out exactly the slice of a data frame you</w:t>
+      </w:r>
+      <w:r>
+        <w:t xml:space="preserve"> </w:t>
+      </w:r>
+      <w:r>
+        <w:t xml:space="preserve">need for any analysis.</w:t>
+      </w:r>
+    </w:p>
+    <w:p>
+      <w:pPr>
+        <w:pStyle w:val="BlockText"/>
+      </w:pPr>
+      <w:r>
+        <w:t xml:space="preserve">⬇️</w:t>
+      </w:r>
+      <w:r>
+        <w:t xml:space="preserve"> </w:t>
+      </w:r>
+      <w:r>
+        <w:rPr>
+          <w:b/>
+          <w:bCs/>
+        </w:rPr>
+        <w:t xml:space="preserve">Download the companion R script</w:t>
+      </w:r>
+      <w:r>
+        <w:t xml:space="preserve"> </w:t>
+      </w:r>
+      <w:r>
+        <w:t xml:space="preserve">— all examples ready to run:</w:t>
+      </w:r>
+      <w:r>
+        <w:t xml:space="preserve"> </w:t>
+      </w:r>
+      <w:hyperlink r:id="rId9">
+        <w:r>
+          <w:rPr>
+            <w:rStyle w:val="VerbatimChar"/>
+          </w:rPr>
+          <w:t xml:space="preserve">04_filter_select.R</w:t>
+        </w:r>
+      </w:hyperlink>
+    </w:p>
+    <w:p>
+      <w:pPr>
+        <w:pStyle w:val="BlockText"/>
+      </w:pPr>
+      <w:r>
+        <w:t xml:space="preserve">💡</w:t>
+      </w:r>
+      <w:r>
+        <w:t xml:space="preserve"> </w:t>
+      </w:r>
+      <w:r>
+        <w:rPr>
+          <w:b/>
+          <w:bCs/>
+        </w:rPr>
+        <w:t xml:space="preserve">Following along?</w:t>
+      </w:r>
+      <w:r>
+        <w:t xml:space="preserve"> </w:t>
+      </w:r>
+      <w:r>
+        <w:t xml:space="preserve">Examples use the</w:t>
+      </w:r>
+      <w:r>
+        <w:t xml:space="preserve"> </w:t>
+      </w:r>
+      <w:r>
+        <w:rPr>
+          <w:rStyle w:val="VerbatimChar"/>
+        </w:rPr>
+        <w:t xml:space="preserve">penguins</w:t>
+      </w:r>
+      <w:r>
+        <w:t xml:space="preserve"> </w:t>
+      </w:r>
+      <w:r>
+        <w:t xml:space="preserve">dataset from the</w:t>
+      </w:r>
+      <w:r>
+        <w:t xml:space="preserve"> </w:t>
+      </w:r>
+      <w:r>
+        <w:rPr>
+          <w:rStyle w:val="VerbatimChar"/>
+        </w:rPr>
+        <w:t xml:space="preserve">palmerpenguins</w:t>
+      </w:r>
+      <w:r>
+        <w:t xml:space="preserve"> </w:t>
+      </w:r>
+      <w:r>
+        <w:t xml:space="preserve">package. Swap in your own data frame wherever you see</w:t>
+      </w:r>
+      <w:r>
+        <w:t xml:space="preserve"> </w:t>
+      </w:r>
+      <w:r>
+        <w:rPr>
+          <w:rStyle w:val="VerbatimChar"/>
+        </w:rPr>
+        <w:t xml:space="preserve">penguins</w:t>
+      </w:r>
+      <w:r>
+        <w:t xml:space="preserve">.</w:t>
+      </w:r>
+    </w:p>
+    <w:p>
+      <w:r>
+        <w:pict>
+          <v:rect style="width:0;height:1.5pt" o:hralign="center" o:hrstd="t" o:hr="t"/>
+        </w:pict>
+      </w:r>
+    </w:p>
+    <w:bookmarkStart w:id="10" w:name="packages-needed"/>
+    <w:p>
+      <w:pPr>
+        <w:pStyle w:val="Heading3"/>
+      </w:pPr>
+      <w:r>
+        <w:t xml:space="preserve">Packages needed</w:t>
+      </w:r>
+    </w:p>
+    <w:p>
+      <w:pPr>
+        <w:pStyle w:val="SourceCode"/>
+      </w:pPr>
+      <w:r>
+        <w:rPr>
+          <w:rStyle w:val="FunctionTok"/>
+        </w:rPr>
+        <w:t xml:space="preserve">library</w:t>
+      </w:r>
+      <w:r>
+        <w:rPr>
+          <w:rStyle w:val="NormalTok"/>
+        </w:rPr>
+        <w:t xml:space="preserve">(tidyverse)</w:t>
+      </w:r>
+      <w:r>
+        <w:br/>
+      </w:r>
+      <w:r>
+        <w:rPr>
+          <w:rStyle w:val="FunctionTok"/>
+        </w:rPr>
+        <w:t xml:space="preserve">library</w:t>
+      </w:r>
+      <w:r>
+        <w:rPr>
+          <w:rStyle w:val="NormalTok"/>
+        </w:rPr>
+        <w:t xml:space="preserve">(palmerpenguins)</w:t>
+      </w:r>
+    </w:p>
+    <w:p>
+      <w:r>
+        <w:pict>
+          <v:rect style="width:0;height:1.5pt" o:hralign="center" o:hrstd="t" o:hr="t"/>
+        </w:pict>
+      </w:r>
+    </w:p>
+    <w:bookmarkEnd w:id="10"/>
+    <w:bookmarkEnd w:id="11"/>
+    <w:bookmarkStart w:id="12" w:name="the-pipe-reading-code-as-a-recipe"/>
+    <w:p>
+      <w:pPr>
+        <w:pStyle w:val="Heading1"/>
+      </w:pPr>
+      <w:r>
+        <w:t xml:space="preserve">1 · The pipe</w:t>
+      </w:r>
+      <w:r>
+        <w:t xml:space="preserve"> </w:t>
+      </w:r>
+      <w:r>
+        <w:rPr>
+          <w:rStyle w:val="VerbatimChar"/>
+        </w:rPr>
+        <w:t xml:space="preserve">|&gt;</w:t>
+      </w:r>
+      <w:r>
+        <w:t xml:space="preserve"> </w:t>
+      </w:r>
+      <w:r>
+        <w:t xml:space="preserve">— reading code as a recipe</w:t>
+      </w:r>
+    </w:p>
+    <w:p>
+      <w:pPr>
+        <w:pStyle w:val="FirstParagraph"/>
+      </w:pPr>
+      <w:r>
+        <w:t xml:space="preserve">The pipe sends the result of the left side into the function on the right.</w:t>
+      </w:r>
+      <w:r>
+        <w:t xml:space="preserve"> </w:t>
+      </w:r>
+      <w:r>
+        <w:t xml:space="preserve">Read it as the word</w:t>
+      </w:r>
+      <w:r>
+        <w:t xml:space="preserve"> </w:t>
+      </w:r>
+      <w:r>
+        <w:rPr>
+          <w:b/>
+          <w:bCs/>
+        </w:rPr>
+        <w:t xml:space="preserve">“then”</w:t>
+      </w:r>
+      <w:r>
+        <w:t xml:space="preserve">. It lets you chain steps in the order you think</w:t>
+      </w:r>
+      <w:r>
+        <w:t xml:space="preserve"> </w:t>
+      </w:r>
+      <w:r>
+        <w:t xml:space="preserve">about them, top to bottom:</w:t>
+      </w:r>
+    </w:p>
+    <w:p>
+      <w:pPr>
+        <w:pStyle w:val="SourceCode"/>
+      </w:pPr>
+      <w:r>
+        <w:rPr>
+          <w:rStyle w:val="NormalTok"/>
+        </w:rPr>
+        <w:t xml:space="preserve">penguins </w:t>
+      </w:r>
+      <w:r>
+        <w:rPr>
+          <w:rStyle w:val="SpecialCharTok"/>
+        </w:rPr>
+        <w:t xml:space="preserve">|&gt;</w:t>
+      </w:r>
+      <w:r>
+        <w:br/>
+      </w:r>
+      <w:r>
+        <w:rPr>
+          <w:rStyle w:val="NormalTok"/>
+        </w:rPr>
+        <w:t xml:space="preserve">  </w:t>
+      </w:r>
+      <w:r>
+        <w:rPr>
+          <w:rStyle w:val="FunctionTok"/>
+        </w:rPr>
+        <w:t xml:space="preserve">filter</w:t>
+      </w:r>
+      <w:r>
+        <w:rPr>
+          <w:rStyle w:val="NormalTok"/>
+        </w:rPr>
+        <w:t xml:space="preserve">(species </w:t>
+      </w:r>
+      <w:r>
+        <w:rPr>
+          <w:rStyle w:val="SpecialCharTok"/>
+        </w:rPr>
+        <w:t xml:space="preserve">==</w:t>
+      </w:r>
+      <w:r>
+        <w:rPr>
+          <w:rStyle w:val="NormalTok"/>
+        </w:rPr>
+        <w:t xml:space="preserve"> </w:t>
+      </w:r>
+      <w:r>
+        <w:rPr>
+          <w:rStyle w:val="StringTok"/>
+        </w:rPr>
+        <w:t xml:space="preserve">"Adelie"</w:t>
+      </w:r>
+      <w:r>
+        <w:rPr>
+          <w:rStyle w:val="NormalTok"/>
+        </w:rPr>
+        <w:t xml:space="preserve">) </w:t>
+      </w:r>
+      <w:r>
+        <w:rPr>
+          <w:rStyle w:val="SpecialCharTok"/>
+        </w:rPr>
+        <w:t xml:space="preserve">|&gt;</w:t>
+      </w:r>
+      <w:r>
+        <w:br/>
+      </w:r>
+      <w:r>
+        <w:rPr>
+          <w:rStyle w:val="NormalTok"/>
+        </w:rPr>
+        <w:t xml:space="preserve">  </w:t>
+      </w:r>
+      <w:r>
+        <w:rPr>
+          <w:rStyle w:val="FunctionTok"/>
+        </w:rPr>
+        <w:t xml:space="preserve">select</w:t>
+      </w:r>
+      <w:r>
+        <w:rPr>
+          <w:rStyle w:val="NormalTok"/>
+        </w:rPr>
+        <w:t xml:space="preserve">(species, bill_length_mm, body_mass_g)</w:t>
+      </w:r>
+    </w:p>
+    <w:p>
+      <w:pPr>
+        <w:pStyle w:val="BlockText"/>
+      </w:pPr>
+      <w:r>
+        <w:t xml:space="preserve">Take</w:t>
+      </w:r>
+      <w:r>
+        <w:t xml:space="preserve"> </w:t>
+      </w:r>
+      <w:r>
+        <w:rPr>
+          <w:rStyle w:val="VerbatimChar"/>
+        </w:rPr>
+        <w:t xml:space="preserve">penguins</w:t>
+      </w:r>
+      <w:r>
+        <w:t xml:space="preserve">,</w:t>
+      </w:r>
+      <w:r>
+        <w:t xml:space="preserve"> </w:t>
+      </w:r>
+      <w:r>
+        <w:rPr>
+          <w:b/>
+          <w:bCs/>
+        </w:rPr>
+        <w:t xml:space="preserve">then</w:t>
+      </w:r>
+      <w:r>
+        <w:t xml:space="preserve"> </w:t>
+      </w:r>
+      <w:r>
+        <w:t xml:space="preserve">keep only Adelie rows,</w:t>
+      </w:r>
+      <w:r>
+        <w:t xml:space="preserve"> </w:t>
+      </w:r>
+      <w:r>
+        <w:rPr>
+          <w:b/>
+          <w:bCs/>
+        </w:rPr>
+        <w:t xml:space="preserve">then</w:t>
+      </w:r>
+      <w:r>
+        <w:t xml:space="preserve"> </w:t>
+      </w:r>
+      <w:r>
+        <w:t xml:space="preserve">keep only those</w:t>
+      </w:r>
+      <w:r>
+        <w:t xml:space="preserve"> </w:t>
+      </w:r>
+      <w:r>
+        <w:t xml:space="preserve">three columns.</w:t>
+      </w:r>
+    </w:p>
+    <w:p>
+      <w:pPr>
+        <w:pStyle w:val="FirstParagraph"/>
+      </w:pPr>
+      <w:r>
+        <w:t xml:space="preserve">Without the pipe the same code nests inside-out, which is harder to read:</w:t>
+      </w:r>
+    </w:p>
+    <w:p>
+      <w:pPr>
+        <w:pStyle w:val="SourceCode"/>
+      </w:pPr>
+      <w:r>
+        <w:rPr>
+          <w:rStyle w:val="FunctionTok"/>
+        </w:rPr>
+        <w:t xml:space="preserve">select</w:t>
+      </w:r>
+      <w:r>
+        <w:rPr>
+          <w:rStyle w:val="NormalTok"/>
+        </w:rPr>
+        <w:t xml:space="preserve">(</w:t>
+      </w:r>
+      <w:r>
+        <w:rPr>
+          <w:rStyle w:val="FunctionTok"/>
+        </w:rPr>
+        <w:t xml:space="preserve">filter</w:t>
+      </w:r>
+      <w:r>
+        <w:rPr>
+          <w:rStyle w:val="NormalTok"/>
+        </w:rPr>
+        <w:t xml:space="preserve">(penguins, species </w:t>
+      </w:r>
+      <w:r>
+        <w:rPr>
+          <w:rStyle w:val="SpecialCharTok"/>
+        </w:rPr>
+        <w:t xml:space="preserve">==</w:t>
+      </w:r>
+      <w:r>
+        <w:rPr>
+          <w:rStyle w:val="NormalTok"/>
+        </w:rPr>
+        <w:t xml:space="preserve"> </w:t>
+      </w:r>
+      <w:r>
+        <w:rPr>
+          <w:rStyle w:val="StringTok"/>
+        </w:rPr>
+        <w:t xml:space="preserve">"Adelie"</w:t>
+      </w:r>
+      <w:r>
+        <w:rPr>
+          <w:rStyle w:val="NormalTok"/>
+        </w:rPr>
+        <w:t xml:space="preserve">), species, bill_length_mm, body_mass_g)</w:t>
+      </w:r>
+    </w:p>
+    <w:p>
+      <w:pPr>
+        <w:pStyle w:val="BlockText"/>
+      </w:pPr>
+      <w:r>
+        <w:t xml:space="preserve">💡</w:t>
+      </w:r>
+      <w:r>
+        <w:t xml:space="preserve"> </w:t>
+      </w:r>
+      <w:r>
+        <w:rPr>
+          <w:b/>
+          <w:bCs/>
+        </w:rPr>
+        <w:t xml:space="preserve">Key idea:</w:t>
+      </w:r>
+      <w:r>
+        <w:t xml:space="preserve"> </w:t>
+      </w:r>
+      <w:r>
+        <w:t xml:space="preserve">The pipe is not just style — it is the tidyverse’s way of</w:t>
+      </w:r>
+      <w:r>
+        <w:t xml:space="preserve"> </w:t>
+      </w:r>
+      <w:r>
+        <w:t xml:space="preserve">building readable, step-by-step pipelines. Every vignette from here on uses</w:t>
+      </w:r>
+      <w:r>
+        <w:t xml:space="preserve"> </w:t>
+      </w:r>
+      <w:r>
+        <w:t xml:space="preserve">it. You may also see</w:t>
+      </w:r>
+      <w:r>
+        <w:t xml:space="preserve"> </w:t>
+      </w:r>
+      <w:r>
+        <w:rPr>
+          <w:rStyle w:val="VerbatimChar"/>
+        </w:rPr>
+        <w:t xml:space="preserve">%&gt;%</w:t>
+      </w:r>
+      <w:r>
+        <w:t xml:space="preserve"> </w:t>
+      </w:r>
+      <w:r>
+        <w:t xml:space="preserve">from the magrittr package; it does the same thing.</w:t>
+      </w:r>
+    </w:p>
+    <w:p>
+      <w:r>
+        <w:pict>
+          <v:rect style="width:0;height:1.5pt" o:hralign="center" o:hrstd="t" o:hr="t"/>
+        </w:pict>
+      </w:r>
+    </w:p>
+    <w:bookmarkEnd w:id="12"/>
+    <w:bookmarkStart w:id="13" w:name="comparison-operators"/>
+    <w:p>
+      <w:pPr>
+        <w:pStyle w:val="Heading1"/>
+      </w:pPr>
+      <w:r>
+        <w:t xml:space="preserve">2 · Comparison operators</w:t>
+      </w:r>
+    </w:p>
+    <w:p>
+      <w:pPr>
+        <w:pStyle w:val="FirstParagraph"/>
+      </w:pPr>
+      <w:r>
+        <w:rPr>
+          <w:rStyle w:val="VerbatimChar"/>
+        </w:rPr>
+        <w:t xml:space="preserve">filter()</w:t>
+      </w:r>
+      <w:r>
+        <w:t xml:space="preserve"> </w:t>
+      </w:r>
+      <w:r>
+        <w:t xml:space="preserve">keeps rows where a logical test is</w:t>
+      </w:r>
+      <w:r>
+        <w:t xml:space="preserve"> </w:t>
+      </w:r>
+      <w:r>
+        <w:rPr>
+          <w:rStyle w:val="VerbatimChar"/>
+        </w:rPr>
+        <w:t xml:space="preserve">TRUE</w:t>
+      </w:r>
+      <w:r>
+        <w:t xml:space="preserve">. These are the operators</w:t>
+      </w:r>
+      <w:r>
+        <w:t xml:space="preserve"> </w:t>
+      </w:r>
+      <w:r>
+        <w:t xml:space="preserve">you use to write the test:</w:t>
+      </w:r>
+    </w:p>
+    <w:tbl>
+      <w:tblPr>
+        <w:tblStyle w:val="Table"/>
+        <w:tblW w:type="auto" w:w="0"/>
+        <w:tblLook w:firstRow="1" w:lastRow="0" w:firstColumn="0" w:lastColumn="0" w:noHBand="0" w:noVBand="0" w:val="0020"/>
+      </w:tblPr>
+      <w:tblGrid>
+        <w:gridCol w:w="2640"/>
+        <w:gridCol w:w="2640"/>
+        <w:gridCol w:w="2640"/>
+      </w:tblGrid>
+      <w:tr>
+        <w:trPr>
+          <w:tblHeader w:val="on"/>
+        </w:trPr>
+        <w:tc>
+          <w:tcPr/>
+          <w:p>
+            <w:pPr>
+              <w:pStyle w:val="Compact"/>
+            </w:pPr>
+            <w:r>
+              <w:t xml:space="preserve">Operator</w:t>
+            </w:r>
+          </w:p>
+        </w:tc>
+        <w:tc>
+          <w:tcPr/>
+          <w:p>
+            <w:pPr>
+              <w:pStyle w:val="Compact"/>
+            </w:pPr>
+            <w:r>
+              <w:t xml:space="preserve">Meaning</w:t>
+            </w:r>
+          </w:p>
+        </w:tc>
+        <w:tc>
+          <w:tcPr/>
+          <w:p>
+            <w:pPr>
+              <w:pStyle w:val="Compact"/>
+            </w:pPr>
+            <w:r>
+              <w:t xml:space="preserve">Example</w:t>
+            </w:r>
+          </w:p>
+        </w:tc>
+      </w:tr>
+      <w:tr>
+        <w:tc>
+          <w:tcPr/>
+          <w:p>
+            <w:pPr>
+              <w:pStyle w:val="Compact"/>
+            </w:pPr>
+            <w:r>
+              <w:rPr>
+                <w:rStyle w:val="VerbatimChar"/>
+              </w:rPr>
+              <w:t xml:space="preserve">==</w:t>
+            </w:r>
+          </w:p>
+        </w:tc>
+        <w:tc>
+          <w:tcPr/>
+          <w:p>
+            <w:pPr>
+              <w:pStyle w:val="Compact"/>
+            </w:pPr>
+            <w:r>
+              <w:t xml:space="preserve">equal to</w:t>
+            </w:r>
+          </w:p>
+        </w:tc>
+        <w:tc>
+          <w:tcPr/>
+          <w:p>
+            <w:pPr>
+              <w:pStyle w:val="Compact"/>
+            </w:pPr>
+            <w:r>
+              <w:rPr>
+                <w:rStyle w:val="VerbatimChar"/>
+              </w:rPr>
+              <w:t xml:space="preserve">species == "Adelie"</w:t>
+            </w:r>
+          </w:p>
+        </w:tc>
+      </w:tr>
+      <w:tr>
+        <w:tc>
+          <w:tcPr/>
+          <w:p>
+            <w:pPr>
+              <w:pStyle w:val="Compact"/>
+            </w:pPr>
+            <w:r>
+              <w:rPr>
+                <w:rStyle w:val="VerbatimChar"/>
+              </w:rPr>
+              <w:t xml:space="preserve">!=</w:t>
+            </w:r>
+          </w:p>
+        </w:tc>
+        <w:tc>
+          <w:tcPr/>
+          <w:p>
+            <w:pPr>
+              <w:pStyle w:val="Compact"/>
+            </w:pPr>
+            <w:r>
+              <w:t xml:space="preserve">not equal to</w:t>
+            </w:r>
+          </w:p>
+        </w:tc>
+        <w:tc>
+          <w:tcPr/>
+          <w:p>
+            <w:pPr>
+              <w:pStyle w:val="Compact"/>
+            </w:pPr>
+            <w:r>
+              <w:rPr>
+                <w:rStyle w:val="VerbatimChar"/>
+              </w:rPr>
+              <w:t xml:space="preserve">species != "Adelie"</w:t>
+            </w:r>
+          </w:p>
+        </w:tc>
+      </w:tr>
+      <w:tr>
+        <w:tc>
+          <w:tcPr/>
+          <w:p>
+            <w:pPr>
+              <w:pStyle w:val="Compact"/>
+            </w:pPr>
+            <w:r>
+              <w:rPr>
+                <w:rStyle w:val="VerbatimChar"/>
+              </w:rPr>
+              <w:t xml:space="preserve">&gt;</w:t>
+            </w:r>
+          </w:p>
+        </w:tc>
+        <w:tc>
+          <w:tcPr/>
+          <w:p>
+            <w:pPr>
+              <w:pStyle w:val="Compact"/>
+            </w:pPr>
+            <w:r>
+              <w:t xml:space="preserve">greater than</w:t>
+            </w:r>
+          </w:p>
+        </w:tc>
+        <w:tc>
+          <w:tcPr/>
+          <w:p>
+            <w:pPr>
+              <w:pStyle w:val="Compact"/>
+            </w:pPr>
+            <w:r>
+              <w:rPr>
+                <w:rStyle w:val="VerbatimChar"/>
+              </w:rPr>
+              <w:t xml:space="preserve">body_mass_g &gt; 4000</w:t>
+            </w:r>
+          </w:p>
+        </w:tc>
+      </w:tr>
+      <w:tr>
+        <w:tc>
+          <w:tcPr/>
+          <w:p>
+            <w:pPr>
+              <w:pStyle w:val="Compact"/>
+            </w:pPr>
+            <w:r>
+              <w:rPr>
+                <w:rStyle w:val="VerbatimChar"/>
+              </w:rPr>
+              <w:t xml:space="preserve">&gt;=</w:t>
+            </w:r>
+          </w:p>
+        </w:tc>
+        <w:tc>
+          <w:tcPr/>
+          <w:p>
+            <w:pPr>
+              <w:pStyle w:val="Compact"/>
+            </w:pPr>
+            <w:r>
+              <w:t xml:space="preserve">greater than or equal to</w:t>
+            </w:r>
+          </w:p>
+        </w:tc>
+        <w:tc>
+          <w:tcPr/>
+          <w:p>
+            <w:pPr>
+              <w:pStyle w:val="Compact"/>
+            </w:pPr>
+            <w:r>
+              <w:rPr>
+                <w:rStyle w:val="VerbatimChar"/>
+              </w:rPr>
+              <w:t xml:space="preserve">body_mass_g &gt;= 4000</w:t>
+            </w:r>
+          </w:p>
+        </w:tc>
+      </w:tr>
+      <w:tr>
+        <w:tc>
+          <w:tcPr/>
+          <w:p>
+            <w:pPr>
+              <w:pStyle w:val="Compact"/>
+            </w:pPr>
+            <w:r>
+              <w:rPr>
+                <w:rStyle w:val="VerbatimChar"/>
+              </w:rPr>
+              <w:t xml:space="preserve">&lt;</w:t>
+            </w:r>
+          </w:p>
+        </w:tc>
+        <w:tc>
+          <w:tcPr/>
+          <w:p>
+            <w:pPr>
+              <w:pStyle w:val="Compact"/>
+            </w:pPr>
+            <w:r>
+              <w:t xml:space="preserve">less than</w:t>
+            </w:r>
+          </w:p>
+        </w:tc>
+        <w:tc>
+          <w:tcPr/>
+          <w:p>
+            <w:pPr>
+              <w:pStyle w:val="Compact"/>
+            </w:pPr>
+            <w:r>
+              <w:rPr>
+                <w:rStyle w:val="VerbatimChar"/>
+              </w:rPr>
+              <w:t xml:space="preserve">flipper_length_mm &lt; 190</w:t>
+            </w:r>
+          </w:p>
+        </w:tc>
+      </w:tr>
+      <w:tr>
+        <w:tc>
+          <w:tcPr/>
+          <w:p>
+            <w:pPr>
+              <w:pStyle w:val="Compact"/>
+            </w:pPr>
+            <w:r>
+              <w:rPr>
+                <w:rStyle w:val="VerbatimChar"/>
+              </w:rPr>
+              <w:t xml:space="preserve">&lt;=</w:t>
+            </w:r>
+          </w:p>
+        </w:tc>
+        <w:tc>
+          <w:tcPr/>
+          <w:p>
+            <w:pPr>
+              <w:pStyle w:val="Compact"/>
+            </w:pPr>
+            <w:r>
+              <w:t xml:space="preserve">less than or equal to</w:t>
+            </w:r>
+          </w:p>
+        </w:tc>
+        <w:tc>
+          <w:tcPr/>
+          <w:p>
+            <w:pPr>
+              <w:pStyle w:val="Compact"/>
+            </w:pPr>
+            <w:r>
+              <w:rPr>
+                <w:rStyle w:val="VerbatimChar"/>
+              </w:rPr>
+              <w:t xml:space="preserve">flipper_length_mm &lt;= 190</w:t>
+            </w:r>
+          </w:p>
+        </w:tc>
+      </w:tr>
+    </w:tbl>
+    <w:p>
+      <w:pPr>
+        <w:pStyle w:val="BlockText"/>
+      </w:pPr>
+      <w:r>
+        <w:t xml:space="preserve">⚠️</w:t>
+      </w:r>
+      <w:r>
+        <w:t xml:space="preserve"> </w:t>
+      </w:r>
+      <w:r>
+        <w:rPr>
+          <w:b/>
+          <w:bCs/>
+        </w:rPr>
+        <w:t xml:space="preserve">Watch out!</w:t>
+      </w:r>
+      <w:r>
+        <w:t xml:space="preserve"> </w:t>
+      </w:r>
+      <w:r>
+        <w:t xml:space="preserve">The most common mistake is using a single</w:t>
+      </w:r>
+      <w:r>
+        <w:t xml:space="preserve"> </w:t>
+      </w:r>
+      <w:r>
+        <w:rPr>
+          <w:rStyle w:val="VerbatimChar"/>
+        </w:rPr>
+        <w:t xml:space="preserve">=</w:t>
+      </w:r>
+      <w:r>
+        <w:t xml:space="preserve"> </w:t>
+      </w:r>
+      <w:r>
+        <w:t xml:space="preserve">to test</w:t>
+      </w:r>
+      <w:r>
+        <w:t xml:space="preserve"> </w:t>
+      </w:r>
+      <w:r>
+        <w:t xml:space="preserve">equality. A single</w:t>
+      </w:r>
+      <w:r>
+        <w:t xml:space="preserve"> </w:t>
+      </w:r>
+      <w:r>
+        <w:rPr>
+          <w:rStyle w:val="VerbatimChar"/>
+        </w:rPr>
+        <w:t xml:space="preserve">=</w:t>
+      </w:r>
+      <w:r>
+        <w:t xml:space="preserve"> </w:t>
+      </w:r>
+      <w:r>
+        <w:t xml:space="preserve">is assignment; R will throw an error or silently do</w:t>
+      </w:r>
+      <w:r>
+        <w:t xml:space="preserve"> </w:t>
+      </w:r>
+      <w:r>
+        <w:t xml:space="preserve">the wrong thing. Always use</w:t>
+      </w:r>
+      <w:r>
+        <w:t xml:space="preserve"> </w:t>
+      </w:r>
+      <w:r>
+        <w:rPr>
+          <w:rStyle w:val="VerbatimChar"/>
+        </w:rPr>
+        <w:t xml:space="preserve">==</w:t>
+      </w:r>
+      <w:r>
+        <w:t xml:space="preserve"> </w:t>
+      </w:r>
+      <w:r>
+        <w:t xml:space="preserve">inside</w:t>
+      </w:r>
+      <w:r>
+        <w:t xml:space="preserve"> </w:t>
+      </w:r>
+      <w:r>
+        <w:rPr>
+          <w:rStyle w:val="VerbatimChar"/>
+        </w:rPr>
+        <w:t xml:space="preserve">filter()</w:t>
+      </w:r>
+      <w:r>
+        <w:t xml:space="preserve">.</w:t>
+      </w:r>
+    </w:p>
+    <w:p>
+      <w:r>
+        <w:pict>
+          <v:rect style="width:0;height:1.5pt" o:hralign="center" o:hrstd="t" o:hr="t"/>
+        </w:pict>
+      </w:r>
+    </w:p>
+    <w:bookmarkEnd w:id="13"/>
+    <w:bookmarkStart w:id="16" w:name="filter-keep-rows-by-condition"/>
+    <w:p>
+      <w:pPr>
+        <w:pStyle w:val="Heading1"/>
+      </w:pPr>
+      <w:r>
+        <w:t xml:space="preserve">3 ·</w:t>
+      </w:r>
+      <w:r>
+        <w:t xml:space="preserve"> </w:t>
+      </w:r>
+      <w:r>
+        <w:rPr>
+          <w:rStyle w:val="VerbatimChar"/>
+        </w:rPr>
+        <w:t xml:space="preserve">filter()</w:t>
+      </w:r>
+      <w:r>
+        <w:t xml:space="preserve"> </w:t>
+      </w:r>
+      <w:r>
+        <w:t xml:space="preserve">— keep rows by condition</w:t>
+      </w:r>
+    </w:p>
+    <w:bookmarkStart w:id="14" w:name="single-condition"/>
+    <w:p>
+      <w:pPr>
+        <w:pStyle w:val="Heading3"/>
+      </w:pPr>
+      <w:r>
+        <w:t xml:space="preserve">Single condition</w:t>
+      </w:r>
+    </w:p>
+    <w:p>
+      <w:pPr>
+        <w:pStyle w:val="SourceCode"/>
+      </w:pPr>
+      <w:r>
+        <w:rPr>
+          <w:rStyle w:val="CommentTok"/>
+        </w:rPr>
+        <w:t xml:space="preserve"># Keep rows where species is exactly "Gentoo"</w:t>
+      </w:r>
+      <w:r>
+        <w:br/>
+      </w:r>
+      <w:r>
+        <w:rPr>
+          <w:rStyle w:val="NormalTok"/>
+        </w:rPr>
+        <w:t xml:space="preserve">penguins </w:t>
+      </w:r>
+      <w:r>
+        <w:rPr>
+          <w:rStyle w:val="SpecialCharTok"/>
+        </w:rPr>
+        <w:t xml:space="preserve">|&gt;</w:t>
+      </w:r>
+      <w:r>
+        <w:rPr>
+          <w:rStyle w:val="NormalTok"/>
+        </w:rPr>
+        <w:t xml:space="preserve"> </w:t>
+      </w:r>
+      <w:r>
+        <w:rPr>
+          <w:rStyle w:val="FunctionTok"/>
+        </w:rPr>
+        <w:t xml:space="preserve">filter</w:t>
+      </w:r>
+      <w:r>
+        <w:rPr>
+          <w:rStyle w:val="NormalTok"/>
+        </w:rPr>
+        <w:t xml:space="preserve">(species </w:t>
+      </w:r>
+      <w:r>
+        <w:rPr>
+          <w:rStyle w:val="SpecialCharTok"/>
+        </w:rPr>
+        <w:t xml:space="preserve">==</w:t>
+      </w:r>
+      <w:r>
+        <w:rPr>
+          <w:rStyle w:val="NormalTok"/>
+        </w:rPr>
+        <w:t xml:space="preserve"> </w:t>
+      </w:r>
+      <w:r>
+        <w:rPr>
+          <w:rStyle w:val="StringTok"/>
+        </w:rPr>
+        <w:t xml:space="preserve">"Gentoo"</w:t>
+      </w:r>
+      <w:r>
+        <w:rPr>
+          <w:rStyle w:val="NormalTok"/>
+        </w:rPr>
+        <w:t xml:space="preserve">)</w:t>
+      </w:r>
+      <w:r>
+        <w:br/>
+      </w:r>
+      <w:r>
+        <w:br/>
+      </w:r>
+      <w:r>
+        <w:rPr>
+          <w:rStyle w:val="CommentTok"/>
+        </w:rPr>
+        <w:t xml:space="preserve"># Keep rows where body mass exceeds 4500 g</w:t>
+      </w:r>
+      <w:r>
+        <w:br/>
+      </w:r>
+      <w:r>
+        <w:rPr>
+          <w:rStyle w:val="NormalTok"/>
+        </w:rPr>
+        <w:t xml:space="preserve">penguins </w:t>
+      </w:r>
+      <w:r>
+        <w:rPr>
+          <w:rStyle w:val="SpecialCharTok"/>
+        </w:rPr>
+        <w:t xml:space="preserve">|&gt;</w:t>
+      </w:r>
+      <w:r>
+        <w:rPr>
+          <w:rStyle w:val="NormalTok"/>
+        </w:rPr>
+        <w:t xml:space="preserve"> </w:t>
+      </w:r>
+      <w:r>
+        <w:rPr>
+          <w:rStyle w:val="FunctionTok"/>
+        </w:rPr>
+        <w:t xml:space="preserve">filter</w:t>
+      </w:r>
+      <w:r>
+        <w:rPr>
+          <w:rStyle w:val="NormalTok"/>
+        </w:rPr>
+        <w:t xml:space="preserve">(body_mass_g </w:t>
+      </w:r>
+      <w:r>
+        <w:rPr>
+          <w:rStyle w:val="SpecialCharTok"/>
+        </w:rPr>
+        <w:t xml:space="preserve">&gt;</w:t>
+      </w:r>
+      <w:r>
+        <w:rPr>
+          <w:rStyle w:val="NormalTok"/>
+        </w:rPr>
+        <w:t xml:space="preserve"> </w:t>
+      </w:r>
+      <w:r>
+        <w:rPr>
+          <w:rStyle w:val="DecValTok"/>
+        </w:rPr>
+        <w:t xml:space="preserve">4500</w:t>
+      </w:r>
+      <w:r>
+        <w:rPr>
+          <w:rStyle w:val="NormalTok"/>
+        </w:rPr>
+        <w:t xml:space="preserve">)</w:t>
+      </w:r>
+      <w:r>
+        <w:br/>
+      </w:r>
+      <w:r>
+        <w:br/>
+      </w:r>
+      <w:r>
+        <w:rPr>
+          <w:rStyle w:val="CommentTok"/>
+        </w:rPr>
+        <w:t xml:space="preserve"># Keep rows from 2008 only</w:t>
+      </w:r>
+      <w:r>
+        <w:br/>
+      </w:r>
+      <w:r>
+        <w:rPr>
+          <w:rStyle w:val="NormalTok"/>
+        </w:rPr>
+        <w:t xml:space="preserve">penguins </w:t>
+      </w:r>
+      <w:r>
+        <w:rPr>
+          <w:rStyle w:val="SpecialCharTok"/>
+        </w:rPr>
+        <w:t xml:space="preserve">|&gt;</w:t>
+      </w:r>
+      <w:r>
+        <w:rPr>
+          <w:rStyle w:val="NormalTok"/>
+        </w:rPr>
+        <w:t xml:space="preserve"> </w:t>
+      </w:r>
+      <w:r>
+        <w:rPr>
+          <w:rStyle w:val="FunctionTok"/>
+        </w:rPr>
+        <w:t xml:space="preserve">filter</w:t>
+      </w:r>
+      <w:r>
+        <w:rPr>
+          <w:rStyle w:val="NormalTok"/>
+        </w:rPr>
+        <w:t xml:space="preserve">(year </w:t>
+      </w:r>
+      <w:r>
+        <w:rPr>
+          <w:rStyle w:val="SpecialCharTok"/>
+        </w:rPr>
+        <w:t xml:space="preserve">==</w:t>
+      </w:r>
+      <w:r>
+        <w:rPr>
+          <w:rStyle w:val="NormalTok"/>
+        </w:rPr>
+        <w:t xml:space="preserve"> </w:t>
+      </w:r>
+      <w:r>
+        <w:rPr>
+          <w:rStyle w:val="DecValTok"/>
+        </w:rPr>
+        <w:t xml:space="preserve">2008</w:t>
+      </w:r>
+      <w:r>
+        <w:rPr>
+          <w:rStyle w:val="NormalTok"/>
+        </w:rPr>
+        <w:t xml:space="preserve">)</w:t>
+      </w:r>
+      <w:r>
+        <w:br/>
+      </w:r>
+      <w:r>
+        <w:br/>
+      </w:r>
+      <w:r>
+        <w:rPr>
+          <w:rStyle w:val="CommentTok"/>
+        </w:rPr>
+        <w:t xml:space="preserve"># Keep female penguins</w:t>
+      </w:r>
+      <w:r>
+        <w:br/>
+      </w:r>
+      <w:r>
+        <w:rPr>
+          <w:rStyle w:val="NormalTok"/>
+        </w:rPr>
+        <w:t xml:space="preserve">penguins </w:t>
+      </w:r>
+      <w:r>
+        <w:rPr>
+          <w:rStyle w:val="SpecialCharTok"/>
+        </w:rPr>
+        <w:t xml:space="preserve">|&gt;</w:t>
+      </w:r>
+      <w:r>
+        <w:rPr>
+          <w:rStyle w:val="NormalTok"/>
+        </w:rPr>
+        <w:t xml:space="preserve"> </w:t>
+      </w:r>
+      <w:r>
+        <w:rPr>
+          <w:rStyle w:val="FunctionTok"/>
+        </w:rPr>
+        <w:t xml:space="preserve">filter</w:t>
+      </w:r>
+      <w:r>
+        <w:rPr>
+          <w:rStyle w:val="NormalTok"/>
+        </w:rPr>
+        <w:t xml:space="preserve">(sex </w:t>
+      </w:r>
+      <w:r>
+        <w:rPr>
+          <w:rStyle w:val="SpecialCharTok"/>
+        </w:rPr>
+        <w:t xml:space="preserve">==</w:t>
+      </w:r>
+      <w:r>
+        <w:rPr>
+          <w:rStyle w:val="NormalTok"/>
+        </w:rPr>
+        <w:t xml:space="preserve"> </w:t>
+      </w:r>
+      <w:r>
+        <w:rPr>
+          <w:rStyle w:val="StringTok"/>
+        </w:rPr>
+        <w:t xml:space="preserve">"female"</w:t>
+      </w:r>
+      <w:r>
+        <w:rPr>
+          <w:rStyle w:val="NormalTok"/>
+        </w:rPr>
+        <w:t xml:space="preserve">)</w:t>
+      </w:r>
+    </w:p>
+    <w:bookmarkEnd w:id="14"/>
+    <w:bookmarkStart w:id="15" w:name="what-filter-does-to-your-data-frame"/>
+    <w:p>
+      <w:pPr>
+        <w:pStyle w:val="Heading3"/>
+      </w:pPr>
+      <w:r>
+        <w:t xml:space="preserve">What</w:t>
+      </w:r>
+      <w:r>
+        <w:t xml:space="preserve"> </w:t>
+      </w:r>
+      <w:r>
+        <w:rPr>
+          <w:rStyle w:val="VerbatimChar"/>
+        </w:rPr>
+        <w:t xml:space="preserve">filter()</w:t>
+      </w:r>
+      <w:r>
+        <w:t xml:space="preserve"> </w:t>
+      </w:r>
+      <w:r>
+        <w:t xml:space="preserve">does to your data frame</w:t>
+      </w:r>
+    </w:p>
+    <w:p>
+      <w:pPr>
+        <w:pStyle w:val="FirstParagraph"/>
+      </w:pPr>
+      <w:r>
+        <w:rPr>
+          <w:rStyle w:val="VerbatimChar"/>
+        </w:rPr>
+        <w:t xml:space="preserve">filter()</w:t>
+      </w:r>
+      <w:r>
+        <w:t xml:space="preserve"> </w:t>
+      </w:r>
+      <w:r>
+        <w:t xml:space="preserve">never changes the columns or reorders rows — it only removes rows</w:t>
+      </w:r>
+      <w:r>
+        <w:t xml:space="preserve"> </w:t>
+      </w:r>
+      <w:r>
+        <w:t xml:space="preserve">that do not meet the condition. The original data frame is untouched; the</w:t>
+      </w:r>
+      <w:r>
+        <w:t xml:space="preserve"> </w:t>
+      </w:r>
+      <w:r>
+        <w:t xml:space="preserve">result is a new, smaller data frame.</w:t>
+      </w:r>
+    </w:p>
+    <w:p>
+      <w:pPr>
+        <w:pStyle w:val="BlockText"/>
+      </w:pPr>
+      <w:r>
+        <w:t xml:space="preserve">💡</w:t>
+      </w:r>
+      <w:r>
+        <w:t xml:space="preserve"> </w:t>
+      </w:r>
+      <w:r>
+        <w:rPr>
+          <w:b/>
+          <w:bCs/>
+        </w:rPr>
+        <w:t xml:space="preserve">Key idea:</w:t>
+      </w:r>
+      <w:r>
+        <w:t xml:space="preserve"> </w:t>
+      </w:r>
+      <w:r>
+        <w:rPr>
+          <w:rStyle w:val="VerbatimChar"/>
+        </w:rPr>
+        <w:t xml:space="preserve">filter()</w:t>
+      </w:r>
+      <w:r>
+        <w:t xml:space="preserve"> </w:t>
+      </w:r>
+      <w:r>
+        <w:t xml:space="preserve">returns a</w:t>
+      </w:r>
+      <w:r>
+        <w:t xml:space="preserve"> </w:t>
+      </w:r>
+      <w:r>
+        <w:rPr>
+          <w:b/>
+          <w:bCs/>
+        </w:rPr>
+        <w:t xml:space="preserve">new</w:t>
+      </w:r>
+      <w:r>
+        <w:t xml:space="preserve"> </w:t>
+      </w:r>
+      <w:r>
+        <w:t xml:space="preserve">data frame. The original</w:t>
+      </w:r>
+      <w:r>
+        <w:t xml:space="preserve"> </w:t>
+      </w:r>
+      <w:r>
+        <w:rPr>
+          <w:rStyle w:val="VerbatimChar"/>
+        </w:rPr>
+        <w:t xml:space="preserve">penguins</w:t>
+      </w:r>
+      <w:r>
+        <w:t xml:space="preserve"> </w:t>
+      </w:r>
+      <w:r>
+        <w:t xml:space="preserve">is unchanged unless you overwrite it with</w:t>
+      </w:r>
+      <w:r>
+        <w:t xml:space="preserve"> </w:t>
+      </w:r>
+      <w:r>
+        <w:rPr>
+          <w:rStyle w:val="VerbatimChar"/>
+        </w:rPr>
+        <w:t xml:space="preserve">&lt;-</w:t>
+      </w:r>
+      <w:r>
+        <w:t xml:space="preserve">. Always store the</w:t>
+      </w:r>
+      <w:r>
+        <w:t xml:space="preserve"> </w:t>
+      </w:r>
+      <w:r>
+        <w:t xml:space="preserve">result in a new, descriptively named object:</w:t>
+      </w:r>
+      <w:r>
+        <w:t xml:space="preserve"> </w:t>
+      </w:r>
+      <w:r>
+        <w:rPr>
+          <w:rStyle w:val="VerbatimChar"/>
+        </w:rPr>
+        <w:t xml:space="preserve">adelie &lt;- penguins |&gt; filter(species == "Adelie")</w:t>
+      </w:r>
+      <w:r>
+        <w:t xml:space="preserve">.</w:t>
+      </w:r>
+    </w:p>
+    <w:p>
+      <w:r>
+        <w:pict>
+          <v:rect style="width:0;height:1.5pt" o:hralign="center" o:hrstd="t" o:hr="t"/>
+        </w:pict>
+      </w:r>
+    </w:p>
+    <w:bookmarkEnd w:id="15"/>
+    <w:bookmarkEnd w:id="16"/>
+    <w:bookmarkStart w:id="23" w:name="filter-multiple-conditions"/>
+    <w:p>
+      <w:pPr>
+        <w:pStyle w:val="Heading1"/>
+      </w:pPr>
+      <w:r>
+        <w:t xml:space="preserve">4 ·</w:t>
+      </w:r>
+      <w:r>
+        <w:t xml:space="preserve"> </w:t>
+      </w:r>
+      <w:r>
+        <w:rPr>
+          <w:rStyle w:val="VerbatimChar"/>
+        </w:rPr>
+        <w:t xml:space="preserve">filter()</w:t>
+      </w:r>
+      <w:r>
+        <w:t xml:space="preserve"> </w:t>
+      </w:r>
+      <w:r>
+        <w:t xml:space="preserve">— multiple conditions</w:t>
+      </w:r>
+    </w:p>
+    <w:bookmarkStart w:id="17" w:name="and-both-conditions-must-be-true"/>
+    <w:p>
+      <w:pPr>
+        <w:pStyle w:val="Heading3"/>
+      </w:pPr>
+      <w:r>
+        <w:t xml:space="preserve">AND — both conditions must be true</w:t>
+      </w:r>
+    </w:p>
+    <w:p>
+      <w:pPr>
+        <w:pStyle w:val="FirstParagraph"/>
+      </w:pPr>
+      <w:r>
+        <w:t xml:space="preserve">Use</w:t>
+      </w:r>
+      <w:r>
+        <w:t xml:space="preserve"> </w:t>
+      </w:r>
+      <w:r>
+        <w:rPr>
+          <w:rStyle w:val="VerbatimChar"/>
+        </w:rPr>
+        <w:t xml:space="preserve">&amp;</w:t>
+      </w:r>
+      <w:r>
+        <w:t xml:space="preserve"> </w:t>
+      </w:r>
+      <w:r>
+        <w:t xml:space="preserve">or a comma (they are identical inside</w:t>
+      </w:r>
+      <w:r>
+        <w:t xml:space="preserve"> </w:t>
+      </w:r>
+      <w:r>
+        <w:rPr>
+          <w:rStyle w:val="VerbatimChar"/>
+        </w:rPr>
+        <w:t xml:space="preserve">filter()</w:t>
+      </w:r>
+      <w:r>
+        <w:t xml:space="preserve">):</w:t>
+      </w:r>
+    </w:p>
+    <w:p>
+      <w:pPr>
+        <w:pStyle w:val="SourceCode"/>
+      </w:pPr>
+      <w:r>
+        <w:rPr>
+          <w:rStyle w:val="CommentTok"/>
+        </w:rPr>
+        <w:t xml:space="preserve"># Adelie penguins heavier than 4000 g</w:t>
+      </w:r>
+      <w:r>
+        <w:br/>
+      </w:r>
+      <w:r>
+        <w:rPr>
+          <w:rStyle w:val="NormalTok"/>
+        </w:rPr>
+        <w:t xml:space="preserve">penguins </w:t>
+      </w:r>
+      <w:r>
+        <w:rPr>
+          <w:rStyle w:val="SpecialCharTok"/>
+        </w:rPr>
+        <w:t xml:space="preserve">|&gt;</w:t>
+      </w:r>
+      <w:r>
+        <w:rPr>
+          <w:rStyle w:val="NormalTok"/>
+        </w:rPr>
+        <w:t xml:space="preserve"> </w:t>
+      </w:r>
+      <w:r>
+        <w:rPr>
+          <w:rStyle w:val="FunctionTok"/>
+        </w:rPr>
+        <w:t xml:space="preserve">filter</w:t>
+      </w:r>
+      <w:r>
+        <w:rPr>
+          <w:rStyle w:val="NormalTok"/>
+        </w:rPr>
+        <w:t xml:space="preserve">(species </w:t>
+      </w:r>
+      <w:r>
+        <w:rPr>
+          <w:rStyle w:val="SpecialCharTok"/>
+        </w:rPr>
+        <w:t xml:space="preserve">==</w:t>
+      </w:r>
+      <w:r>
+        <w:rPr>
+          <w:rStyle w:val="NormalTok"/>
+        </w:rPr>
+        <w:t xml:space="preserve"> </w:t>
+      </w:r>
+      <w:r>
+        <w:rPr>
+          <w:rStyle w:val="StringTok"/>
+        </w:rPr>
+        <w:t xml:space="preserve">"Adelie"</w:t>
+      </w:r>
+      <w:r>
+        <w:rPr>
+          <w:rStyle w:val="NormalTok"/>
+        </w:rPr>
+        <w:t xml:space="preserve"> </w:t>
+      </w:r>
+      <w:r>
+        <w:rPr>
+          <w:rStyle w:val="SpecialCharTok"/>
+        </w:rPr>
+        <w:t xml:space="preserve">&amp;</w:t>
+      </w:r>
+      <w:r>
+        <w:rPr>
+          <w:rStyle w:val="NormalTok"/>
+        </w:rPr>
+        <w:t xml:space="preserve"> body_mass_g </w:t>
+      </w:r>
+      <w:r>
+        <w:rPr>
+          <w:rStyle w:val="SpecialCharTok"/>
+        </w:rPr>
+        <w:t xml:space="preserve">&gt;</w:t>
+      </w:r>
+      <w:r>
+        <w:rPr>
+          <w:rStyle w:val="NormalTok"/>
+        </w:rPr>
+        <w:t xml:space="preserve"> </w:t>
+      </w:r>
+      <w:r>
+        <w:rPr>
+          <w:rStyle w:val="DecValTok"/>
+        </w:rPr>
+        <w:t xml:space="preserve">4000</w:t>
+      </w:r>
+      <w:r>
+        <w:rPr>
+          <w:rStyle w:val="NormalTok"/>
+        </w:rPr>
+        <w:t xml:space="preserve">)</w:t>
+      </w:r>
+      <w:r>
+        <w:br/>
+      </w:r>
+      <w:r>
+        <w:rPr>
+          <w:rStyle w:val="NormalTok"/>
+        </w:rPr>
+        <w:t xml:space="preserve">penguins </w:t>
+      </w:r>
+      <w:r>
+        <w:rPr>
+          <w:rStyle w:val="SpecialCharTok"/>
+        </w:rPr>
+        <w:t xml:space="preserve">|&gt;</w:t>
+      </w:r>
+      <w:r>
+        <w:rPr>
+          <w:rStyle w:val="NormalTok"/>
+        </w:rPr>
+        <w:t xml:space="preserve"> </w:t>
+      </w:r>
+      <w:r>
+        <w:rPr>
+          <w:rStyle w:val="FunctionTok"/>
+        </w:rPr>
+        <w:t xml:space="preserve">filter</w:t>
+      </w:r>
+      <w:r>
+        <w:rPr>
+          <w:rStyle w:val="NormalTok"/>
+        </w:rPr>
+        <w:t xml:space="preserve">(species </w:t>
+      </w:r>
+      <w:r>
+        <w:rPr>
+          <w:rStyle w:val="SpecialCharTok"/>
+        </w:rPr>
+        <w:t xml:space="preserve">==</w:t>
+      </w:r>
+      <w:r>
+        <w:rPr>
+          <w:rStyle w:val="NormalTok"/>
+        </w:rPr>
+        <w:t xml:space="preserve"> </w:t>
+      </w:r>
+      <w:r>
+        <w:rPr>
+          <w:rStyle w:val="StringTok"/>
+        </w:rPr>
+        <w:t xml:space="preserve">"Adelie"</w:t>
+      </w:r>
+      <w:r>
+        <w:rPr>
+          <w:rStyle w:val="NormalTok"/>
+        </w:rPr>
+        <w:t xml:space="preserve">, body_mass_g </w:t>
+      </w:r>
+      <w:r>
+        <w:rPr>
+          <w:rStyle w:val="SpecialCharTok"/>
+        </w:rPr>
+        <w:t xml:space="preserve">&gt;</w:t>
+      </w:r>
+      <w:r>
+        <w:rPr>
+          <w:rStyle w:val="NormalTok"/>
+        </w:rPr>
+        <w:t xml:space="preserve"> </w:t>
+      </w:r>
+      <w:r>
+        <w:rPr>
+          <w:rStyle w:val="DecValTok"/>
+        </w:rPr>
+        <w:t xml:space="preserve">4000</w:t>
+      </w:r>
+      <w:r>
+        <w:rPr>
+          <w:rStyle w:val="NormalTok"/>
+        </w:rPr>
+        <w:t xml:space="preserve">)   </w:t>
+      </w:r>
+      <w:r>
+        <w:rPr>
+          <w:rStyle w:val="CommentTok"/>
+        </w:rPr>
+        <w:t xml:space="preserve"># same result</w:t>
+      </w:r>
+    </w:p>
+    <w:bookmarkEnd w:id="17"/>
+    <w:bookmarkStart w:id="18" w:name="or-at-least-one-condition-must-be-true"/>
+    <w:p>
+      <w:pPr>
+        <w:pStyle w:val="Heading3"/>
+      </w:pPr>
+      <w:r>
+        <w:t xml:space="preserve">OR — at least one condition must be true</w:t>
+      </w:r>
+    </w:p>
+    <w:p>
+      <w:pPr>
+        <w:pStyle w:val="FirstParagraph"/>
+      </w:pPr>
+      <w:r>
+        <w:t xml:space="preserve">Use</w:t>
+      </w:r>
+      <w:r>
+        <w:t xml:space="preserve"> </w:t>
+      </w:r>
+      <w:r>
+        <w:rPr>
+          <w:rStyle w:val="VerbatimChar"/>
+        </w:rPr>
+        <w:t xml:space="preserve">|</w:t>
+      </w:r>
+      <w:r>
+        <w:t xml:space="preserve">:</w:t>
+      </w:r>
+    </w:p>
+    <w:p>
+      <w:pPr>
+        <w:pStyle w:val="SourceCode"/>
+      </w:pPr>
+      <w:r>
+        <w:rPr>
+          <w:rStyle w:val="NormalTok"/>
+        </w:rPr>
+        <w:t xml:space="preserve">penguins </w:t>
+      </w:r>
+      <w:r>
+        <w:rPr>
+          <w:rStyle w:val="SpecialCharTok"/>
+        </w:rPr>
+        <w:t xml:space="preserve">|&gt;</w:t>
+      </w:r>
+      <w:r>
+        <w:rPr>
+          <w:rStyle w:val="NormalTok"/>
+        </w:rPr>
+        <w:t xml:space="preserve"> </w:t>
+      </w:r>
+      <w:r>
+        <w:rPr>
+          <w:rStyle w:val="FunctionTok"/>
+        </w:rPr>
+        <w:t xml:space="preserve">filter</w:t>
+      </w:r>
+      <w:r>
+        <w:rPr>
+          <w:rStyle w:val="NormalTok"/>
+        </w:rPr>
+        <w:t xml:space="preserve">(species </w:t>
+      </w:r>
+      <w:r>
+        <w:rPr>
+          <w:rStyle w:val="SpecialCharTok"/>
+        </w:rPr>
+        <w:t xml:space="preserve">==</w:t>
+      </w:r>
+      <w:r>
+        <w:rPr>
+          <w:rStyle w:val="NormalTok"/>
+        </w:rPr>
+        <w:t xml:space="preserve"> </w:t>
+      </w:r>
+      <w:r>
+        <w:rPr>
+          <w:rStyle w:val="StringTok"/>
+        </w:rPr>
+        <w:t xml:space="preserve">"Adelie"</w:t>
+      </w:r>
+      <w:r>
+        <w:rPr>
+          <w:rStyle w:val="NormalTok"/>
+        </w:rPr>
+        <w:t xml:space="preserve"> </w:t>
+      </w:r>
+      <w:r>
+        <w:rPr>
+          <w:rStyle w:val="SpecialCharTok"/>
+        </w:rPr>
+        <w:t xml:space="preserve">|</w:t>
+      </w:r>
+      <w:r>
+        <w:rPr>
+          <w:rStyle w:val="NormalTok"/>
+        </w:rPr>
+        <w:t xml:space="preserve"> species </w:t>
+      </w:r>
+      <w:r>
+        <w:rPr>
+          <w:rStyle w:val="SpecialCharTok"/>
+        </w:rPr>
+        <w:t xml:space="preserve">==</w:t>
+      </w:r>
+      <w:r>
+        <w:rPr>
+          <w:rStyle w:val="NormalTok"/>
+        </w:rPr>
+        <w:t xml:space="preserve"> </w:t>
+      </w:r>
+      <w:r>
+        <w:rPr>
+          <w:rStyle w:val="StringTok"/>
+        </w:rPr>
+        <w:t xml:space="preserve">"Chinstrap"</w:t>
+      </w:r>
+      <w:r>
+        <w:rPr>
+          <w:rStyle w:val="NormalTok"/>
+        </w:rPr>
+        <w:t xml:space="preserve">)</w:t>
+      </w:r>
+    </w:p>
+    <w:bookmarkEnd w:id="18"/>
+    <w:bookmarkStart w:id="19" w:name="in-match-any-value-in-a-list"/>
+    <w:p>
+      <w:pPr>
+        <w:pStyle w:val="Heading3"/>
+      </w:pPr>
+      <w:r>
+        <w:rPr>
+          <w:rStyle w:val="VerbatimChar"/>
+        </w:rPr>
+        <w:t xml:space="preserve">%in%</w:t>
+      </w:r>
+      <w:r>
+        <w:t xml:space="preserve"> </w:t>
+      </w:r>
+      <w:r>
+        <w:t xml:space="preserve">— match any value in a list</w:t>
+      </w:r>
+    </w:p>
+    <w:p>
+      <w:pPr>
+        <w:pStyle w:val="FirstParagraph"/>
+      </w:pPr>
+      <w:r>
+        <w:rPr>
+          <w:rStyle w:val="VerbatimChar"/>
+        </w:rPr>
+        <w:t xml:space="preserve">%in%</w:t>
+      </w:r>
+      <w:r>
+        <w:t xml:space="preserve"> </w:t>
+      </w:r>
+      <w:r>
+        <w:t xml:space="preserve">is cleaner than chaining</w:t>
+      </w:r>
+      <w:r>
+        <w:t xml:space="preserve"> </w:t>
+      </w:r>
+      <w:r>
+        <w:rPr>
+          <w:rStyle w:val="VerbatimChar"/>
+        </w:rPr>
+        <w:t xml:space="preserve">|</w:t>
+      </w:r>
+      <w:r>
+        <w:t xml:space="preserve"> </w:t>
+      </w:r>
+      <w:r>
+        <w:t xml:space="preserve">when you have several values to match:</w:t>
+      </w:r>
+    </w:p>
+    <w:p>
+      <w:pPr>
+        <w:pStyle w:val="SourceCode"/>
+      </w:pPr>
+      <w:r>
+        <w:rPr>
+          <w:rStyle w:val="CommentTok"/>
+        </w:rPr>
+        <w:t xml:space="preserve"># Two species</w:t>
+      </w:r>
+      <w:r>
+        <w:br/>
+      </w:r>
+      <w:r>
+        <w:rPr>
+          <w:rStyle w:val="NormalTok"/>
+        </w:rPr>
+        <w:t xml:space="preserve">penguins </w:t>
+      </w:r>
+      <w:r>
+        <w:rPr>
+          <w:rStyle w:val="SpecialCharTok"/>
+        </w:rPr>
+        <w:t xml:space="preserve">|&gt;</w:t>
+      </w:r>
+      <w:r>
+        <w:rPr>
+          <w:rStyle w:val="NormalTok"/>
+        </w:rPr>
+        <w:t xml:space="preserve"> </w:t>
+      </w:r>
+      <w:r>
+        <w:rPr>
+          <w:rStyle w:val="FunctionTok"/>
+        </w:rPr>
+        <w:t xml:space="preserve">filter</w:t>
+      </w:r>
+      <w:r>
+        <w:rPr>
+          <w:rStyle w:val="NormalTok"/>
+        </w:rPr>
+        <w:t xml:space="preserve">(species </w:t>
+      </w:r>
+      <w:r>
+        <w:rPr>
+          <w:rStyle w:val="SpecialCharTok"/>
+        </w:rPr>
+        <w:t xml:space="preserve">%in%</w:t>
+      </w:r>
+      <w:r>
+        <w:rPr>
+          <w:rStyle w:val="NormalTok"/>
+        </w:rPr>
+        <w:t xml:space="preserve"> </w:t>
+      </w:r>
+      <w:r>
+        <w:rPr>
+          <w:rStyle w:val="FunctionTok"/>
+        </w:rPr>
+        <w:t xml:space="preserve">c</w:t>
+      </w:r>
+      <w:r>
+        <w:rPr>
+          <w:rStyle w:val="NormalTok"/>
+        </w:rPr>
+        <w:t xml:space="preserve">(</w:t>
+      </w:r>
+      <w:r>
+        <w:rPr>
+          <w:rStyle w:val="StringTok"/>
+        </w:rPr>
+        <w:t xml:space="preserve">"Adelie"</w:t>
+      </w:r>
+      <w:r>
+        <w:rPr>
+          <w:rStyle w:val="NormalTok"/>
+        </w:rPr>
+        <w:t xml:space="preserve">, </w:t>
+      </w:r>
+      <w:r>
+        <w:rPr>
+          <w:rStyle w:val="StringTok"/>
+        </w:rPr>
+        <w:t xml:space="preserve">"Chinstrap"</w:t>
+      </w:r>
+      <w:r>
+        <w:rPr>
+          <w:rStyle w:val="NormalTok"/>
+        </w:rPr>
+        <w:t xml:space="preserve">))</w:t>
+      </w:r>
+      <w:r>
+        <w:br/>
+      </w:r>
+      <w:r>
+        <w:br/>
+      </w:r>
+      <w:r>
+        <w:rPr>
+          <w:rStyle w:val="CommentTok"/>
+        </w:rPr>
+        <w:t xml:space="preserve"># Same result as the | version above, but scales to any number of values</w:t>
+      </w:r>
+      <w:r>
+        <w:br/>
+      </w:r>
+      <w:r>
+        <w:rPr>
+          <w:rStyle w:val="NormalTok"/>
+        </w:rPr>
+        <w:t xml:space="preserve">penguins </w:t>
+      </w:r>
+      <w:r>
+        <w:rPr>
+          <w:rStyle w:val="SpecialCharTok"/>
+        </w:rPr>
+        <w:t xml:space="preserve">|&gt;</w:t>
+      </w:r>
+      <w:r>
+        <w:rPr>
+          <w:rStyle w:val="NormalTok"/>
+        </w:rPr>
+        <w:t xml:space="preserve"> </w:t>
+      </w:r>
+      <w:r>
+        <w:rPr>
+          <w:rStyle w:val="FunctionTok"/>
+        </w:rPr>
+        <w:t xml:space="preserve">filter</w:t>
+      </w:r>
+      <w:r>
+        <w:rPr>
+          <w:rStyle w:val="NormalTok"/>
+        </w:rPr>
+        <w:t xml:space="preserve">(island </w:t>
+      </w:r>
+      <w:r>
+        <w:rPr>
+          <w:rStyle w:val="SpecialCharTok"/>
+        </w:rPr>
+        <w:t xml:space="preserve">%in%</w:t>
+      </w:r>
+      <w:r>
+        <w:rPr>
+          <w:rStyle w:val="NormalTok"/>
+        </w:rPr>
+        <w:t xml:space="preserve"> </w:t>
+      </w:r>
+      <w:r>
+        <w:rPr>
+          <w:rStyle w:val="FunctionTok"/>
+        </w:rPr>
+        <w:t xml:space="preserve">c</w:t>
+      </w:r>
+      <w:r>
+        <w:rPr>
+          <w:rStyle w:val="NormalTok"/>
+        </w:rPr>
+        <w:t xml:space="preserve">(</w:t>
+      </w:r>
+      <w:r>
+        <w:rPr>
+          <w:rStyle w:val="StringTok"/>
+        </w:rPr>
+        <w:t xml:space="preserve">"Dream"</w:t>
+      </w:r>
+      <w:r>
+        <w:rPr>
+          <w:rStyle w:val="NormalTok"/>
+        </w:rPr>
+        <w:t xml:space="preserve">, </w:t>
+      </w:r>
+      <w:r>
+        <w:rPr>
+          <w:rStyle w:val="StringTok"/>
+        </w:rPr>
+        <w:t xml:space="preserve">"Biscoe"</w:t>
+      </w:r>
+      <w:r>
+        <w:rPr>
+          <w:rStyle w:val="NormalTok"/>
+        </w:rPr>
+        <w:t xml:space="preserve">))</w:t>
+      </w:r>
+    </w:p>
+    <w:bookmarkEnd w:id="19"/>
+    <w:bookmarkStart w:id="20" w:name="not-in-exclude-values"/>
+    <w:p>
+      <w:pPr>
+        <w:pStyle w:val="Heading3"/>
+      </w:pPr>
+      <w:r>
+        <w:t xml:space="preserve">NOT IN — exclude values</w:t>
+      </w:r>
+    </w:p>
+    <w:p>
+      <w:pPr>
+        <w:pStyle w:val="FirstParagraph"/>
+      </w:pPr>
+      <w:r>
+        <w:t xml:space="preserve">Put</w:t>
+      </w:r>
+      <w:r>
+        <w:t xml:space="preserve"> </w:t>
+      </w:r>
+      <w:r>
+        <w:rPr>
+          <w:rStyle w:val="VerbatimChar"/>
+        </w:rPr>
+        <w:t xml:space="preserve">!</w:t>
+      </w:r>
+      <w:r>
+        <w:t xml:space="preserve"> </w:t>
+      </w:r>
+      <w:r>
+        <w:t xml:space="preserve">in front of the whole</w:t>
+      </w:r>
+      <w:r>
+        <w:t xml:space="preserve"> </w:t>
+      </w:r>
+      <w:r>
+        <w:rPr>
+          <w:rStyle w:val="VerbatimChar"/>
+        </w:rPr>
+        <w:t xml:space="preserve">%in%</w:t>
+      </w:r>
+      <w:r>
+        <w:t xml:space="preserve"> </w:t>
+      </w:r>
+      <w:r>
+        <w:t xml:space="preserve">expression:</w:t>
+      </w:r>
+    </w:p>
+    <w:p>
+      <w:pPr>
+        <w:pStyle w:val="SourceCode"/>
+      </w:pPr>
+      <w:r>
+        <w:rPr>
+          <w:rStyle w:val="NormalTok"/>
+        </w:rPr>
+        <w:t xml:space="preserve">penguins </w:t>
+      </w:r>
+      <w:r>
+        <w:rPr>
+          <w:rStyle w:val="SpecialCharTok"/>
+        </w:rPr>
+        <w:t xml:space="preserve">|&gt;</w:t>
+      </w:r>
+      <w:r>
+        <w:rPr>
+          <w:rStyle w:val="NormalTok"/>
+        </w:rPr>
+        <w:t xml:space="preserve"> </w:t>
+      </w:r>
+      <w:r>
+        <w:rPr>
+          <w:rStyle w:val="FunctionTok"/>
+        </w:rPr>
+        <w:t xml:space="preserve">filter</w:t>
+      </w:r>
+      <w:r>
+        <w:rPr>
+          <w:rStyle w:val="NormalTok"/>
+        </w:rPr>
+        <w:t xml:space="preserve">(</w:t>
+      </w:r>
+      <w:r>
+        <w:rPr>
+          <w:rStyle w:val="SpecialCharTok"/>
+        </w:rPr>
+        <w:t xml:space="preserve">!</w:t>
+      </w:r>
+      <w:r>
+        <w:rPr>
+          <w:rStyle w:val="NormalTok"/>
+        </w:rPr>
+        <w:t xml:space="preserve">species </w:t>
+      </w:r>
+      <w:r>
+        <w:rPr>
+          <w:rStyle w:val="SpecialCharTok"/>
+        </w:rPr>
+        <w:t xml:space="preserve">%in%</w:t>
+      </w:r>
+      <w:r>
+        <w:rPr>
+          <w:rStyle w:val="NormalTok"/>
+        </w:rPr>
+        <w:t xml:space="preserve"> </w:t>
+      </w:r>
+      <w:r>
+        <w:rPr>
+          <w:rStyle w:val="FunctionTok"/>
+        </w:rPr>
+        <w:t xml:space="preserve">c</w:t>
+      </w:r>
+      <w:r>
+        <w:rPr>
+          <w:rStyle w:val="NormalTok"/>
+        </w:rPr>
+        <w:t xml:space="preserve">(</w:t>
+      </w:r>
+      <w:r>
+        <w:rPr>
+          <w:rStyle w:val="StringTok"/>
+        </w:rPr>
+        <w:t xml:space="preserve">"Adelie"</w:t>
+      </w:r>
+      <w:r>
+        <w:rPr>
+          <w:rStyle w:val="NormalTok"/>
+        </w:rPr>
+        <w:t xml:space="preserve">, </w:t>
+      </w:r>
+      <w:r>
+        <w:rPr>
+          <w:rStyle w:val="StringTok"/>
+        </w:rPr>
+        <w:t xml:space="preserve">"Chinstrap"</w:t>
+      </w:r>
+      <w:r>
+        <w:rPr>
+          <w:rStyle w:val="NormalTok"/>
+        </w:rPr>
+        <w:t xml:space="preserve">))</w:t>
+      </w:r>
+    </w:p>
+    <w:p>
+      <w:pPr>
+        <w:pStyle w:val="BlockText"/>
+      </w:pPr>
+      <w:r>
+        <w:t xml:space="preserve">⚠️</w:t>
+      </w:r>
+      <w:r>
+        <w:t xml:space="preserve"> </w:t>
+      </w:r>
+      <w:r>
+        <w:rPr>
+          <w:b/>
+          <w:bCs/>
+        </w:rPr>
+        <w:t xml:space="preserve">Watch out!</w:t>
+      </w:r>
+      <w:r>
+        <w:t xml:space="preserve"> </w:t>
+      </w:r>
+      <w:r>
+        <w:rPr>
+          <w:rStyle w:val="VerbatimChar"/>
+        </w:rPr>
+        <w:t xml:space="preserve">!</w:t>
+      </w:r>
+      <w:r>
+        <w:t xml:space="preserve"> </w:t>
+      </w:r>
+      <w:r>
+        <w:t xml:space="preserve">negates the entire expression.</w:t>
+      </w:r>
+      <w:r>
+        <w:t xml:space="preserve"> </w:t>
+      </w:r>
+      <w:r>
+        <w:rPr>
+          <w:rStyle w:val="VerbatimChar"/>
+        </w:rPr>
+        <w:t xml:space="preserve">!species %in% c(...)</w:t>
+      </w:r>
+      <w:r>
+        <w:t xml:space="preserve"> </w:t>
+      </w:r>
+      <w:r>
+        <w:t xml:space="preserve">means</w:t>
+      </w:r>
+      <w:r>
+        <w:t xml:space="preserve"> </w:t>
+      </w:r>
+      <w:r>
+        <w:t xml:space="preserve">“species is NOT in this list.”</w:t>
+      </w:r>
+      <w:r>
+        <w:t xml:space="preserve"> </w:t>
+      </w:r>
+      <w:r>
+        <w:t xml:space="preserve">Do not confuse it with</w:t>
+      </w:r>
+      <w:r>
+        <w:t xml:space="preserve"> </w:t>
+      </w:r>
+      <w:r>
+        <w:rPr>
+          <w:rStyle w:val="VerbatimChar"/>
+        </w:rPr>
+        <w:t xml:space="preserve">!=</w:t>
+      </w:r>
+      <w:r>
+        <w:t xml:space="preserve">, which only</w:t>
+      </w:r>
+      <w:r>
+        <w:t xml:space="preserve"> </w:t>
+      </w:r>
+      <w:r>
+        <w:t xml:space="preserve">tests one value at a time.</w:t>
+      </w:r>
+    </w:p>
+    <w:bookmarkEnd w:id="20"/>
+    <w:bookmarkStart w:id="21" w:name="range-between-two-values"/>
+    <w:p>
+      <w:pPr>
+        <w:pStyle w:val="Heading3"/>
+      </w:pPr>
+      <w:r>
+        <w:t xml:space="preserve">Range — between two values</w:t>
+      </w:r>
+    </w:p>
+    <w:p>
+      <w:pPr>
+        <w:pStyle w:val="SourceCode"/>
+      </w:pPr>
+      <w:r>
+        <w:rPr>
+          <w:rStyle w:val="CommentTok"/>
+        </w:rPr>
+        <w:t xml:space="preserve"># Both of these keep rows where body mass is between 3500 and 4500 g</w:t>
+      </w:r>
+      <w:r>
+        <w:br/>
+      </w:r>
+      <w:r>
+        <w:rPr>
+          <w:rStyle w:val="NormalTok"/>
+        </w:rPr>
+        <w:t xml:space="preserve">penguins </w:t>
+      </w:r>
+      <w:r>
+        <w:rPr>
+          <w:rStyle w:val="SpecialCharTok"/>
+        </w:rPr>
+        <w:t xml:space="preserve">|&gt;</w:t>
+      </w:r>
+      <w:r>
+        <w:rPr>
+          <w:rStyle w:val="NormalTok"/>
+        </w:rPr>
+        <w:t xml:space="preserve"> </w:t>
+      </w:r>
+      <w:r>
+        <w:rPr>
+          <w:rStyle w:val="FunctionTok"/>
+        </w:rPr>
+        <w:t xml:space="preserve">filter</w:t>
+      </w:r>
+      <w:r>
+        <w:rPr>
+          <w:rStyle w:val="NormalTok"/>
+        </w:rPr>
+        <w:t xml:space="preserve">(body_mass_g </w:t>
+      </w:r>
+      <w:r>
+        <w:rPr>
+          <w:rStyle w:val="SpecialCharTok"/>
+        </w:rPr>
+        <w:t xml:space="preserve">&gt;=</w:t>
+      </w:r>
+      <w:r>
+        <w:rPr>
+          <w:rStyle w:val="NormalTok"/>
+        </w:rPr>
+        <w:t xml:space="preserve"> </w:t>
+      </w:r>
+      <w:r>
+        <w:rPr>
+          <w:rStyle w:val="DecValTok"/>
+        </w:rPr>
+        <w:t xml:space="preserve">3500</w:t>
+      </w:r>
+      <w:r>
+        <w:rPr>
+          <w:rStyle w:val="NormalTok"/>
+        </w:rPr>
+        <w:t xml:space="preserve"> </w:t>
+      </w:r>
+      <w:r>
+        <w:rPr>
+          <w:rStyle w:val="SpecialCharTok"/>
+        </w:rPr>
+        <w:t xml:space="preserve">&amp;</w:t>
+      </w:r>
+      <w:r>
+        <w:rPr>
+          <w:rStyle w:val="NormalTok"/>
+        </w:rPr>
+        <w:t xml:space="preserve"> body_mass_g </w:t>
+      </w:r>
+      <w:r>
+        <w:rPr>
+          <w:rStyle w:val="SpecialCharTok"/>
+        </w:rPr>
+        <w:t xml:space="preserve">&lt;=</w:t>
+      </w:r>
+      <w:r>
+        <w:rPr>
+          <w:rStyle w:val="NormalTok"/>
+        </w:rPr>
+        <w:t xml:space="preserve"> </w:t>
+      </w:r>
+      <w:r>
+        <w:rPr>
+          <w:rStyle w:val="DecValTok"/>
+        </w:rPr>
+        <w:t xml:space="preserve">4500</w:t>
+      </w:r>
+      <w:r>
+        <w:rPr>
+          <w:rStyle w:val="NormalTok"/>
+        </w:rPr>
+        <w:t xml:space="preserve">)</w:t>
+      </w:r>
+      <w:r>
+        <w:br/>
+      </w:r>
+      <w:r>
+        <w:rPr>
+          <w:rStyle w:val="NormalTok"/>
+        </w:rPr>
+        <w:t xml:space="preserve">penguins </w:t>
+      </w:r>
+      <w:r>
+        <w:rPr>
+          <w:rStyle w:val="SpecialCharTok"/>
+        </w:rPr>
+        <w:t xml:space="preserve">|&gt;</w:t>
+      </w:r>
+      <w:r>
+        <w:rPr>
+          <w:rStyle w:val="NormalTok"/>
+        </w:rPr>
+        <w:t xml:space="preserve"> </w:t>
+      </w:r>
+      <w:r>
+        <w:rPr>
+          <w:rStyle w:val="FunctionTok"/>
+        </w:rPr>
+        <w:t xml:space="preserve">filter</w:t>
+      </w:r>
+      <w:r>
+        <w:rPr>
+          <w:rStyle w:val="NormalTok"/>
+        </w:rPr>
+        <w:t xml:space="preserve">(</w:t>
+      </w:r>
+      <w:r>
+        <w:rPr>
+          <w:rStyle w:val="FunctionTok"/>
+        </w:rPr>
+        <w:t xml:space="preserve">between</w:t>
+      </w:r>
+      <w:r>
+        <w:rPr>
+          <w:rStyle w:val="NormalTok"/>
+        </w:rPr>
+        <w:t xml:space="preserve">(body_mass_g, </w:t>
+      </w:r>
+      <w:r>
+        <w:rPr>
+          <w:rStyle w:val="DecValTok"/>
+        </w:rPr>
+        <w:t xml:space="preserve">3500</w:t>
+      </w:r>
+      <w:r>
+        <w:rPr>
+          <w:rStyle w:val="NormalTok"/>
+        </w:rPr>
+        <w:t xml:space="preserve">, </w:t>
+      </w:r>
+      <w:r>
+        <w:rPr>
+          <w:rStyle w:val="DecValTok"/>
+        </w:rPr>
+        <w:t xml:space="preserve">4500</w:t>
+      </w:r>
+      <w:r>
+        <w:rPr>
+          <w:rStyle w:val="NormalTok"/>
+        </w:rPr>
+        <w:t xml:space="preserve">))   </w:t>
+      </w:r>
+      <w:r>
+        <w:rPr>
+          <w:rStyle w:val="CommentTok"/>
+        </w:rPr>
+        <w:t xml:space="preserve"># cleaner</w:t>
+      </w:r>
+    </w:p>
+    <w:bookmarkEnd w:id="21"/>
+    <w:bookmarkStart w:id="22" w:name="combining-and-and-or-use-parentheses"/>
+    <w:p>
+      <w:pPr>
+        <w:pStyle w:val="Heading3"/>
+      </w:pPr>
+      <w:r>
+        <w:t xml:space="preserve">Combining AND and OR — use parentheses</w:t>
+      </w:r>
+    </w:p>
+    <w:p>
+      <w:pPr>
+        <w:pStyle w:val="FirstParagraph"/>
+      </w:pPr>
+      <w:r>
+        <w:t xml:space="preserve">When mixing</w:t>
+      </w:r>
+      <w:r>
+        <w:t xml:space="preserve"> </w:t>
+      </w:r>
+      <w:r>
+        <w:rPr>
+          <w:rStyle w:val="VerbatimChar"/>
+        </w:rPr>
+        <w:t xml:space="preserve">&amp;</w:t>
+      </w:r>
+      <w:r>
+        <w:t xml:space="preserve"> </w:t>
+      </w:r>
+      <w:r>
+        <w:t xml:space="preserve">and</w:t>
+      </w:r>
+      <w:r>
+        <w:t xml:space="preserve"> </w:t>
+      </w:r>
+      <w:r>
+        <w:rPr>
+          <w:rStyle w:val="VerbatimChar"/>
+        </w:rPr>
+        <w:t xml:space="preserve">|</w:t>
+      </w:r>
+      <w:r>
+        <w:t xml:space="preserve">, parentheses make the logic explicit and avoid</w:t>
+      </w:r>
+      <w:r>
+        <w:t xml:space="preserve"> </w:t>
+      </w:r>
+      <w:r>
+        <w:t xml:space="preserve">operator-precedence surprises:</w:t>
+      </w:r>
+    </w:p>
+    <w:p>
+      <w:pPr>
+        <w:pStyle w:val="SourceCode"/>
+      </w:pPr>
+      <w:r>
+        <w:rPr>
+          <w:rStyle w:val="NormalTok"/>
+        </w:rPr>
+        <w:t xml:space="preserve">penguins </w:t>
+      </w:r>
+      <w:r>
+        <w:rPr>
+          <w:rStyle w:val="SpecialCharTok"/>
+        </w:rPr>
+        <w:t xml:space="preserve">|&gt;</w:t>
+      </w:r>
+      <w:r>
+        <w:rPr>
+          <w:rStyle w:val="NormalTok"/>
+        </w:rPr>
+        <w:t xml:space="preserve"> </w:t>
+      </w:r>
+      <w:r>
+        <w:rPr>
+          <w:rStyle w:val="FunctionTok"/>
+        </w:rPr>
+        <w:t xml:space="preserve">filter</w:t>
+      </w:r>
+      <w:r>
+        <w:rPr>
+          <w:rStyle w:val="NormalTok"/>
+        </w:rPr>
+        <w:t xml:space="preserve">(</w:t>
+      </w:r>
+      <w:r>
+        <w:br/>
+      </w:r>
+      <w:r>
+        <w:rPr>
+          <w:rStyle w:val="NormalTok"/>
+        </w:rPr>
+        <w:t xml:space="preserve">  (species </w:t>
+      </w:r>
+      <w:r>
+        <w:rPr>
+          <w:rStyle w:val="SpecialCharTok"/>
+        </w:rPr>
+        <w:t xml:space="preserve">==</w:t>
+      </w:r>
+      <w:r>
+        <w:rPr>
+          <w:rStyle w:val="NormalTok"/>
+        </w:rPr>
+        <w:t xml:space="preserve"> </w:t>
+      </w:r>
+      <w:r>
+        <w:rPr>
+          <w:rStyle w:val="StringTok"/>
+        </w:rPr>
+        <w:t xml:space="preserve">"Gentoo"</w:t>
+      </w:r>
+      <w:r>
+        <w:rPr>
+          <w:rStyle w:val="NormalTok"/>
+        </w:rPr>
+        <w:t xml:space="preserve"> </w:t>
+      </w:r>
+      <w:r>
+        <w:rPr>
+          <w:rStyle w:val="SpecialCharTok"/>
+        </w:rPr>
+        <w:t xml:space="preserve">|</w:t>
+      </w:r>
+      <w:r>
+        <w:rPr>
+          <w:rStyle w:val="NormalTok"/>
+        </w:rPr>
+        <w:t xml:space="preserve"> species </w:t>
+      </w:r>
+      <w:r>
+        <w:rPr>
+          <w:rStyle w:val="SpecialCharTok"/>
+        </w:rPr>
+        <w:t xml:space="preserve">==</w:t>
+      </w:r>
+      <w:r>
+        <w:rPr>
+          <w:rStyle w:val="NormalTok"/>
+        </w:rPr>
+        <w:t xml:space="preserve"> </w:t>
+      </w:r>
+      <w:r>
+        <w:rPr>
+          <w:rStyle w:val="StringTok"/>
+        </w:rPr>
+        <w:t xml:space="preserve">"Chinstrap"</w:t>
+      </w:r>
+      <w:r>
+        <w:rPr>
+          <w:rStyle w:val="NormalTok"/>
+        </w:rPr>
+        <w:t xml:space="preserve">) </w:t>
+      </w:r>
+      <w:r>
+        <w:rPr>
+          <w:rStyle w:val="SpecialCharTok"/>
+        </w:rPr>
+        <w:t xml:space="preserve">&amp;</w:t>
+      </w:r>
+      <w:r>
+        <w:rPr>
+          <w:rStyle w:val="NormalTok"/>
+        </w:rPr>
+        <w:t xml:space="preserve"> body_mass_g </w:t>
+      </w:r>
+      <w:r>
+        <w:rPr>
+          <w:rStyle w:val="SpecialCharTok"/>
+        </w:rPr>
+        <w:t xml:space="preserve">&gt;</w:t>
+      </w:r>
+      <w:r>
+        <w:rPr>
+          <w:rStyle w:val="NormalTok"/>
+        </w:rPr>
+        <w:t xml:space="preserve"> </w:t>
+      </w:r>
+      <w:r>
+        <w:rPr>
+          <w:rStyle w:val="DecValTok"/>
+        </w:rPr>
+        <w:t xml:space="preserve">4000</w:t>
+      </w:r>
+      <w:r>
+        <w:br/>
+      </w:r>
+      <w:r>
+        <w:rPr>
+          <w:rStyle w:val="NormalTok"/>
+        </w:rPr>
+        <w:t xml:space="preserve">)</w:t>
+      </w:r>
+    </w:p>
+    <w:p>
+      <w:pPr>
+        <w:pStyle w:val="BlockText"/>
+      </w:pPr>
+      <w:r>
+        <w:t xml:space="preserve">⚠️</w:t>
+      </w:r>
+      <w:r>
+        <w:t xml:space="preserve"> </w:t>
+      </w:r>
+      <w:r>
+        <w:rPr>
+          <w:b/>
+          <w:bCs/>
+        </w:rPr>
+        <w:t xml:space="preserve">Watch out!</w:t>
+      </w:r>
+      <w:r>
+        <w:t xml:space="preserve"> </w:t>
+      </w:r>
+      <w:r>
+        <w:rPr>
+          <w:rStyle w:val="VerbatimChar"/>
+        </w:rPr>
+        <w:t xml:space="preserve">&amp;</w:t>
+      </w:r>
+      <w:r>
+        <w:t xml:space="preserve"> </w:t>
+      </w:r>
+      <w:r>
+        <w:t xml:space="preserve">binds more tightly than</w:t>
+      </w:r>
+      <w:r>
+        <w:t xml:space="preserve"> </w:t>
+      </w:r>
+      <w:r>
+        <w:rPr>
+          <w:rStyle w:val="VerbatimChar"/>
+        </w:rPr>
+        <w:t xml:space="preserve">|</w:t>
+      </w:r>
+      <w:r>
+        <w:t xml:space="preserve"> </w:t>
+      </w:r>
+      <w:r>
+        <w:t xml:space="preserve">in R, just like</w:t>
+      </w:r>
+      <w:r>
+        <w:t xml:space="preserve"> </w:t>
+      </w:r>
+      <w:r>
+        <w:t xml:space="preserve">multiplication binds more tightly than addition in arithmetic. When in doubt,</w:t>
+      </w:r>
+      <w:r>
+        <w:t xml:space="preserve"> </w:t>
+      </w:r>
+      <w:r>
+        <w:t xml:space="preserve">add parentheses — they cost nothing and make intent clear.</w:t>
+      </w:r>
+    </w:p>
+    <w:p>
+      <w:r>
+        <w:pict>
+          <v:rect style="width:0;height:1.5pt" o:hralign="center" o:hrstd="t" o:hr="t"/>
+        </w:pict>
+      </w:r>
+    </w:p>
+    <w:bookmarkEnd w:id="22"/>
+    <w:bookmarkEnd w:id="23"/>
+    <w:bookmarkStart w:id="25" w:name="filter-handling-missing-values"/>
+    <w:p>
+      <w:pPr>
+        <w:pStyle w:val="Heading1"/>
+      </w:pPr>
+      <w:r>
+        <w:t xml:space="preserve">5 ·</w:t>
+      </w:r>
+      <w:r>
+        <w:t xml:space="preserve"> </w:t>
+      </w:r>
+      <w:r>
+        <w:rPr>
+          <w:rStyle w:val="VerbatimChar"/>
+        </w:rPr>
+        <w:t xml:space="preserve">filter()</w:t>
+      </w:r>
+      <w:r>
+        <w:t xml:space="preserve"> </w:t>
+      </w:r>
+      <w:r>
+        <w:t xml:space="preserve">— handling missing values</w:t>
+      </w:r>
+    </w:p>
+    <w:p>
+      <w:pPr>
+        <w:pStyle w:val="FirstParagraph"/>
+      </w:pPr>
+      <w:r>
+        <w:t xml:space="preserve">Missing values (</w:t>
+      </w:r>
+      <w:r>
+        <w:rPr>
+          <w:rStyle w:val="VerbatimChar"/>
+        </w:rPr>
+        <w:t xml:space="preserve">NA</w:t>
+      </w:r>
+      <w:r>
+        <w:t xml:space="preserve">) need their own function. You</w:t>
+      </w:r>
+      <w:r>
+        <w:t xml:space="preserve"> </w:t>
+      </w:r>
+      <w:r>
+        <w:rPr>
+          <w:b/>
+          <w:bCs/>
+        </w:rPr>
+        <w:t xml:space="preserve">cannot</w:t>
+      </w:r>
+      <w:r>
+        <w:t xml:space="preserve"> </w:t>
+      </w:r>
+      <w:r>
+        <w:t xml:space="preserve">test for them</w:t>
+      </w:r>
+      <w:r>
+        <w:t xml:space="preserve"> </w:t>
+      </w:r>
+      <w:r>
+        <w:t xml:space="preserve">with</w:t>
+      </w:r>
+      <w:r>
+        <w:t xml:space="preserve"> </w:t>
+      </w:r>
+      <w:r>
+        <w:rPr>
+          <w:rStyle w:val="VerbatimChar"/>
+        </w:rPr>
+        <w:t xml:space="preserve">==</w:t>
+      </w:r>
+      <w:r>
+        <w:t xml:space="preserve">.</w:t>
+      </w:r>
+    </w:p>
+    <w:p>
+      <w:pPr>
+        <w:pStyle w:val="SourceCode"/>
+      </w:pPr>
+      <w:r>
+        <w:rPr>
+          <w:rStyle w:val="CommentTok"/>
+        </w:rPr>
+        <w:t xml:space="preserve"># ❌  This does NOT work — always returns FALSE, not TRUE for NA rows</w:t>
+      </w:r>
+      <w:r>
+        <w:br/>
+      </w:r>
+      <w:r>
+        <w:rPr>
+          <w:rStyle w:val="NormalTok"/>
+        </w:rPr>
+        <w:t xml:space="preserve">penguins </w:t>
+      </w:r>
+      <w:r>
+        <w:rPr>
+          <w:rStyle w:val="SpecialCharTok"/>
+        </w:rPr>
+        <w:t xml:space="preserve">|&gt;</w:t>
+      </w:r>
+      <w:r>
+        <w:rPr>
+          <w:rStyle w:val="NormalTok"/>
+        </w:rPr>
+        <w:t xml:space="preserve"> </w:t>
+      </w:r>
+      <w:r>
+        <w:rPr>
+          <w:rStyle w:val="FunctionTok"/>
+        </w:rPr>
+        <w:t xml:space="preserve">filter</w:t>
+      </w:r>
+      <w:r>
+        <w:rPr>
+          <w:rStyle w:val="NormalTok"/>
+        </w:rPr>
+        <w:t xml:space="preserve">(sex </w:t>
+      </w:r>
+      <w:r>
+        <w:rPr>
+          <w:rStyle w:val="SpecialCharTok"/>
+        </w:rPr>
+        <w:t xml:space="preserve">==</w:t>
+      </w:r>
+      <w:r>
+        <w:rPr>
+          <w:rStyle w:val="NormalTok"/>
+        </w:rPr>
+        <w:t xml:space="preserve"> </w:t>
+      </w:r>
+      <w:r>
+        <w:rPr>
+          <w:rStyle w:val="ConstantTok"/>
+        </w:rPr>
+        <w:t xml:space="preserve">NA</w:t>
+      </w:r>
+      <w:r>
+        <w:rPr>
+          <w:rStyle w:val="NormalTok"/>
+        </w:rPr>
+        <w:t xml:space="preserve">)</w:t>
+      </w:r>
+      <w:r>
+        <w:br/>
+      </w:r>
+      <w:r>
+        <w:br/>
+      </w:r>
+      <w:r>
+        <w:rPr>
+          <w:rStyle w:val="CommentTok"/>
+        </w:rPr>
+        <w:t xml:space="preserve"># ✅  Use is.na() instead</w:t>
+      </w:r>
+      <w:r>
+        <w:br/>
+      </w:r>
+      <w:r>
+        <w:rPr>
+          <w:rStyle w:val="NormalTok"/>
+        </w:rPr>
+        <w:t xml:space="preserve">penguins </w:t>
+      </w:r>
+      <w:r>
+        <w:rPr>
+          <w:rStyle w:val="SpecialCharTok"/>
+        </w:rPr>
+        <w:t xml:space="preserve">|&gt;</w:t>
+      </w:r>
+      <w:r>
+        <w:rPr>
+          <w:rStyle w:val="NormalTok"/>
+        </w:rPr>
+        <w:t xml:space="preserve"> </w:t>
+      </w:r>
+      <w:r>
+        <w:rPr>
+          <w:rStyle w:val="FunctionTok"/>
+        </w:rPr>
+        <w:t xml:space="preserve">filter</w:t>
+      </w:r>
+      <w:r>
+        <w:rPr>
+          <w:rStyle w:val="NormalTok"/>
+        </w:rPr>
+        <w:t xml:space="preserve">(</w:t>
+      </w:r>
+      <w:r>
+        <w:rPr>
+          <w:rStyle w:val="FunctionTok"/>
+        </w:rPr>
+        <w:t xml:space="preserve">is.na</w:t>
+      </w:r>
+      <w:r>
+        <w:rPr>
+          <w:rStyle w:val="NormalTok"/>
+        </w:rPr>
+        <w:t xml:space="preserve">(sex))       </w:t>
+      </w:r>
+      <w:r>
+        <w:rPr>
+          <w:rStyle w:val="CommentTok"/>
+        </w:rPr>
+        <w:t xml:space="preserve"># rows where sex IS missing</w:t>
+      </w:r>
+      <w:r>
+        <w:br/>
+      </w:r>
+      <w:r>
+        <w:rPr>
+          <w:rStyle w:val="NormalTok"/>
+        </w:rPr>
+        <w:t xml:space="preserve">penguins </w:t>
+      </w:r>
+      <w:r>
+        <w:rPr>
+          <w:rStyle w:val="SpecialCharTok"/>
+        </w:rPr>
+        <w:t xml:space="preserve">|&gt;</w:t>
+      </w:r>
+      <w:r>
+        <w:rPr>
+          <w:rStyle w:val="NormalTok"/>
+        </w:rPr>
+        <w:t xml:space="preserve"> </w:t>
+      </w:r>
+      <w:r>
+        <w:rPr>
+          <w:rStyle w:val="FunctionTok"/>
+        </w:rPr>
+        <w:t xml:space="preserve">filter</w:t>
+      </w:r>
+      <w:r>
+        <w:rPr>
+          <w:rStyle w:val="NormalTok"/>
+        </w:rPr>
+        <w:t xml:space="preserve">(</w:t>
+      </w:r>
+      <w:r>
+        <w:rPr>
+          <w:rStyle w:val="SpecialCharTok"/>
+        </w:rPr>
+        <w:t xml:space="preserve">!</w:t>
+      </w:r>
+      <w:r>
+        <w:rPr>
+          <w:rStyle w:val="FunctionTok"/>
+        </w:rPr>
+        <w:t xml:space="preserve">is.na</w:t>
+      </w:r>
+      <w:r>
+        <w:rPr>
+          <w:rStyle w:val="NormalTok"/>
+        </w:rPr>
+        <w:t xml:space="preserve">(sex))      </w:t>
+      </w:r>
+      <w:r>
+        <w:rPr>
+          <w:rStyle w:val="CommentTok"/>
+        </w:rPr>
+        <w:t xml:space="preserve"># rows where sex is NOT missing</w:t>
+      </w:r>
+    </w:p>
+    <w:p>
+      <w:pPr>
+        <w:pStyle w:val="BlockText"/>
+      </w:pPr>
+      <w:r>
+        <w:t xml:space="preserve">⚠️</w:t>
+      </w:r>
+      <w:r>
+        <w:t xml:space="preserve"> </w:t>
+      </w:r>
+      <w:r>
+        <w:rPr>
+          <w:b/>
+          <w:bCs/>
+        </w:rPr>
+        <w:t xml:space="preserve">Watch out!</w:t>
+      </w:r>
+      <w:r>
+        <w:t xml:space="preserve"> </w:t>
+      </w:r>
+      <w:r>
+        <w:t xml:space="preserve">In R,</w:t>
+      </w:r>
+      <w:r>
+        <w:t xml:space="preserve"> </w:t>
+      </w:r>
+      <w:r>
+        <w:rPr>
+          <w:rStyle w:val="VerbatimChar"/>
+        </w:rPr>
+        <w:t xml:space="preserve">NA == NA</w:t>
+      </w:r>
+      <w:r>
+        <w:t xml:space="preserve"> </w:t>
+      </w:r>
+      <w:r>
+        <w:t xml:space="preserve">returns</w:t>
+      </w:r>
+      <w:r>
+        <w:t xml:space="preserve"> </w:t>
+      </w:r>
+      <w:r>
+        <w:rPr>
+          <w:rStyle w:val="VerbatimChar"/>
+        </w:rPr>
+        <w:t xml:space="preserve">NA</w:t>
+      </w:r>
+      <w:r>
+        <w:t xml:space="preserve">, not</w:t>
+      </w:r>
+      <w:r>
+        <w:t xml:space="preserve"> </w:t>
+      </w:r>
+      <w:r>
+        <w:rPr>
+          <w:rStyle w:val="VerbatimChar"/>
+        </w:rPr>
+        <w:t xml:space="preserve">TRUE</w:t>
+      </w:r>
+      <w:r>
+        <w:t xml:space="preserve">. This is</w:t>
+      </w:r>
+      <w:r>
+        <w:t xml:space="preserve"> </w:t>
+      </w:r>
+      <w:r>
+        <w:t xml:space="preserve">intentional — a missing value is unknown, so comparing two unknowns gives</w:t>
+      </w:r>
+      <w:r>
+        <w:t xml:space="preserve"> </w:t>
+      </w:r>
+      <w:r>
+        <w:t xml:space="preserve">an unknown result.</w:t>
+      </w:r>
+      <w:r>
+        <w:t xml:space="preserve"> </w:t>
+      </w:r>
+      <w:r>
+        <w:rPr>
+          <w:rStyle w:val="VerbatimChar"/>
+        </w:rPr>
+        <w:t xml:space="preserve">is.na()</w:t>
+      </w:r>
+      <w:r>
+        <w:t xml:space="preserve"> </w:t>
+      </w:r>
+      <w:r>
+        <w:t xml:space="preserve">is the only reliable way to find missing values.</w:t>
+      </w:r>
+    </w:p>
+    <w:bookmarkStart w:id="24" w:name="drop-rows-with-missing-values"/>
+    <w:p>
+      <w:pPr>
+        <w:pStyle w:val="Heading3"/>
+      </w:pPr>
+      <w:r>
+        <w:t xml:space="preserve">Drop rows with missing values</w:t>
+      </w:r>
+    </w:p>
+    <w:p>
+      <w:pPr>
+        <w:pStyle w:val="SourceCode"/>
+      </w:pPr>
+      <w:r>
+        <w:rPr>
+          <w:rStyle w:val="CommentTok"/>
+        </w:rPr>
+        <w:t xml:space="preserve"># Drop ALL rows that have NA in ANY column</w:t>
+      </w:r>
+      <w:r>
+        <w:br/>
+      </w:r>
+      <w:r>
+        <w:rPr>
+          <w:rStyle w:val="NormalTok"/>
+        </w:rPr>
+        <w:t xml:space="preserve">penguins </w:t>
+      </w:r>
+      <w:r>
+        <w:rPr>
+          <w:rStyle w:val="SpecialCharTok"/>
+        </w:rPr>
+        <w:t xml:space="preserve">|&gt;</w:t>
+      </w:r>
+      <w:r>
+        <w:rPr>
+          <w:rStyle w:val="NormalTok"/>
+        </w:rPr>
+        <w:t xml:space="preserve"> </w:t>
+      </w:r>
+      <w:r>
+        <w:rPr>
+          <w:rStyle w:val="FunctionTok"/>
+        </w:rPr>
+        <w:t xml:space="preserve">drop_na</w:t>
+      </w:r>
+      <w:r>
+        <w:rPr>
+          <w:rStyle w:val="NormalTok"/>
+        </w:rPr>
+        <w:t xml:space="preserve">()</w:t>
+      </w:r>
+      <w:r>
+        <w:br/>
+      </w:r>
+      <w:r>
+        <w:br/>
+      </w:r>
+      <w:r>
+        <w:rPr>
+          <w:rStyle w:val="CommentTok"/>
+        </w:rPr>
+        <w:t xml:space="preserve"># Drop rows with NA in specific columns only</w:t>
+      </w:r>
+      <w:r>
+        <w:br/>
+      </w:r>
+      <w:r>
+        <w:rPr>
+          <w:rStyle w:val="NormalTok"/>
+        </w:rPr>
+        <w:t xml:space="preserve">penguins </w:t>
+      </w:r>
+      <w:r>
+        <w:rPr>
+          <w:rStyle w:val="SpecialCharTok"/>
+        </w:rPr>
+        <w:t xml:space="preserve">|&gt;</w:t>
+      </w:r>
+      <w:r>
+        <w:rPr>
+          <w:rStyle w:val="NormalTok"/>
+        </w:rPr>
+        <w:t xml:space="preserve"> </w:t>
+      </w:r>
+      <w:r>
+        <w:rPr>
+          <w:rStyle w:val="FunctionTok"/>
+        </w:rPr>
+        <w:t xml:space="preserve">drop_na</w:t>
+      </w:r>
+      <w:r>
+        <w:rPr>
+          <w:rStyle w:val="NormalTok"/>
+        </w:rPr>
+        <w:t xml:space="preserve">(sex, bill_length_mm)</w:t>
+      </w:r>
+    </w:p>
+    <w:p>
+      <w:pPr>
+        <w:pStyle w:val="BlockText"/>
+      </w:pPr>
+      <w:r>
+        <w:t xml:space="preserve">💡</w:t>
+      </w:r>
+      <w:r>
+        <w:t xml:space="preserve"> </w:t>
+      </w:r>
+      <w:r>
+        <w:rPr>
+          <w:b/>
+          <w:bCs/>
+        </w:rPr>
+        <w:t xml:space="preserve">Key idea:</w:t>
+      </w:r>
+      <w:r>
+        <w:t xml:space="preserve"> </w:t>
+      </w:r>
+      <w:r>
+        <w:t xml:space="preserve">Be deliberate about when you drop NAs. Dropping too early</w:t>
+      </w:r>
+      <w:r>
+        <w:t xml:space="preserve"> </w:t>
+      </w:r>
+      <w:r>
+        <w:t xml:space="preserve">can remove valid data in other columns. Drop only the columns you actually</w:t>
+      </w:r>
+      <w:r>
+        <w:t xml:space="preserve"> </w:t>
+      </w:r>
+      <w:r>
+        <w:t xml:space="preserve">need for the analysis at hand.</w:t>
+      </w:r>
+    </w:p>
+    <w:p>
+      <w:r>
+        <w:pict>
+          <v:rect style="width:0;height:1.5pt" o:hralign="center" o:hrstd="t" o:hr="t"/>
+        </w:pict>
+      </w:r>
+    </w:p>
+    <w:bookmarkEnd w:id="24"/>
+    <w:bookmarkEnd w:id="25"/>
+    <w:bookmarkStart w:id="31" w:name="select-keep-columns-by-name"/>
+    <w:p>
+      <w:pPr>
+        <w:pStyle w:val="Heading1"/>
+      </w:pPr>
+      <w:r>
+        <w:t xml:space="preserve">6 ·</w:t>
+      </w:r>
+      <w:r>
+        <w:t xml:space="preserve"> </w:t>
+      </w:r>
+      <w:r>
+        <w:rPr>
+          <w:rStyle w:val="VerbatimChar"/>
+        </w:rPr>
+        <w:t xml:space="preserve">select()</w:t>
+      </w:r>
+      <w:r>
+        <w:t xml:space="preserve"> </w:t>
+      </w:r>
+      <w:r>
+        <w:t xml:space="preserve">— keep columns by name</w:t>
+      </w:r>
+    </w:p>
+    <w:bookmarkStart w:id="26" w:name="keep-named-columns"/>
+    <w:p>
+      <w:pPr>
+        <w:pStyle w:val="Heading3"/>
+      </w:pPr>
+      <w:r>
+        <w:t xml:space="preserve">Keep named columns</w:t>
+      </w:r>
+    </w:p>
+    <w:p>
+      <w:pPr>
+        <w:pStyle w:val="SourceCode"/>
+      </w:pPr>
+      <w:r>
+        <w:rPr>
+          <w:rStyle w:val="NormalTok"/>
+        </w:rPr>
+        <w:t xml:space="preserve">penguins </w:t>
+      </w:r>
+      <w:r>
+        <w:rPr>
+          <w:rStyle w:val="SpecialCharTok"/>
+        </w:rPr>
+        <w:t xml:space="preserve">|&gt;</w:t>
+      </w:r>
+      <w:r>
+        <w:rPr>
+          <w:rStyle w:val="NormalTok"/>
+        </w:rPr>
+        <w:t xml:space="preserve"> </w:t>
+      </w:r>
+      <w:r>
+        <w:rPr>
+          <w:rStyle w:val="FunctionTok"/>
+        </w:rPr>
+        <w:t xml:space="preserve">select</w:t>
+      </w:r>
+      <w:r>
+        <w:rPr>
+          <w:rStyle w:val="NormalTok"/>
+        </w:rPr>
+        <w:t xml:space="preserve">(species, island, body_mass_g)</w:t>
+      </w:r>
+    </w:p>
+    <w:bookmarkEnd w:id="26"/>
+    <w:bookmarkStart w:id="27" w:name="drop-named-columns-with--"/>
+    <w:p>
+      <w:pPr>
+        <w:pStyle w:val="Heading3"/>
+      </w:pPr>
+      <w:r>
+        <w:t xml:space="preserve">Drop named columns with</w:t>
+      </w:r>
+      <w:r>
+        <w:t xml:space="preserve"> </w:t>
+      </w:r>
+      <w:r>
+        <w:rPr>
+          <w:rStyle w:val="VerbatimChar"/>
+        </w:rPr>
+        <w:t xml:space="preserve">-</w:t>
+      </w:r>
+    </w:p>
+    <w:p>
+      <w:pPr>
+        <w:pStyle w:val="SourceCode"/>
+      </w:pPr>
+      <w:r>
+        <w:rPr>
+          <w:rStyle w:val="NormalTok"/>
+        </w:rPr>
+        <w:t xml:space="preserve">penguins </w:t>
+      </w:r>
+      <w:r>
+        <w:rPr>
+          <w:rStyle w:val="SpecialCharTok"/>
+        </w:rPr>
+        <w:t xml:space="preserve">|&gt;</w:t>
+      </w:r>
+      <w:r>
+        <w:rPr>
+          <w:rStyle w:val="NormalTok"/>
+        </w:rPr>
+        <w:t xml:space="preserve"> </w:t>
+      </w:r>
+      <w:r>
+        <w:rPr>
+          <w:rStyle w:val="FunctionTok"/>
+        </w:rPr>
+        <w:t xml:space="preserve">select</w:t>
+      </w:r>
+      <w:r>
+        <w:rPr>
+          <w:rStyle w:val="NormalTok"/>
+        </w:rPr>
+        <w:t xml:space="preserve">(</w:t>
+      </w:r>
+      <w:r>
+        <w:rPr>
+          <w:rStyle w:val="SpecialCharTok"/>
+        </w:rPr>
+        <w:t xml:space="preserve">-</w:t>
+      </w:r>
+      <w:r>
+        <w:rPr>
+          <w:rStyle w:val="NormalTok"/>
+        </w:rPr>
+        <w:t xml:space="preserve">year, </w:t>
+      </w:r>
+      <w:r>
+        <w:rPr>
+          <w:rStyle w:val="SpecialCharTok"/>
+        </w:rPr>
+        <w:t xml:space="preserve">-</w:t>
+      </w:r>
+      <w:r>
+        <w:rPr>
+          <w:rStyle w:val="NormalTok"/>
+        </w:rPr>
+        <w:t xml:space="preserve">island)</w:t>
+      </w:r>
+    </w:p>
+    <w:bookmarkEnd w:id="27"/>
+    <w:bookmarkStart w:id="28" w:name="keep-a-range-of-adjacent-columns"/>
+    <w:p>
+      <w:pPr>
+        <w:pStyle w:val="Heading3"/>
+      </w:pPr>
+      <w:r>
+        <w:t xml:space="preserve">Keep a range of adjacent columns</w:t>
+      </w:r>
+    </w:p>
+    <w:p>
+      <w:pPr>
+        <w:pStyle w:val="SourceCode"/>
+      </w:pPr>
+      <w:r>
+        <w:rPr>
+          <w:rStyle w:val="NormalTok"/>
+        </w:rPr>
+        <w:t xml:space="preserve">penguins </w:t>
+      </w:r>
+      <w:r>
+        <w:rPr>
+          <w:rStyle w:val="SpecialCharTok"/>
+        </w:rPr>
+        <w:t xml:space="preserve">|&gt;</w:t>
+      </w:r>
+      <w:r>
+        <w:rPr>
+          <w:rStyle w:val="NormalTok"/>
+        </w:rPr>
+        <w:t xml:space="preserve"> </w:t>
+      </w:r>
+      <w:r>
+        <w:rPr>
+          <w:rStyle w:val="FunctionTok"/>
+        </w:rPr>
+        <w:t xml:space="preserve">select</w:t>
+      </w:r>
+      <w:r>
+        <w:rPr>
+          <w:rStyle w:val="NormalTok"/>
+        </w:rPr>
+        <w:t xml:space="preserve">(bill_length_mm</w:t>
+      </w:r>
+      <w:r>
+        <w:rPr>
+          <w:rStyle w:val="SpecialCharTok"/>
+        </w:rPr>
+        <w:t xml:space="preserve">:</w:t>
+      </w:r>
+      <w:r>
+        <w:rPr>
+          <w:rStyle w:val="NormalTok"/>
+        </w:rPr>
+        <w:t xml:space="preserve">body_mass_g)</w:t>
+      </w:r>
+    </w:p>
+    <w:bookmarkEnd w:id="28"/>
+    <w:bookmarkStart w:id="29" w:name="drop-a-range-of-adjacent-columns"/>
+    <w:p>
+      <w:pPr>
+        <w:pStyle w:val="Heading3"/>
+      </w:pPr>
+      <w:r>
+        <w:t xml:space="preserve">Drop a range of adjacent columns</w:t>
+      </w:r>
+    </w:p>
+    <w:p>
+      <w:pPr>
+        <w:pStyle w:val="SourceCode"/>
+      </w:pPr>
+      <w:r>
+        <w:rPr>
+          <w:rStyle w:val="NormalTok"/>
+        </w:rPr>
+        <w:t xml:space="preserve">penguins </w:t>
+      </w:r>
+      <w:r>
+        <w:rPr>
+          <w:rStyle w:val="SpecialCharTok"/>
+        </w:rPr>
+        <w:t xml:space="preserve">|&gt;</w:t>
+      </w:r>
+      <w:r>
+        <w:rPr>
+          <w:rStyle w:val="NormalTok"/>
+        </w:rPr>
+        <w:t xml:space="preserve"> </w:t>
+      </w:r>
+      <w:r>
+        <w:rPr>
+          <w:rStyle w:val="FunctionTok"/>
+        </w:rPr>
+        <w:t xml:space="preserve">select</w:t>
+      </w:r>
+      <w:r>
+        <w:rPr>
+          <w:rStyle w:val="NormalTok"/>
+        </w:rPr>
+        <w:t xml:space="preserve">(</w:t>
+      </w:r>
+      <w:r>
+        <w:rPr>
+          <w:rStyle w:val="SpecialCharTok"/>
+        </w:rPr>
+        <w:t xml:space="preserve">-</w:t>
+      </w:r>
+      <w:r>
+        <w:rPr>
+          <w:rStyle w:val="NormalTok"/>
+        </w:rPr>
+        <w:t xml:space="preserve">(bill_length_mm</w:t>
+      </w:r>
+      <w:r>
+        <w:rPr>
+          <w:rStyle w:val="SpecialCharTok"/>
+        </w:rPr>
+        <w:t xml:space="preserve">:</w:t>
+      </w:r>
+      <w:r>
+        <w:rPr>
+          <w:rStyle w:val="NormalTok"/>
+        </w:rPr>
+        <w:t xml:space="preserve">body_mass_g))</w:t>
+      </w:r>
+    </w:p>
+    <w:bookmarkEnd w:id="29"/>
+    <w:bookmarkStart w:id="30" w:name="reorder-move-columns-to-the-front"/>
+    <w:p>
+      <w:pPr>
+        <w:pStyle w:val="Heading3"/>
+      </w:pPr>
+      <w:r>
+        <w:t xml:space="preserve">Reorder — move columns to the front</w:t>
+      </w:r>
+    </w:p>
+    <w:p>
+      <w:pPr>
+        <w:pStyle w:val="FirstParagraph"/>
+      </w:pPr>
+      <w:r>
+        <w:rPr>
+          <w:rStyle w:val="VerbatimChar"/>
+        </w:rPr>
+        <w:t xml:space="preserve">everything()</w:t>
+      </w:r>
+      <w:r>
+        <w:t xml:space="preserve"> </w:t>
+      </w:r>
+      <w:r>
+        <w:t xml:space="preserve">is a helper that means</w:t>
+      </w:r>
+      <w:r>
+        <w:t xml:space="preserve"> </w:t>
+      </w:r>
+      <w:r>
+        <w:t xml:space="preserve">“all the columns not yet named”</w:t>
+      </w:r>
+      <w:r>
+        <w:t xml:space="preserve">:</w:t>
+      </w:r>
+    </w:p>
+    <w:p>
+      <w:pPr>
+        <w:pStyle w:val="SourceCode"/>
+      </w:pPr>
+      <w:r>
+        <w:rPr>
+          <w:rStyle w:val="NormalTok"/>
+        </w:rPr>
+        <w:t xml:space="preserve">penguins </w:t>
+      </w:r>
+      <w:r>
+        <w:rPr>
+          <w:rStyle w:val="SpecialCharTok"/>
+        </w:rPr>
+        <w:t xml:space="preserve">|&gt;</w:t>
+      </w:r>
+      <w:r>
+        <w:rPr>
+          <w:rStyle w:val="NormalTok"/>
+        </w:rPr>
+        <w:t xml:space="preserve"> </w:t>
+      </w:r>
+      <w:r>
+        <w:rPr>
+          <w:rStyle w:val="FunctionTok"/>
+        </w:rPr>
+        <w:t xml:space="preserve">select</w:t>
+      </w:r>
+      <w:r>
+        <w:rPr>
+          <w:rStyle w:val="NormalTok"/>
+        </w:rPr>
+        <w:t xml:space="preserve">(species, island, </w:t>
+      </w:r>
+      <w:r>
+        <w:rPr>
+          <w:rStyle w:val="FunctionTok"/>
+        </w:rPr>
+        <w:t xml:space="preserve">everything</w:t>
+      </w:r>
+      <w:r>
+        <w:rPr>
+          <w:rStyle w:val="NormalTok"/>
+        </w:rPr>
+        <w:t xml:space="preserve">())</w:t>
+      </w:r>
+    </w:p>
+    <w:p>
+      <w:pPr>
+        <w:pStyle w:val="BlockText"/>
+      </w:pPr>
+      <w:r>
+        <w:t xml:space="preserve">💡</w:t>
+      </w:r>
+      <w:r>
+        <w:t xml:space="preserve"> </w:t>
+      </w:r>
+      <w:r>
+        <w:rPr>
+          <w:b/>
+          <w:bCs/>
+        </w:rPr>
+        <w:t xml:space="preserve">Key idea:</w:t>
+      </w:r>
+      <w:r>
+        <w:t xml:space="preserve"> </w:t>
+      </w:r>
+      <w:r>
+        <w:rPr>
+          <w:rStyle w:val="VerbatimChar"/>
+        </w:rPr>
+        <w:t xml:space="preserve">select()</w:t>
+      </w:r>
+      <w:r>
+        <w:t xml:space="preserve"> </w:t>
+      </w:r>
+      <w:r>
+        <w:t xml:space="preserve">keeps columns in the order you name them. Use</w:t>
+      </w:r>
+      <w:r>
+        <w:t xml:space="preserve"> </w:t>
+      </w:r>
+      <w:r>
+        <w:rPr>
+          <w:rStyle w:val="VerbatimChar"/>
+        </w:rPr>
+        <w:t xml:space="preserve">everything()</w:t>
+      </w:r>
+      <w:r>
+        <w:t xml:space="preserve"> </w:t>
+      </w:r>
+      <w:r>
+        <w:t xml:space="preserve">at the end to pull specific columns to the front without</w:t>
+      </w:r>
+      <w:r>
+        <w:t xml:space="preserve"> </w:t>
+      </w:r>
+      <w:r>
+        <w:t xml:space="preserve">having to name all the others.</w:t>
+      </w:r>
+    </w:p>
+    <w:p>
+      <w:r>
+        <w:pict>
+          <v:rect style="width:0;height:1.5pt" o:hralign="center" o:hrstd="t" o:hr="t"/>
+        </w:pict>
+      </w:r>
+    </w:p>
+    <w:bookmarkEnd w:id="30"/>
+    <w:bookmarkEnd w:id="31"/>
+    <w:bookmarkStart w:id="35" w:name="select-helper-functions"/>
+    <w:p>
+      <w:pPr>
+        <w:pStyle w:val="Heading1"/>
+      </w:pPr>
+      <w:r>
+        <w:t xml:space="preserve">7 ·</w:t>
+      </w:r>
+      <w:r>
+        <w:t xml:space="preserve"> </w:t>
+      </w:r>
+      <w:r>
+        <w:rPr>
+          <w:rStyle w:val="VerbatimChar"/>
+        </w:rPr>
+        <w:t xml:space="preserve">select()</w:t>
+      </w:r>
+      <w:r>
+        <w:t xml:space="preserve"> </w:t>
+      </w:r>
+      <w:r>
+        <w:t xml:space="preserve">helper functions</w:t>
+      </w:r>
+    </w:p>
+    <w:p>
+      <w:pPr>
+        <w:pStyle w:val="FirstParagraph"/>
+      </w:pPr>
+      <w:r>
+        <w:t xml:space="preserve">These helpers let you select columns by pattern in their name rather than</w:t>
+      </w:r>
+      <w:r>
+        <w:t xml:space="preserve"> </w:t>
+      </w:r>
+      <w:r>
+        <w:t xml:space="preserve">typing each one — essential when a data frame has dozens of columns:</w:t>
+      </w:r>
+    </w:p>
+    <w:bookmarkStart w:id="32" w:name="starts_with-and-ends_with"/>
+    <w:p>
+      <w:pPr>
+        <w:pStyle w:val="Heading3"/>
+      </w:pPr>
+      <w:r>
+        <w:rPr>
+          <w:rStyle w:val="VerbatimChar"/>
+        </w:rPr>
+        <w:t xml:space="preserve">starts_with()</w:t>
+      </w:r>
+      <w:r>
+        <w:t xml:space="preserve"> </w:t>
+      </w:r>
+      <w:r>
+        <w:t xml:space="preserve">and</w:t>
+      </w:r>
+      <w:r>
+        <w:t xml:space="preserve"> </w:t>
+      </w:r>
+      <w:r>
+        <w:rPr>
+          <w:rStyle w:val="VerbatimChar"/>
+        </w:rPr>
+        <w:t xml:space="preserve">ends_with()</w:t>
+      </w:r>
+    </w:p>
+    <w:p>
+      <w:pPr>
+        <w:pStyle w:val="SourceCode"/>
+      </w:pPr>
+      <w:r>
+        <w:rPr>
+          <w:rStyle w:val="NormalTok"/>
+        </w:rPr>
+        <w:t xml:space="preserve">penguins </w:t>
+      </w:r>
+      <w:r>
+        <w:rPr>
+          <w:rStyle w:val="SpecialCharTok"/>
+        </w:rPr>
+        <w:t xml:space="preserve">|&gt;</w:t>
+      </w:r>
+      <w:r>
+        <w:rPr>
+          <w:rStyle w:val="NormalTok"/>
+        </w:rPr>
+        <w:t xml:space="preserve"> </w:t>
+      </w:r>
+      <w:r>
+        <w:rPr>
+          <w:rStyle w:val="FunctionTok"/>
+        </w:rPr>
+        <w:t xml:space="preserve">select</w:t>
+      </w:r>
+      <w:r>
+        <w:rPr>
+          <w:rStyle w:val="NormalTok"/>
+        </w:rPr>
+        <w:t xml:space="preserve">(</w:t>
+      </w:r>
+      <w:r>
+        <w:rPr>
+          <w:rStyle w:val="FunctionTok"/>
+        </w:rPr>
+        <w:t xml:space="preserve">starts_with</w:t>
+      </w:r>
+      <w:r>
+        <w:rPr>
+          <w:rStyle w:val="NormalTok"/>
+        </w:rPr>
+        <w:t xml:space="preserve">(</w:t>
+      </w:r>
+      <w:r>
+        <w:rPr>
+          <w:rStyle w:val="StringTok"/>
+        </w:rPr>
+        <w:t xml:space="preserve">"bill"</w:t>
+      </w:r>
+      <w:r>
+        <w:rPr>
+          <w:rStyle w:val="NormalTok"/>
+        </w:rPr>
+        <w:t xml:space="preserve">))     </w:t>
+      </w:r>
+      <w:r>
+        <w:rPr>
+          <w:rStyle w:val="CommentTok"/>
+        </w:rPr>
+        <w:t xml:space="preserve"># bill_length_mm, bill_depth_mm</w:t>
+      </w:r>
+      <w:r>
+        <w:br/>
+      </w:r>
+      <w:r>
+        <w:rPr>
+          <w:rStyle w:val="NormalTok"/>
+        </w:rPr>
+        <w:t xml:space="preserve">penguins </w:t>
+      </w:r>
+      <w:r>
+        <w:rPr>
+          <w:rStyle w:val="SpecialCharTok"/>
+        </w:rPr>
+        <w:t xml:space="preserve">|&gt;</w:t>
+      </w:r>
+      <w:r>
+        <w:rPr>
+          <w:rStyle w:val="NormalTok"/>
+        </w:rPr>
+        <w:t xml:space="preserve"> </w:t>
+      </w:r>
+      <w:r>
+        <w:rPr>
+          <w:rStyle w:val="FunctionTok"/>
+        </w:rPr>
+        <w:t xml:space="preserve">select</w:t>
+      </w:r>
+      <w:r>
+        <w:rPr>
+          <w:rStyle w:val="NormalTok"/>
+        </w:rPr>
+        <w:t xml:space="preserve">(</w:t>
+      </w:r>
+      <w:r>
+        <w:rPr>
+          <w:rStyle w:val="FunctionTok"/>
+        </w:rPr>
+        <w:t xml:space="preserve">ends_with</w:t>
+      </w:r>
+      <w:r>
+        <w:rPr>
+          <w:rStyle w:val="NormalTok"/>
+        </w:rPr>
+        <w:t xml:space="preserve">(</w:t>
+      </w:r>
+      <w:r>
+        <w:rPr>
+          <w:rStyle w:val="StringTok"/>
+        </w:rPr>
+        <w:t xml:space="preserve">"mm"</w:t>
+      </w:r>
+      <w:r>
+        <w:rPr>
+          <w:rStyle w:val="NormalTok"/>
+        </w:rPr>
+        <w:t xml:space="preserve">))         </w:t>
+      </w:r>
+      <w:r>
+        <w:rPr>
+          <w:rStyle w:val="CommentTok"/>
+        </w:rPr>
+        <w:t xml:space="preserve"># all columns ending in "mm"</w:t>
+      </w:r>
+    </w:p>
+    <w:bookmarkEnd w:id="32"/>
+    <w:bookmarkStart w:id="33" w:name="contains"/>
+    <w:p>
+      <w:pPr>
+        <w:pStyle w:val="Heading3"/>
+      </w:pPr>
+      <w:r>
+        <w:rPr>
+          <w:rStyle w:val="VerbatimChar"/>
+        </w:rPr>
+        <w:t xml:space="preserve">contains()</w:t>
+      </w:r>
+    </w:p>
+    <w:p>
+      <w:pPr>
+        <w:pStyle w:val="SourceCode"/>
+      </w:pPr>
+      <w:r>
+        <w:rPr>
+          <w:rStyle w:val="NormalTok"/>
+        </w:rPr>
+        <w:t xml:space="preserve">penguins </w:t>
+      </w:r>
+      <w:r>
+        <w:rPr>
+          <w:rStyle w:val="SpecialCharTok"/>
+        </w:rPr>
+        <w:t xml:space="preserve">|&gt;</w:t>
+      </w:r>
+      <w:r>
+        <w:rPr>
+          <w:rStyle w:val="NormalTok"/>
+        </w:rPr>
+        <w:t xml:space="preserve"> </w:t>
+      </w:r>
+      <w:r>
+        <w:rPr>
+          <w:rStyle w:val="FunctionTok"/>
+        </w:rPr>
+        <w:t xml:space="preserve">select</w:t>
+      </w:r>
+      <w:r>
+        <w:rPr>
+          <w:rStyle w:val="NormalTok"/>
+        </w:rPr>
+        <w:t xml:space="preserve">(</w:t>
+      </w:r>
+      <w:r>
+        <w:rPr>
+          <w:rStyle w:val="FunctionTok"/>
+        </w:rPr>
+        <w:t xml:space="preserve">contains</w:t>
+      </w:r>
+      <w:r>
+        <w:rPr>
+          <w:rStyle w:val="NormalTok"/>
+        </w:rPr>
+        <w:t xml:space="preserve">(</w:t>
+      </w:r>
+      <w:r>
+        <w:rPr>
+          <w:rStyle w:val="StringTok"/>
+        </w:rPr>
+        <w:t xml:space="preserve">"length"</w:t>
+      </w:r>
+      <w:r>
+        <w:rPr>
+          <w:rStyle w:val="NormalTok"/>
+        </w:rPr>
+        <w:t xml:space="preserve">))      </w:t>
+      </w:r>
+      <w:r>
+        <w:rPr>
+          <w:rStyle w:val="CommentTok"/>
+        </w:rPr>
+        <w:t xml:space="preserve"># any column with "length" in the name</w:t>
+      </w:r>
+    </w:p>
+    <w:bookmarkEnd w:id="33"/>
+    <w:bookmarkStart w:id="34" w:name="where-select-by-data-type"/>
+    <w:p>
+      <w:pPr>
+        <w:pStyle w:val="Heading3"/>
+      </w:pPr>
+      <w:r>
+        <w:rPr>
+          <w:rStyle w:val="VerbatimChar"/>
+        </w:rPr>
+        <w:t xml:space="preserve">where()</w:t>
+      </w:r>
+      <w:r>
+        <w:t xml:space="preserve"> </w:t>
+      </w:r>
+      <w:r>
+        <w:t xml:space="preserve">— select by data type</w:t>
+      </w:r>
+    </w:p>
+    <w:p>
+      <w:pPr>
+        <w:pStyle w:val="SourceCode"/>
+      </w:pPr>
+      <w:r>
+        <w:rPr>
+          <w:rStyle w:val="NormalTok"/>
+        </w:rPr>
+        <w:t xml:space="preserve">penguins </w:t>
+      </w:r>
+      <w:r>
+        <w:rPr>
+          <w:rStyle w:val="SpecialCharTok"/>
+        </w:rPr>
+        <w:t xml:space="preserve">|&gt;</w:t>
+      </w:r>
+      <w:r>
+        <w:rPr>
+          <w:rStyle w:val="NormalTok"/>
+        </w:rPr>
+        <w:t xml:space="preserve"> </w:t>
+      </w:r>
+      <w:r>
+        <w:rPr>
+          <w:rStyle w:val="FunctionTok"/>
+        </w:rPr>
+        <w:t xml:space="preserve">select</w:t>
+      </w:r>
+      <w:r>
+        <w:rPr>
+          <w:rStyle w:val="NormalTok"/>
+        </w:rPr>
+        <w:t xml:space="preserve">(</w:t>
+      </w:r>
+      <w:r>
+        <w:rPr>
+          <w:rStyle w:val="FunctionTok"/>
+        </w:rPr>
+        <w:t xml:space="preserve">where</w:t>
+      </w:r>
+      <w:r>
+        <w:rPr>
+          <w:rStyle w:val="NormalTok"/>
+        </w:rPr>
+        <w:t xml:space="preserve">(is.numeric))       </w:t>
+      </w:r>
+      <w:r>
+        <w:rPr>
+          <w:rStyle w:val="CommentTok"/>
+        </w:rPr>
+        <w:t xml:space="preserve"># all numeric columns</w:t>
+      </w:r>
+      <w:r>
+        <w:br/>
+      </w:r>
+      <w:r>
+        <w:rPr>
+          <w:rStyle w:val="NormalTok"/>
+        </w:rPr>
+        <w:t xml:space="preserve">penguins </w:t>
+      </w:r>
+      <w:r>
+        <w:rPr>
+          <w:rStyle w:val="SpecialCharTok"/>
+        </w:rPr>
+        <w:t xml:space="preserve">|&gt;</w:t>
+      </w:r>
+      <w:r>
+        <w:rPr>
+          <w:rStyle w:val="NormalTok"/>
+        </w:rPr>
+        <w:t xml:space="preserve"> </w:t>
+      </w:r>
+      <w:r>
+        <w:rPr>
+          <w:rStyle w:val="FunctionTok"/>
+        </w:rPr>
+        <w:t xml:space="preserve">select</w:t>
+      </w:r>
+      <w:r>
+        <w:rPr>
+          <w:rStyle w:val="NormalTok"/>
+        </w:rPr>
+        <w:t xml:space="preserve">(</w:t>
+      </w:r>
+      <w:r>
+        <w:rPr>
+          <w:rStyle w:val="FunctionTok"/>
+        </w:rPr>
+        <w:t xml:space="preserve">where</w:t>
+      </w:r>
+      <w:r>
+        <w:rPr>
+          <w:rStyle w:val="NormalTok"/>
+        </w:rPr>
+        <w:t xml:space="preserve">(is.character))     </w:t>
+      </w:r>
+      <w:r>
+        <w:rPr>
+          <w:rStyle w:val="CommentTok"/>
+        </w:rPr>
+        <w:t xml:space="preserve"># all character columns</w:t>
+      </w:r>
+    </w:p>
+    <w:p>
+      <w:pPr>
+        <w:pStyle w:val="FirstParagraph"/>
+      </w:pPr>
+      <w:r>
+        <w:rPr>
+          <w:b/>
+          <w:bCs/>
+        </w:rPr>
+        <w:t xml:space="preserve">Select helpers at a glance:</w:t>
+      </w:r>
+    </w:p>
+    <w:tbl>
+      <w:tblPr>
+        <w:tblStyle w:val="Table"/>
+        <w:tblW w:type="auto" w:w="0"/>
+        <w:tblLook w:firstRow="1" w:lastRow="0" w:firstColumn="0" w:lastColumn="0" w:noHBand="0" w:noVBand="0" w:val="0020"/>
+      </w:tblPr>
+      <w:tblGrid>
+        <w:gridCol w:w="3960"/>
+        <w:gridCol w:w="3960"/>
+      </w:tblGrid>
+      <w:tr>
+        <w:trPr>
+          <w:tblHeader w:val="on"/>
+        </w:trPr>
+        <w:tc>
+          <w:tcPr/>
+          <w:p>
+            <w:pPr>
+              <w:pStyle w:val="Compact"/>
+            </w:pPr>
+            <w:r>
+              <w:t xml:space="preserve">Helper</w:t>
+            </w:r>
+          </w:p>
+        </w:tc>
+        <w:tc>
+          <w:tcPr/>
+          <w:p>
+            <w:pPr>
+              <w:pStyle w:val="Compact"/>
+            </w:pPr>
+            <w:r>
+              <w:t xml:space="preserve">Keeps columns where name…</w:t>
+            </w:r>
+          </w:p>
+        </w:tc>
+      </w:tr>
+      <w:tr>
+        <w:tc>
+          <w:tcPr/>
+          <w:p>
+            <w:pPr>
+              <w:pStyle w:val="Compact"/>
+            </w:pPr>
+            <w:r>
+              <w:rPr>
+                <w:rStyle w:val="VerbatimChar"/>
+              </w:rPr>
+              <w:t xml:space="preserve">starts_with("x")</w:t>
+            </w:r>
+          </w:p>
+        </w:tc>
+        <w:tc>
+          <w:tcPr/>
+          <w:p>
+            <w:pPr>
+              <w:pStyle w:val="Compact"/>
+            </w:pPr>
+            <w:r>
+              <w:t xml:space="preserve">begins with</w:t>
+            </w:r>
+            <w:r>
+              <w:t xml:space="preserve"> </w:t>
+            </w:r>
+            <w:r>
+              <w:rPr>
+                <w:rStyle w:val="VerbatimChar"/>
+              </w:rPr>
+              <w:t xml:space="preserve">"x"</w:t>
+            </w:r>
+          </w:p>
+        </w:tc>
+      </w:tr>
+      <w:tr>
+        <w:tc>
+          <w:tcPr/>
+          <w:p>
+            <w:pPr>
+              <w:pStyle w:val="Compact"/>
+            </w:pPr>
+            <w:r>
+              <w:rPr>
+                <w:rStyle w:val="VerbatimChar"/>
+              </w:rPr>
+              <w:t xml:space="preserve">ends_with("x")</w:t>
+            </w:r>
+          </w:p>
+        </w:tc>
+        <w:tc>
+          <w:tcPr/>
+          <w:p>
+            <w:pPr>
+              <w:pStyle w:val="Compact"/>
+            </w:pPr>
+            <w:r>
+              <w:t xml:space="preserve">ends with</w:t>
+            </w:r>
+            <w:r>
+              <w:t xml:space="preserve"> </w:t>
+            </w:r>
+            <w:r>
+              <w:rPr>
+                <w:rStyle w:val="VerbatimChar"/>
+              </w:rPr>
+              <w:t xml:space="preserve">"x"</w:t>
+            </w:r>
+          </w:p>
+        </w:tc>
+      </w:tr>
+      <w:tr>
+        <w:tc>
+          <w:tcPr/>
+          <w:p>
+            <w:pPr>
+              <w:pStyle w:val="Compact"/>
+            </w:pPr>
+            <w:r>
+              <w:rPr>
+                <w:rStyle w:val="VerbatimChar"/>
+              </w:rPr>
+              <w:t xml:space="preserve">contains("x")</w:t>
+            </w:r>
+          </w:p>
+        </w:tc>
+        <w:tc>
+          <w:tcPr/>
+          <w:p>
+            <w:pPr>
+              <w:pStyle w:val="Compact"/>
+            </w:pPr>
+            <w:r>
+              <w:t xml:space="preserve">contains</w:t>
+            </w:r>
+            <w:r>
+              <w:t xml:space="preserve"> </w:t>
+            </w:r>
+            <w:r>
+              <w:rPr>
+                <w:rStyle w:val="VerbatimChar"/>
+              </w:rPr>
+              <w:t xml:space="preserve">"x"</w:t>
+            </w:r>
+            <w:r>
+              <w:t xml:space="preserve"> </w:t>
+            </w:r>
+            <w:r>
+              <w:t xml:space="preserve">anywhere</w:t>
+            </w:r>
+          </w:p>
+        </w:tc>
+      </w:tr>
+      <w:tr>
+        <w:tc>
+          <w:tcPr/>
+          <w:p>
+            <w:pPr>
+              <w:pStyle w:val="Compact"/>
+            </w:pPr>
+            <w:r>
+              <w:rPr>
+                <w:rStyle w:val="VerbatimChar"/>
+              </w:rPr>
+              <w:t xml:space="preserve">everything()</w:t>
+            </w:r>
+          </w:p>
+        </w:tc>
+        <w:tc>
+          <w:tcPr/>
+          <w:p>
+            <w:pPr>
+              <w:pStyle w:val="Compact"/>
+            </w:pPr>
+            <w:r>
+              <w:t xml:space="preserve">all remaining columns</w:t>
+            </w:r>
+          </w:p>
+        </w:tc>
+      </w:tr>
+      <w:tr>
+        <w:tc>
+          <w:tcPr/>
+          <w:p>
+            <w:pPr>
+              <w:pStyle w:val="Compact"/>
+            </w:pPr>
+            <w:r>
+              <w:rPr>
+                <w:rStyle w:val="VerbatimChar"/>
+              </w:rPr>
+              <w:t xml:space="preserve">where(is.numeric)</w:t>
+            </w:r>
+          </w:p>
+        </w:tc>
+        <w:tc>
+          <w:tcPr/>
+          <w:p>
+            <w:pPr>
+              <w:pStyle w:val="Compact"/>
+            </w:pPr>
+            <w:r>
+              <w:t xml:space="preserve">column is numeric</w:t>
+            </w:r>
+          </w:p>
+        </w:tc>
+      </w:tr>
+      <w:tr>
+        <w:tc>
+          <w:tcPr/>
+          <w:p>
+            <w:pPr>
+              <w:pStyle w:val="Compact"/>
+            </w:pPr>
+            <w:r>
+              <w:rPr>
+                <w:rStyle w:val="VerbatimChar"/>
+              </w:rPr>
+              <w:t xml:space="preserve">where(is.character)</w:t>
+            </w:r>
+          </w:p>
+        </w:tc>
+        <w:tc>
+          <w:tcPr/>
+          <w:p>
+            <w:pPr>
+              <w:pStyle w:val="Compact"/>
+            </w:pPr>
+            <w:r>
+              <w:t xml:space="preserve">column is character</w:t>
+            </w:r>
+          </w:p>
+        </w:tc>
+      </w:tr>
+    </w:tbl>
+    <w:p>
+      <w:r>
+        <w:pict>
+          <v:rect style="width:0;height:1.5pt" o:hralign="center" o:hrstd="t" o:hr="t"/>
+        </w:pict>
+      </w:r>
+    </w:p>
+    <w:bookmarkEnd w:id="34"/>
+    <w:bookmarkEnd w:id="35"/>
+    <w:bookmarkStart w:id="38" w:name="renaming-columns"/>
+    <w:p>
+      <w:pPr>
+        <w:pStyle w:val="Heading1"/>
+      </w:pPr>
+      <w:r>
+        <w:t xml:space="preserve">8 · Renaming columns</w:t>
+      </w:r>
+    </w:p>
+    <w:bookmarkStart w:id="36" w:name="rename-rename-without-dropping-anything"/>
+    <w:p>
+      <w:pPr>
+        <w:pStyle w:val="Heading3"/>
+      </w:pPr>
+      <w:r>
+        <w:rPr>
+          <w:rStyle w:val="VerbatimChar"/>
+        </w:rPr>
+        <w:t xml:space="preserve">rename()</w:t>
+      </w:r>
+      <w:r>
+        <w:t xml:space="preserve"> </w:t>
+      </w:r>
+      <w:r>
+        <w:t xml:space="preserve">— rename without dropping anything</w:t>
+      </w:r>
+    </w:p>
+    <w:p>
+      <w:pPr>
+        <w:pStyle w:val="FirstParagraph"/>
+      </w:pPr>
+      <w:r>
+        <w:t xml:space="preserve">The syntax is</w:t>
+      </w:r>
+      <w:r>
+        <w:t xml:space="preserve"> </w:t>
+      </w:r>
+      <w:r>
+        <w:rPr>
+          <w:rStyle w:val="VerbatimChar"/>
+        </w:rPr>
+        <w:t xml:space="preserve">new_name = old_name</w:t>
+      </w:r>
+      <w:r>
+        <w:t xml:space="preserve">:</w:t>
+      </w:r>
+    </w:p>
+    <w:p>
+      <w:pPr>
+        <w:pStyle w:val="SourceCode"/>
+      </w:pPr>
+      <w:r>
+        <w:rPr>
+          <w:rStyle w:val="NormalTok"/>
+        </w:rPr>
+        <w:t xml:space="preserve">penguins </w:t>
+      </w:r>
+      <w:r>
+        <w:rPr>
+          <w:rStyle w:val="SpecialCharTok"/>
+        </w:rPr>
+        <w:t xml:space="preserve">|&gt;</w:t>
+      </w:r>
+      <w:r>
+        <w:rPr>
+          <w:rStyle w:val="NormalTok"/>
+        </w:rPr>
+        <w:t xml:space="preserve"> </w:t>
+      </w:r>
+      <w:r>
+        <w:rPr>
+          <w:rStyle w:val="FunctionTok"/>
+        </w:rPr>
+        <w:t xml:space="preserve">rename</w:t>
+      </w:r>
+      <w:r>
+        <w:rPr>
+          <w:rStyle w:val="NormalTok"/>
+        </w:rPr>
+        <w:t xml:space="preserve">(</w:t>
+      </w:r>
+      <w:r>
+        <w:br/>
+      </w:r>
+      <w:r>
+        <w:rPr>
+          <w:rStyle w:val="NormalTok"/>
+        </w:rPr>
+        <w:t xml:space="preserve">  </w:t>
+      </w:r>
+      <w:r>
+        <w:rPr>
+          <w:rStyle w:val="AttributeTok"/>
+        </w:rPr>
+        <w:t xml:space="preserve">mass_g     =</w:t>
+      </w:r>
+      <w:r>
+        <w:rPr>
+          <w:rStyle w:val="NormalTok"/>
+        </w:rPr>
+        <w:t xml:space="preserve"> body_mass_g,</w:t>
+      </w:r>
+      <w:r>
+        <w:br/>
+      </w:r>
+      <w:r>
+        <w:rPr>
+          <w:rStyle w:val="NormalTok"/>
+        </w:rPr>
+        <w:t xml:space="preserve">  </w:t>
+      </w:r>
+      <w:r>
+        <w:rPr>
+          <w:rStyle w:val="AttributeTok"/>
+        </w:rPr>
+        <w:t xml:space="preserve">flipper_mm =</w:t>
+      </w:r>
+      <w:r>
+        <w:rPr>
+          <w:rStyle w:val="NormalTok"/>
+        </w:rPr>
+        <w:t xml:space="preserve"> flipper_length_mm</w:t>
+      </w:r>
+      <w:r>
+        <w:br/>
+      </w:r>
+      <w:r>
+        <w:rPr>
+          <w:rStyle w:val="NormalTok"/>
+        </w:rPr>
+        <w:t xml:space="preserve">)</w:t>
+      </w:r>
+    </w:p>
+    <w:bookmarkEnd w:id="36"/>
+    <w:bookmarkStart w:id="37" w:name="X1493124c325f29a173daa54cfc879c748dfe284"/>
+    <w:p>
+      <w:pPr>
+        <w:pStyle w:val="Heading3"/>
+      </w:pPr>
+      <w:r>
+        <w:t xml:space="preserve">Rename inside</w:t>
+      </w:r>
+      <w:r>
+        <w:t xml:space="preserve"> </w:t>
+      </w:r>
+      <w:r>
+        <w:rPr>
+          <w:rStyle w:val="VerbatimChar"/>
+        </w:rPr>
+        <w:t xml:space="preserve">select()</w:t>
+      </w:r>
+      <w:r>
+        <w:t xml:space="preserve"> </w:t>
+      </w:r>
+      <w:r>
+        <w:t xml:space="preserve">— rename and subset at once</w:t>
+      </w:r>
+    </w:p>
+    <w:p>
+      <w:pPr>
+        <w:pStyle w:val="SourceCode"/>
+      </w:pPr>
+      <w:r>
+        <w:rPr>
+          <w:rStyle w:val="NormalTok"/>
+        </w:rPr>
+        <w:t xml:space="preserve">penguins </w:t>
+      </w:r>
+      <w:r>
+        <w:rPr>
+          <w:rStyle w:val="SpecialCharTok"/>
+        </w:rPr>
+        <w:t xml:space="preserve">|&gt;</w:t>
+      </w:r>
+      <w:r>
+        <w:rPr>
+          <w:rStyle w:val="NormalTok"/>
+        </w:rPr>
+        <w:t xml:space="preserve"> </w:t>
+      </w:r>
+      <w:r>
+        <w:rPr>
+          <w:rStyle w:val="FunctionTok"/>
+        </w:rPr>
+        <w:t xml:space="preserve">select</w:t>
+      </w:r>
+      <w:r>
+        <w:rPr>
+          <w:rStyle w:val="NormalTok"/>
+        </w:rPr>
+        <w:t xml:space="preserve">(</w:t>
+      </w:r>
+      <w:r>
+        <w:br/>
+      </w:r>
+      <w:r>
+        <w:rPr>
+          <w:rStyle w:val="NormalTok"/>
+        </w:rPr>
+        <w:t xml:space="preserve">  species,</w:t>
+      </w:r>
+      <w:r>
+        <w:br/>
+      </w:r>
+      <w:r>
+        <w:rPr>
+          <w:rStyle w:val="NormalTok"/>
+        </w:rPr>
+        <w:t xml:space="preserve">  </w:t>
+      </w:r>
+      <w:r>
+        <w:rPr>
+          <w:rStyle w:val="AttributeTok"/>
+        </w:rPr>
+        <w:t xml:space="preserve">mass_g     =</w:t>
+      </w:r>
+      <w:r>
+        <w:rPr>
+          <w:rStyle w:val="NormalTok"/>
+        </w:rPr>
+        <w:t xml:space="preserve"> body_mass_g,</w:t>
+      </w:r>
+      <w:r>
+        <w:br/>
+      </w:r>
+      <w:r>
+        <w:rPr>
+          <w:rStyle w:val="NormalTok"/>
+        </w:rPr>
+        <w:t xml:space="preserve">  </w:t>
+      </w:r>
+      <w:r>
+        <w:rPr>
+          <w:rStyle w:val="AttributeTok"/>
+        </w:rPr>
+        <w:t xml:space="preserve">flipper_mm =</w:t>
+      </w:r>
+      <w:r>
+        <w:rPr>
+          <w:rStyle w:val="NormalTok"/>
+        </w:rPr>
+        <w:t xml:space="preserve"> flipper_length_mm</w:t>
+      </w:r>
+      <w:r>
+        <w:br/>
+      </w:r>
+      <w:r>
+        <w:rPr>
+          <w:rStyle w:val="NormalTok"/>
+        </w:rPr>
+        <w:t xml:space="preserve">)</w:t>
+      </w:r>
+    </w:p>
+    <w:p>
+      <w:pPr>
+        <w:pStyle w:val="BlockText"/>
+      </w:pPr>
+      <w:r>
+        <w:t xml:space="preserve">💡</w:t>
+      </w:r>
+      <w:r>
+        <w:t xml:space="preserve"> </w:t>
+      </w:r>
+      <w:r>
+        <w:rPr>
+          <w:b/>
+          <w:bCs/>
+        </w:rPr>
+        <w:t xml:space="preserve">Key idea:</w:t>
+      </w:r>
+      <w:r>
+        <w:t xml:space="preserve"> </w:t>
+      </w:r>
+      <w:r>
+        <w:t xml:space="preserve">Renaming inside</w:t>
+      </w:r>
+      <w:r>
+        <w:t xml:space="preserve"> </w:t>
+      </w:r>
+      <w:r>
+        <w:rPr>
+          <w:rStyle w:val="VerbatimChar"/>
+        </w:rPr>
+        <w:t xml:space="preserve">select()</w:t>
+      </w:r>
+      <w:r>
+        <w:t xml:space="preserve"> </w:t>
+      </w:r>
+      <w:r>
+        <w:t xml:space="preserve">is efficient when you want to</w:t>
+      </w:r>
+      <w:r>
+        <w:t xml:space="preserve"> </w:t>
+      </w:r>
+      <w:r>
+        <w:t xml:space="preserve">both slim down and rename in one step. Use</w:t>
+      </w:r>
+      <w:r>
+        <w:t xml:space="preserve"> </w:t>
+      </w:r>
+      <w:r>
+        <w:rPr>
+          <w:rStyle w:val="VerbatimChar"/>
+        </w:rPr>
+        <w:t xml:space="preserve">rename()</w:t>
+      </w:r>
+      <w:r>
+        <w:t xml:space="preserve"> </w:t>
+      </w:r>
+      <w:r>
+        <w:t xml:space="preserve">alone when you want to</w:t>
+      </w:r>
+      <w:r>
+        <w:t xml:space="preserve"> </w:t>
+      </w:r>
+      <w:r>
+        <w:t xml:space="preserve">rename but keep all columns.</w:t>
+      </w:r>
+    </w:p>
+    <w:p>
+      <w:r>
+        <w:pict>
+          <v:rect style="width:0;height:1.5pt" o:hralign="center" o:hrstd="t" o:hr="t"/>
+        </w:pict>
+      </w:r>
+    </w:p>
+    <w:bookmarkEnd w:id="37"/>
+    <w:bookmarkEnd w:id="38"/>
+    <w:bookmarkStart w:id="39" w:name="combining-filter-and-select"/>
+    <w:p>
+      <w:pPr>
+        <w:pStyle w:val="Heading1"/>
+      </w:pPr>
+      <w:r>
+        <w:t xml:space="preserve">9 · Combining</w:t>
+      </w:r>
+      <w:r>
+        <w:t xml:space="preserve"> </w:t>
+      </w:r>
+      <w:r>
+        <w:rPr>
+          <w:rStyle w:val="VerbatimChar"/>
+        </w:rPr>
+        <w:t xml:space="preserve">filter()</w:t>
+      </w:r>
+      <w:r>
+        <w:t xml:space="preserve"> </w:t>
+      </w:r>
+      <w:r>
+        <w:t xml:space="preserve">and</w:t>
+      </w:r>
+      <w:r>
+        <w:t xml:space="preserve"> </w:t>
+      </w:r>
+      <w:r>
+        <w:rPr>
+          <w:rStyle w:val="VerbatimChar"/>
+        </w:rPr>
+        <w:t xml:space="preserve">select()</w:t>
+      </w:r>
+    </w:p>
+    <w:p>
+      <w:pPr>
+        <w:pStyle w:val="FirstParagraph"/>
+      </w:pPr>
+      <w:r>
+        <w:t xml:space="preserve">In practice you almost always use both together. The pattern is: filter the</w:t>
+      </w:r>
+      <w:r>
+        <w:t xml:space="preserve"> </w:t>
+      </w:r>
+      <w:r>
+        <w:t xml:space="preserve">rows you need, then select the columns you need, then store the result:</w:t>
+      </w:r>
+    </w:p>
+    <w:p>
+      <w:pPr>
+        <w:pStyle w:val="SourceCode"/>
+      </w:pPr>
+      <w:r>
+        <w:rPr>
+          <w:rStyle w:val="NormalTok"/>
+        </w:rPr>
+        <w:t xml:space="preserve">gentoo </w:t>
+      </w:r>
+      <w:r>
+        <w:rPr>
+          <w:rStyle w:val="OtherTok"/>
+        </w:rPr>
+        <w:t xml:space="preserve">&lt;-</w:t>
+      </w:r>
+      <w:r>
+        <w:rPr>
+          <w:rStyle w:val="NormalTok"/>
+        </w:rPr>
+        <w:t xml:space="preserve"> penguins </w:t>
+      </w:r>
+      <w:r>
+        <w:rPr>
+          <w:rStyle w:val="SpecialCharTok"/>
+        </w:rPr>
+        <w:t xml:space="preserve">|&gt;</w:t>
+      </w:r>
+      <w:r>
+        <w:br/>
+      </w:r>
+      <w:r>
+        <w:rPr>
+          <w:rStyle w:val="NormalTok"/>
+        </w:rPr>
+        <w:t xml:space="preserve">  </w:t>
+      </w:r>
+      <w:r>
+        <w:rPr>
+          <w:rStyle w:val="FunctionTok"/>
+        </w:rPr>
+        <w:t xml:space="preserve">filter</w:t>
+      </w:r>
+      <w:r>
+        <w:rPr>
+          <w:rStyle w:val="NormalTok"/>
+        </w:rPr>
+        <w:t xml:space="preserve">(species </w:t>
+      </w:r>
+      <w:r>
+        <w:rPr>
+          <w:rStyle w:val="SpecialCharTok"/>
+        </w:rPr>
+        <w:t xml:space="preserve">==</w:t>
+      </w:r>
+      <w:r>
+        <w:rPr>
+          <w:rStyle w:val="NormalTok"/>
+        </w:rPr>
+        <w:t xml:space="preserve"> </w:t>
+      </w:r>
+      <w:r>
+        <w:rPr>
+          <w:rStyle w:val="StringTok"/>
+        </w:rPr>
+        <w:t xml:space="preserve">"Gentoo"</w:t>
+      </w:r>
+      <w:r>
+        <w:rPr>
+          <w:rStyle w:val="NormalTok"/>
+        </w:rPr>
+        <w:t xml:space="preserve">, </w:t>
+      </w:r>
+      <w:r>
+        <w:rPr>
+          <w:rStyle w:val="SpecialCharTok"/>
+        </w:rPr>
+        <w:t xml:space="preserve">!</w:t>
+      </w:r>
+      <w:r>
+        <w:rPr>
+          <w:rStyle w:val="FunctionTok"/>
+        </w:rPr>
+        <w:t xml:space="preserve">is.na</w:t>
+      </w:r>
+      <w:r>
+        <w:rPr>
+          <w:rStyle w:val="NormalTok"/>
+        </w:rPr>
+        <w:t xml:space="preserve">(body_mass_g)) </w:t>
+      </w:r>
+      <w:r>
+        <w:rPr>
+          <w:rStyle w:val="SpecialCharTok"/>
+        </w:rPr>
+        <w:t xml:space="preserve">|&gt;</w:t>
+      </w:r>
+      <w:r>
+        <w:br/>
+      </w:r>
+      <w:r>
+        <w:rPr>
+          <w:rStyle w:val="NormalTok"/>
+        </w:rPr>
+        <w:t xml:space="preserve">  </w:t>
+      </w:r>
+      <w:r>
+        <w:rPr>
+          <w:rStyle w:val="FunctionTok"/>
+        </w:rPr>
+        <w:t xml:space="preserve">select</w:t>
+      </w:r>
+      <w:r>
+        <w:rPr>
+          <w:rStyle w:val="NormalTok"/>
+        </w:rPr>
+        <w:t xml:space="preserve">(species, island, body_mass_g, flipper_length_mm, sex)</w:t>
+      </w:r>
+      <w:r>
+        <w:br/>
+      </w:r>
+      <w:r>
+        <w:br/>
+      </w:r>
+      <w:r>
+        <w:rPr>
+          <w:rStyle w:val="FunctionTok"/>
+        </w:rPr>
+        <w:t xml:space="preserve">glimpse</w:t>
+      </w:r>
+      <w:r>
+        <w:rPr>
+          <w:rStyle w:val="NormalTok"/>
+        </w:rPr>
+        <w:t xml:space="preserve">(gentoo)</w:t>
+      </w:r>
+    </w:p>
+    <w:p>
+      <w:pPr>
+        <w:pStyle w:val="FirstParagraph"/>
+      </w:pPr>
+      <w:r>
+        <w:t xml:space="preserve">A clean starting data frame for modelling — no NAs in any column used:</w:t>
+      </w:r>
+    </w:p>
+    <w:p>
+      <w:pPr>
+        <w:pStyle w:val="SourceCode"/>
+      </w:pPr>
+      <w:r>
+        <w:rPr>
+          <w:rStyle w:val="NormalTok"/>
+        </w:rPr>
+        <w:t xml:space="preserve">penguins_clean </w:t>
+      </w:r>
+      <w:r>
+        <w:rPr>
+          <w:rStyle w:val="OtherTok"/>
+        </w:rPr>
+        <w:t xml:space="preserve">&lt;-</w:t>
+      </w:r>
+      <w:r>
+        <w:rPr>
+          <w:rStyle w:val="NormalTok"/>
+        </w:rPr>
+        <w:t xml:space="preserve"> penguins </w:t>
+      </w:r>
+      <w:r>
+        <w:rPr>
+          <w:rStyle w:val="SpecialCharTok"/>
+        </w:rPr>
+        <w:t xml:space="preserve">|&gt;</w:t>
+      </w:r>
+      <w:r>
+        <w:br/>
+      </w:r>
+      <w:r>
+        <w:rPr>
+          <w:rStyle w:val="NormalTok"/>
+        </w:rPr>
+        <w:t xml:space="preserve">  </w:t>
+      </w:r>
+      <w:r>
+        <w:rPr>
+          <w:rStyle w:val="FunctionTok"/>
+        </w:rPr>
+        <w:t xml:space="preserve">drop_na</w:t>
+      </w:r>
+      <w:r>
+        <w:rPr>
+          <w:rStyle w:val="NormalTok"/>
+        </w:rPr>
+        <w:t xml:space="preserve">() </w:t>
+      </w:r>
+      <w:r>
+        <w:rPr>
+          <w:rStyle w:val="SpecialCharTok"/>
+        </w:rPr>
+        <w:t xml:space="preserve">|&gt;</w:t>
+      </w:r>
+      <w:r>
+        <w:br/>
+      </w:r>
+      <w:r>
+        <w:rPr>
+          <w:rStyle w:val="NormalTok"/>
+        </w:rPr>
+        <w:t xml:space="preserve">  </w:t>
+      </w:r>
+      <w:r>
+        <w:rPr>
+          <w:rStyle w:val="FunctionTok"/>
+        </w:rPr>
+        <w:t xml:space="preserve">select</w:t>
+      </w:r>
+      <w:r>
+        <w:rPr>
+          <w:rStyle w:val="NormalTok"/>
+        </w:rPr>
+        <w:t xml:space="preserve">(species, bill_length_mm, bill_depth_mm,</w:t>
+      </w:r>
+      <w:r>
+        <w:br/>
+      </w:r>
+      <w:r>
+        <w:rPr>
+          <w:rStyle w:val="NormalTok"/>
+        </w:rPr>
+        <w:t xml:space="preserve">         flipper_length_mm, body_mass_g, sex)</w:t>
+      </w:r>
+      <w:r>
+        <w:br/>
+      </w:r>
+      <w:r>
+        <w:br/>
+      </w:r>
+      <w:r>
+        <w:rPr>
+          <w:rStyle w:val="FunctionTok"/>
+        </w:rPr>
+        <w:t xml:space="preserve">glimpse</w:t>
+      </w:r>
+      <w:r>
+        <w:rPr>
+          <w:rStyle w:val="NormalTok"/>
+        </w:rPr>
+        <w:t xml:space="preserve">(penguins_clean)</w:t>
+      </w:r>
+    </w:p>
+    <w:p>
+      <w:pPr>
+        <w:pStyle w:val="FirstParagraph"/>
+      </w:pPr>
+      <w:r>
+        <w:t xml:space="preserve">Then pipe straight into ggplot:</w:t>
+      </w:r>
+    </w:p>
+    <w:p>
+      <w:pPr>
+        <w:pStyle w:val="SourceCode"/>
+      </w:pPr>
+      <w:r>
+        <w:rPr>
+          <w:rStyle w:val="NormalTok"/>
+        </w:rPr>
+        <w:t xml:space="preserve">penguins </w:t>
+      </w:r>
+      <w:r>
+        <w:rPr>
+          <w:rStyle w:val="SpecialCharTok"/>
+        </w:rPr>
+        <w:t xml:space="preserve">|&gt;</w:t>
+      </w:r>
+      <w:r>
+        <w:br/>
+      </w:r>
+      <w:r>
+        <w:rPr>
+          <w:rStyle w:val="NormalTok"/>
+        </w:rPr>
+        <w:t xml:space="preserve">  </w:t>
+      </w:r>
+      <w:r>
+        <w:rPr>
+          <w:rStyle w:val="FunctionTok"/>
+        </w:rPr>
+        <w:t xml:space="preserve">filter</w:t>
+      </w:r>
+      <w:r>
+        <w:rPr>
+          <w:rStyle w:val="NormalTok"/>
+        </w:rPr>
+        <w:t xml:space="preserve">(species </w:t>
+      </w:r>
+      <w:r>
+        <w:rPr>
+          <w:rStyle w:val="SpecialCharTok"/>
+        </w:rPr>
+        <w:t xml:space="preserve">==</w:t>
+      </w:r>
+      <w:r>
+        <w:rPr>
+          <w:rStyle w:val="NormalTok"/>
+        </w:rPr>
+        <w:t xml:space="preserve"> </w:t>
+      </w:r>
+      <w:r>
+        <w:rPr>
+          <w:rStyle w:val="StringTok"/>
+        </w:rPr>
+        <w:t xml:space="preserve">"Gentoo"</w:t>
+      </w:r>
+      <w:r>
+        <w:rPr>
+          <w:rStyle w:val="NormalTok"/>
+        </w:rPr>
+        <w:t xml:space="preserve">, </w:t>
+      </w:r>
+      <w:r>
+        <w:rPr>
+          <w:rStyle w:val="SpecialCharTok"/>
+        </w:rPr>
+        <w:t xml:space="preserve">!</w:t>
+      </w:r>
+      <w:r>
+        <w:rPr>
+          <w:rStyle w:val="FunctionTok"/>
+        </w:rPr>
+        <w:t xml:space="preserve">is.na</w:t>
+      </w:r>
+      <w:r>
+        <w:rPr>
+          <w:rStyle w:val="NormalTok"/>
+        </w:rPr>
+        <w:t xml:space="preserve">(sex)) </w:t>
+      </w:r>
+      <w:r>
+        <w:rPr>
+          <w:rStyle w:val="SpecialCharTok"/>
+        </w:rPr>
+        <w:t xml:space="preserve">|&gt;</w:t>
+      </w:r>
+      <w:r>
+        <w:br/>
+      </w:r>
+      <w:r>
+        <w:rPr>
+          <w:rStyle w:val="NormalTok"/>
+        </w:rPr>
+        <w:t xml:space="preserve">  </w:t>
+      </w:r>
+      <w:r>
+        <w:rPr>
+          <w:rStyle w:val="FunctionTok"/>
+        </w:rPr>
+        <w:t xml:space="preserve">select</w:t>
+      </w:r>
+      <w:r>
+        <w:rPr>
+          <w:rStyle w:val="NormalTok"/>
+        </w:rPr>
+        <w:t xml:space="preserve">(species, body_mass_g, flipper_length_mm, sex) </w:t>
+      </w:r>
+      <w:r>
+        <w:rPr>
+          <w:rStyle w:val="SpecialCharTok"/>
+        </w:rPr>
+        <w:t xml:space="preserve">|&gt;</w:t>
+      </w:r>
+      <w:r>
+        <w:br/>
+      </w:r>
+      <w:r>
+        <w:rPr>
+          <w:rStyle w:val="NormalTok"/>
+        </w:rPr>
+        <w:t xml:space="preserve">  </w:t>
+      </w:r>
+      <w:r>
+        <w:rPr>
+          <w:rStyle w:val="FunctionTok"/>
+        </w:rPr>
+        <w:t xml:space="preserve">ggplot</w:t>
+      </w:r>
+      <w:r>
+        <w:rPr>
+          <w:rStyle w:val="NormalTok"/>
+        </w:rPr>
+        <w:t xml:space="preserve">(</w:t>
+      </w:r>
+      <w:r>
+        <w:rPr>
+          <w:rStyle w:val="FunctionTok"/>
+        </w:rPr>
+        <w:t xml:space="preserve">aes</w:t>
+      </w:r>
+      <w:r>
+        <w:rPr>
+          <w:rStyle w:val="NormalTok"/>
+        </w:rPr>
+        <w:t xml:space="preserve">(</w:t>
+      </w:r>
+      <w:r>
+        <w:rPr>
+          <w:rStyle w:val="AttributeTok"/>
+        </w:rPr>
+        <w:t xml:space="preserve">x =</w:t>
+      </w:r>
+      <w:r>
+        <w:rPr>
+          <w:rStyle w:val="NormalTok"/>
+        </w:rPr>
+        <w:t xml:space="preserve"> flipper_length_mm, </w:t>
+      </w:r>
+      <w:r>
+        <w:rPr>
+          <w:rStyle w:val="AttributeTok"/>
+        </w:rPr>
+        <w:t xml:space="preserve">y =</w:t>
+      </w:r>
+      <w:r>
+        <w:rPr>
+          <w:rStyle w:val="NormalTok"/>
+        </w:rPr>
+        <w:t xml:space="preserve"> body_mass_g, </w:t>
+      </w:r>
+      <w:r>
+        <w:rPr>
+          <w:rStyle w:val="AttributeTok"/>
+        </w:rPr>
+        <w:t xml:space="preserve">color =</w:t>
+      </w:r>
+      <w:r>
+        <w:rPr>
+          <w:rStyle w:val="NormalTok"/>
+        </w:rPr>
+        <w:t xml:space="preserve"> sex)) </w:t>
+      </w:r>
+      <w:r>
+        <w:rPr>
+          <w:rStyle w:val="SpecialCharTok"/>
+        </w:rPr>
+        <w:t xml:space="preserve">+</w:t>
+      </w:r>
+      <w:r>
+        <w:br/>
+      </w:r>
+      <w:r>
+        <w:rPr>
+          <w:rStyle w:val="NormalTok"/>
+        </w:rPr>
+        <w:t xml:space="preserve">  </w:t>
+      </w:r>
+      <w:r>
+        <w:rPr>
+          <w:rStyle w:val="FunctionTok"/>
+        </w:rPr>
+        <w:t xml:space="preserve">geom_point</w:t>
+      </w:r>
+      <w:r>
+        <w:rPr>
+          <w:rStyle w:val="NormalTok"/>
+        </w:rPr>
+        <w:t xml:space="preserve">(</w:t>
+      </w:r>
+      <w:r>
+        <w:rPr>
+          <w:rStyle w:val="AttributeTok"/>
+        </w:rPr>
+        <w:t xml:space="preserve">size =</w:t>
+      </w:r>
+      <w:r>
+        <w:rPr>
+          <w:rStyle w:val="NormalTok"/>
+        </w:rPr>
+        <w:t xml:space="preserve"> </w:t>
+      </w:r>
+      <w:r>
+        <w:rPr>
+          <w:rStyle w:val="FloatTok"/>
+        </w:rPr>
+        <w:t xml:space="preserve">2.5</w:t>
+      </w:r>
+      <w:r>
+        <w:rPr>
+          <w:rStyle w:val="NormalTok"/>
+        </w:rPr>
+        <w:t xml:space="preserve">, </w:t>
+      </w:r>
+      <w:r>
+        <w:rPr>
+          <w:rStyle w:val="AttributeTok"/>
+        </w:rPr>
+        <w:t xml:space="preserve">alpha =</w:t>
+      </w:r>
+      <w:r>
+        <w:rPr>
+          <w:rStyle w:val="NormalTok"/>
+        </w:rPr>
+        <w:t xml:space="preserve"> </w:t>
+      </w:r>
+      <w:r>
+        <w:rPr>
+          <w:rStyle w:val="FloatTok"/>
+        </w:rPr>
+        <w:t xml:space="preserve">0.7</w:t>
+      </w:r>
+      <w:r>
+        <w:rPr>
+          <w:rStyle w:val="NormalTok"/>
+        </w:rPr>
+        <w:t xml:space="preserve">) </w:t>
+      </w:r>
+      <w:r>
+        <w:rPr>
+          <w:rStyle w:val="SpecialCharTok"/>
+        </w:rPr>
+        <w:t xml:space="preserve">+</w:t>
+      </w:r>
+      <w:r>
+        <w:br/>
+      </w:r>
+      <w:r>
+        <w:rPr>
+          <w:rStyle w:val="NormalTok"/>
+        </w:rPr>
+        <w:t xml:space="preserve">  </w:t>
+      </w:r>
+      <w:r>
+        <w:rPr>
+          <w:rStyle w:val="FunctionTok"/>
+        </w:rPr>
+        <w:t xml:space="preserve">labs</w:t>
+      </w:r>
+      <w:r>
+        <w:rPr>
+          <w:rStyle w:val="NormalTok"/>
+        </w:rPr>
+        <w:t xml:space="preserve">(</w:t>
+      </w:r>
+      <w:r>
+        <w:br/>
+      </w:r>
+      <w:r>
+        <w:rPr>
+          <w:rStyle w:val="NormalTok"/>
+        </w:rPr>
+        <w:t xml:space="preserve">    </w:t>
+      </w:r>
+      <w:r>
+        <w:rPr>
+          <w:rStyle w:val="AttributeTok"/>
+        </w:rPr>
+        <w:t xml:space="preserve">title =</w:t>
+      </w:r>
+      <w:r>
+        <w:rPr>
+          <w:rStyle w:val="NormalTok"/>
+        </w:rPr>
+        <w:t xml:space="preserve"> </w:t>
+      </w:r>
+      <w:r>
+        <w:rPr>
+          <w:rStyle w:val="StringTok"/>
+        </w:rPr>
+        <w:t xml:space="preserve">"Gentoo penguins: flipper length vs body mass"</w:t>
+      </w:r>
+      <w:r>
+        <w:rPr>
+          <w:rStyle w:val="NormalTok"/>
+        </w:rPr>
+        <w:t xml:space="preserve">,</w:t>
+      </w:r>
+      <w:r>
+        <w:br/>
+      </w:r>
+      <w:r>
+        <w:rPr>
+          <w:rStyle w:val="NormalTok"/>
+        </w:rPr>
+        <w:t xml:space="preserve">    </w:t>
+      </w:r>
+      <w:r>
+        <w:rPr>
+          <w:rStyle w:val="AttributeTok"/>
+        </w:rPr>
+        <w:t xml:space="preserve">x     =</w:t>
+      </w:r>
+      <w:r>
+        <w:rPr>
+          <w:rStyle w:val="NormalTok"/>
+        </w:rPr>
+        <w:t xml:space="preserve"> </w:t>
+      </w:r>
+      <w:r>
+        <w:rPr>
+          <w:rStyle w:val="StringTok"/>
+        </w:rPr>
+        <w:t xml:space="preserve">"Flipper length (mm)"</w:t>
+      </w:r>
+      <w:r>
+        <w:rPr>
+          <w:rStyle w:val="NormalTok"/>
+        </w:rPr>
+        <w:t xml:space="preserve">,</w:t>
+      </w:r>
+      <w:r>
+        <w:br/>
+      </w:r>
+      <w:r>
+        <w:rPr>
+          <w:rStyle w:val="NormalTok"/>
+        </w:rPr>
+        <w:t xml:space="preserve">    </w:t>
+      </w:r>
+      <w:r>
+        <w:rPr>
+          <w:rStyle w:val="AttributeTok"/>
+        </w:rPr>
+        <w:t xml:space="preserve">y     =</w:t>
+      </w:r>
+      <w:r>
+        <w:rPr>
+          <w:rStyle w:val="NormalTok"/>
+        </w:rPr>
+        <w:t xml:space="preserve"> </w:t>
+      </w:r>
+      <w:r>
+        <w:rPr>
+          <w:rStyle w:val="StringTok"/>
+        </w:rPr>
+        <w:t xml:space="preserve">"Body mass (g)"</w:t>
+      </w:r>
+      <w:r>
+        <w:rPr>
+          <w:rStyle w:val="NormalTok"/>
+        </w:rPr>
+        <w:t xml:space="preserve">,</w:t>
+      </w:r>
+      <w:r>
+        <w:br/>
+      </w:r>
+      <w:r>
+        <w:rPr>
+          <w:rStyle w:val="NormalTok"/>
+        </w:rPr>
+        <w:t xml:space="preserve">    </w:t>
+      </w:r>
+      <w:r>
+        <w:rPr>
+          <w:rStyle w:val="AttributeTok"/>
+        </w:rPr>
+        <w:t xml:space="preserve">color =</w:t>
+      </w:r>
+      <w:r>
+        <w:rPr>
+          <w:rStyle w:val="NormalTok"/>
+        </w:rPr>
+        <w:t xml:space="preserve"> </w:t>
+      </w:r>
+      <w:r>
+        <w:rPr>
+          <w:rStyle w:val="StringTok"/>
+        </w:rPr>
+        <w:t xml:space="preserve">"Sex"</w:t>
+      </w:r>
+      <w:r>
+        <w:br/>
+      </w:r>
+      <w:r>
+        <w:rPr>
+          <w:rStyle w:val="NormalTok"/>
+        </w:rPr>
+        <w:t xml:space="preserve">  ) </w:t>
+      </w:r>
+      <w:r>
+        <w:rPr>
+          <w:rStyle w:val="SpecialCharTok"/>
+        </w:rPr>
+        <w:t xml:space="preserve">+</w:t>
+      </w:r>
+      <w:r>
+        <w:br/>
+      </w:r>
+      <w:r>
+        <w:rPr>
+          <w:rStyle w:val="NormalTok"/>
+        </w:rPr>
+        <w:t xml:space="preserve">  </w:t>
+      </w:r>
+      <w:r>
+        <w:rPr>
+          <w:rStyle w:val="FunctionTok"/>
+        </w:rPr>
+        <w:t xml:space="preserve">theme_classic</w:t>
+      </w:r>
+      <w:r>
+        <w:rPr>
+          <w:rStyle w:val="NormalTok"/>
+        </w:rPr>
+        <w:t xml:space="preserve">()</w:t>
+      </w:r>
+    </w:p>
+    <w:p>
+      <w:pPr>
+        <w:pStyle w:val="BlockText"/>
+      </w:pPr>
+      <w:r>
+        <w:t xml:space="preserve">💡</w:t>
+      </w:r>
+      <w:r>
+        <w:t xml:space="preserve"> </w:t>
+      </w:r>
+      <w:r>
+        <w:rPr>
+          <w:b/>
+          <w:bCs/>
+        </w:rPr>
+        <w:t xml:space="preserve">Key idea:</w:t>
+      </w:r>
+      <w:r>
+        <w:t xml:space="preserve"> </w:t>
+      </w:r>
+      <w:r>
+        <w:t xml:space="preserve">You can pipe a filtered and selected data frame straight</w:t>
+      </w:r>
+      <w:r>
+        <w:t xml:space="preserve"> </w:t>
+      </w:r>
+      <w:r>
+        <w:t xml:space="preserve">into</w:t>
+      </w:r>
+      <w:r>
+        <w:t xml:space="preserve"> </w:t>
+      </w:r>
+      <w:r>
+        <w:rPr>
+          <w:rStyle w:val="VerbatimChar"/>
+        </w:rPr>
+        <w:t xml:space="preserve">ggplot()</w:t>
+      </w:r>
+      <w:r>
+        <w:t xml:space="preserve"> </w:t>
+      </w:r>
+      <w:r>
+        <w:t xml:space="preserve">without storing an intermediate object. This keeps scripts</w:t>
+      </w:r>
+      <w:r>
+        <w:t xml:space="preserve"> </w:t>
+      </w:r>
+      <w:r>
+        <w:t xml:space="preserve">concise, but do store intermediate results when you need to inspect them or</w:t>
+      </w:r>
+      <w:r>
+        <w:t xml:space="preserve"> </w:t>
+      </w:r>
+      <w:r>
+        <w:t xml:space="preserve">reuse them in multiple plots.</w:t>
+      </w:r>
+    </w:p>
+    <w:p>
+      <w:r>
+        <w:pict>
+          <v:rect style="width:0;height:1.5pt" o:hralign="center" o:hrstd="t" o:hr="t"/>
+        </w:pict>
+      </w:r>
+    </w:p>
+    <w:bookmarkEnd w:id="39"/>
+    <w:bookmarkStart w:id="40" w:name="always-check-your-result"/>
+    <w:p>
+      <w:pPr>
+        <w:pStyle w:val="Heading1"/>
+      </w:pPr>
+      <w:r>
+        <w:t xml:space="preserve">10 · Always check your result</w:t>
+      </w:r>
+    </w:p>
+    <w:p>
+      <w:pPr>
+        <w:pStyle w:val="FirstParagraph"/>
+      </w:pPr>
+      <w:r>
+        <w:t xml:space="preserve">After filtering and selecting, a quick sanity check before moving on saves</w:t>
+      </w:r>
+      <w:r>
+        <w:t xml:space="preserve"> </w:t>
+      </w:r>
+      <w:r>
+        <w:t xml:space="preserve">time later:</w:t>
+      </w:r>
+    </w:p>
+    <w:p>
+      <w:pPr>
+        <w:pStyle w:val="SourceCode"/>
+      </w:pPr>
+      <w:r>
+        <w:rPr>
+          <w:rStyle w:val="NormalTok"/>
+        </w:rPr>
+        <w:t xml:space="preserve">result </w:t>
+      </w:r>
+      <w:r>
+        <w:rPr>
+          <w:rStyle w:val="OtherTok"/>
+        </w:rPr>
+        <w:t xml:space="preserve">&lt;-</w:t>
+      </w:r>
+      <w:r>
+        <w:rPr>
+          <w:rStyle w:val="NormalTok"/>
+        </w:rPr>
+        <w:t xml:space="preserve"> penguins </w:t>
+      </w:r>
+      <w:r>
+        <w:rPr>
+          <w:rStyle w:val="SpecialCharTok"/>
+        </w:rPr>
+        <w:t xml:space="preserve">|&gt;</w:t>
+      </w:r>
+      <w:r>
+        <w:br/>
+      </w:r>
+      <w:r>
+        <w:rPr>
+          <w:rStyle w:val="NormalTok"/>
+        </w:rPr>
+        <w:t xml:space="preserve">  </w:t>
+      </w:r>
+      <w:r>
+        <w:rPr>
+          <w:rStyle w:val="FunctionTok"/>
+        </w:rPr>
+        <w:t xml:space="preserve">filter</w:t>
+      </w:r>
+      <w:r>
+        <w:rPr>
+          <w:rStyle w:val="NormalTok"/>
+        </w:rPr>
+        <w:t xml:space="preserve">(species </w:t>
+      </w:r>
+      <w:r>
+        <w:rPr>
+          <w:rStyle w:val="SpecialCharTok"/>
+        </w:rPr>
+        <w:t xml:space="preserve">==</w:t>
+      </w:r>
+      <w:r>
+        <w:rPr>
+          <w:rStyle w:val="NormalTok"/>
+        </w:rPr>
+        <w:t xml:space="preserve"> </w:t>
+      </w:r>
+      <w:r>
+        <w:rPr>
+          <w:rStyle w:val="StringTok"/>
+        </w:rPr>
+        <w:t xml:space="preserve">"Gentoo"</w:t>
+      </w:r>
+      <w:r>
+        <w:rPr>
+          <w:rStyle w:val="NormalTok"/>
+        </w:rPr>
+        <w:t xml:space="preserve">, body_mass_g </w:t>
+      </w:r>
+      <w:r>
+        <w:rPr>
+          <w:rStyle w:val="SpecialCharTok"/>
+        </w:rPr>
+        <w:t xml:space="preserve">&gt;</w:t>
+      </w:r>
+      <w:r>
+        <w:rPr>
+          <w:rStyle w:val="NormalTok"/>
+        </w:rPr>
+        <w:t xml:space="preserve"> </w:t>
+      </w:r>
+      <w:r>
+        <w:rPr>
+          <w:rStyle w:val="DecValTok"/>
+        </w:rPr>
+        <w:t xml:space="preserve">5000</w:t>
+      </w:r>
+      <w:r>
+        <w:rPr>
+          <w:rStyle w:val="NormalTok"/>
+        </w:rPr>
+        <w:t xml:space="preserve">) </w:t>
+      </w:r>
+      <w:r>
+        <w:rPr>
+          <w:rStyle w:val="SpecialCharTok"/>
+        </w:rPr>
+        <w:t xml:space="preserve">|&gt;</w:t>
+      </w:r>
+      <w:r>
+        <w:br/>
+      </w:r>
+      <w:r>
+        <w:rPr>
+          <w:rStyle w:val="NormalTok"/>
+        </w:rPr>
+        <w:t xml:space="preserve">  </w:t>
+      </w:r>
+      <w:r>
+        <w:rPr>
+          <w:rStyle w:val="FunctionTok"/>
+        </w:rPr>
+        <w:t xml:space="preserve">select</w:t>
+      </w:r>
+      <w:r>
+        <w:rPr>
+          <w:rStyle w:val="NormalTok"/>
+        </w:rPr>
+        <w:t xml:space="preserve">(species, island, body_mass_g, sex)</w:t>
+      </w:r>
+      <w:r>
+        <w:br/>
+      </w:r>
+      <w:r>
+        <w:br/>
+      </w:r>
+      <w:r>
+        <w:rPr>
+          <w:rStyle w:val="FunctionTok"/>
+        </w:rPr>
+        <w:t xml:space="preserve">nrow</w:t>
+      </w:r>
+      <w:r>
+        <w:rPr>
+          <w:rStyle w:val="NormalTok"/>
+        </w:rPr>
+        <w:t xml:space="preserve">(result)       </w:t>
+      </w:r>
+      <w:r>
+        <w:rPr>
+          <w:rStyle w:val="CommentTok"/>
+        </w:rPr>
+        <w:t xml:space="preserve"># how many rows passed the filter?</w:t>
+      </w:r>
+      <w:r>
+        <w:br/>
+      </w:r>
+      <w:r>
+        <w:rPr>
+          <w:rStyle w:val="FunctionTok"/>
+        </w:rPr>
+        <w:t xml:space="preserve">dim</w:t>
+      </w:r>
+      <w:r>
+        <w:rPr>
+          <w:rStyle w:val="NormalTok"/>
+        </w:rPr>
+        <w:t xml:space="preserve">(result)        </w:t>
+      </w:r>
+      <w:r>
+        <w:rPr>
+          <w:rStyle w:val="CommentTok"/>
+        </w:rPr>
+        <w:t xml:space="preserve"># rows and columns</w:t>
+      </w:r>
+      <w:r>
+        <w:br/>
+      </w:r>
+      <w:r>
+        <w:rPr>
+          <w:rStyle w:val="FunctionTok"/>
+        </w:rPr>
+        <w:t xml:space="preserve">glimpse</w:t>
+      </w:r>
+      <w:r>
+        <w:rPr>
+          <w:rStyle w:val="NormalTok"/>
+        </w:rPr>
+        <w:t xml:space="preserve">(result)    </w:t>
+      </w:r>
+      <w:r>
+        <w:rPr>
+          <w:rStyle w:val="CommentTok"/>
+        </w:rPr>
+        <w:t xml:space="preserve"># column names and types</w:t>
+      </w:r>
+    </w:p>
+    <w:p>
+      <w:pPr>
+        <w:pStyle w:val="FirstParagraph"/>
+      </w:pPr>
+      <w:r>
+        <w:rPr>
+          <w:rStyle w:val="VerbatimChar"/>
+        </w:rPr>
+        <w:t xml:space="preserve">count()</w:t>
+      </w:r>
+      <w:r>
+        <w:t xml:space="preserve"> </w:t>
+      </w:r>
+      <w:r>
+        <w:t xml:space="preserve">is the fastest way to check that your grouping variables have the</w:t>
+      </w:r>
+      <w:r>
+        <w:t xml:space="preserve"> </w:t>
+      </w:r>
+      <w:r>
+        <w:t xml:space="preserve">right levels and no unexpected extras:</w:t>
+      </w:r>
+    </w:p>
+    <w:p>
+      <w:pPr>
+        <w:pStyle w:val="SourceCode"/>
+      </w:pPr>
+      <w:r>
+        <w:rPr>
+          <w:rStyle w:val="NormalTok"/>
+        </w:rPr>
+        <w:t xml:space="preserve">penguins </w:t>
+      </w:r>
+      <w:r>
+        <w:rPr>
+          <w:rStyle w:val="SpecialCharTok"/>
+        </w:rPr>
+        <w:t xml:space="preserve">|&gt;</w:t>
+      </w:r>
+      <w:r>
+        <w:rPr>
+          <w:rStyle w:val="NormalTok"/>
+        </w:rPr>
+        <w:t xml:space="preserve"> </w:t>
+      </w:r>
+      <w:r>
+        <w:rPr>
+          <w:rStyle w:val="FunctionTok"/>
+        </w:rPr>
+        <w:t xml:space="preserve">count</w:t>
+      </w:r>
+      <w:r>
+        <w:rPr>
+          <w:rStyle w:val="NormalTok"/>
+        </w:rPr>
+        <w:t xml:space="preserve">(species)            </w:t>
+      </w:r>
+      <w:r>
+        <w:rPr>
+          <w:rStyle w:val="CommentTok"/>
+        </w:rPr>
+        <w:t xml:space="preserve"># rows per species</w:t>
+      </w:r>
+      <w:r>
+        <w:br/>
+      </w:r>
+      <w:r>
+        <w:rPr>
+          <w:rStyle w:val="NormalTok"/>
+        </w:rPr>
+        <w:t xml:space="preserve">penguins </w:t>
+      </w:r>
+      <w:r>
+        <w:rPr>
+          <w:rStyle w:val="SpecialCharTok"/>
+        </w:rPr>
+        <w:t xml:space="preserve">|&gt;</w:t>
+      </w:r>
+      <w:r>
+        <w:rPr>
+          <w:rStyle w:val="NormalTok"/>
+        </w:rPr>
+        <w:t xml:space="preserve"> </w:t>
+      </w:r>
+      <w:r>
+        <w:rPr>
+          <w:rStyle w:val="FunctionTok"/>
+        </w:rPr>
+        <w:t xml:space="preserve">count</w:t>
+      </w:r>
+      <w:r>
+        <w:rPr>
+          <w:rStyle w:val="NormalTok"/>
+        </w:rPr>
+        <w:t xml:space="preserve">(species, island)    </w:t>
+      </w:r>
+      <w:r>
+        <w:rPr>
+          <w:rStyle w:val="CommentTok"/>
+        </w:rPr>
+        <w:t xml:space="preserve"># cross-tabulate two variables</w:t>
+      </w:r>
+      <w:r>
+        <w:br/>
+      </w:r>
+      <w:r>
+        <w:rPr>
+          <w:rStyle w:val="NormalTok"/>
+        </w:rPr>
+        <w:t xml:space="preserve">penguins </w:t>
+      </w:r>
+      <w:r>
+        <w:rPr>
+          <w:rStyle w:val="SpecialCharTok"/>
+        </w:rPr>
+        <w:t xml:space="preserve">|&gt;</w:t>
+      </w:r>
+      <w:r>
+        <w:rPr>
+          <w:rStyle w:val="NormalTok"/>
+        </w:rPr>
+        <w:t xml:space="preserve"> </w:t>
+      </w:r>
+      <w:r>
+        <w:rPr>
+          <w:rStyle w:val="FunctionTok"/>
+        </w:rPr>
+        <w:t xml:space="preserve">count</w:t>
+      </w:r>
+      <w:r>
+        <w:rPr>
+          <w:rStyle w:val="NormalTok"/>
+        </w:rPr>
+        <w:t xml:space="preserve">(species, </w:t>
+      </w:r>
+      <w:r>
+        <w:rPr>
+          <w:rStyle w:val="FunctionTok"/>
+        </w:rPr>
+        <w:t xml:space="preserve">is.na</w:t>
+      </w:r>
+      <w:r>
+        <w:rPr>
+          <w:rStyle w:val="NormalTok"/>
+        </w:rPr>
+        <w:t xml:space="preserve">(sex))  </w:t>
+      </w:r>
+      <w:r>
+        <w:rPr>
+          <w:rStyle w:val="CommentTok"/>
+        </w:rPr>
+        <w:t xml:space="preserve"># how many NAs per species?</w:t>
+      </w:r>
+    </w:p>
+    <w:p>
+      <w:pPr>
+        <w:pStyle w:val="BlockText"/>
+      </w:pPr>
+      <w:r>
+        <w:t xml:space="preserve">⚠️</w:t>
+      </w:r>
+      <w:r>
+        <w:t xml:space="preserve"> </w:t>
+      </w:r>
+      <w:r>
+        <w:rPr>
+          <w:b/>
+          <w:bCs/>
+        </w:rPr>
+        <w:t xml:space="preserve">Watch out!</w:t>
+      </w:r>
+      <w:r>
+        <w:t xml:space="preserve"> </w:t>
+      </w:r>
+      <w:r>
+        <w:t xml:space="preserve">Always check</w:t>
+      </w:r>
+      <w:r>
+        <w:t xml:space="preserve"> </w:t>
+      </w:r>
+      <w:r>
+        <w:rPr>
+          <w:rStyle w:val="VerbatimChar"/>
+        </w:rPr>
+        <w:t xml:space="preserve">nrow()</w:t>
+      </w:r>
+      <w:r>
+        <w:t xml:space="preserve"> </w:t>
+      </w:r>
+      <w:r>
+        <w:t xml:space="preserve">after filtering. If you get 0 rows,</w:t>
+      </w:r>
+      <w:r>
+        <w:t xml:space="preserve"> </w:t>
+      </w:r>
+      <w:r>
+        <w:t xml:space="preserve">the condition matched nothing — often a spelling error (</w:t>
+      </w:r>
+      <w:r>
+        <w:rPr>
+          <w:rStyle w:val="VerbatimChar"/>
+        </w:rPr>
+        <w:t xml:space="preserve">"Adelie"</w:t>
+      </w:r>
+      <w:r>
+        <w:t xml:space="preserve"> </w:t>
+      </w:r>
+      <w:r>
+        <w:t xml:space="preserve">vs</w:t>
+      </w:r>
+      <w:r>
+        <w:t xml:space="preserve"> </w:t>
+      </w:r>
+      <w:r>
+        <w:rPr>
+          <w:rStyle w:val="VerbatimChar"/>
+        </w:rPr>
+        <w:t xml:space="preserve">"adelie"</w:t>
+      </w:r>
+      <w:r>
+        <w:t xml:space="preserve">) or using</w:t>
+      </w:r>
+      <w:r>
+        <w:t xml:space="preserve"> </w:t>
+      </w:r>
+      <w:r>
+        <w:rPr>
+          <w:rStyle w:val="VerbatimChar"/>
+        </w:rPr>
+        <w:t xml:space="preserve">=</w:t>
+      </w:r>
+      <w:r>
+        <w:t xml:space="preserve"> </w:t>
+      </w:r>
+      <w:r>
+        <w:t xml:space="preserve">instead of</w:t>
+      </w:r>
+      <w:r>
+        <w:t xml:space="preserve"> </w:t>
+      </w:r>
+      <w:r>
+        <w:rPr>
+          <w:rStyle w:val="VerbatimChar"/>
+        </w:rPr>
+        <w:t xml:space="preserve">==</w:t>
+      </w:r>
+      <w:r>
+        <w:t xml:space="preserve">.</w:t>
+      </w:r>
+    </w:p>
+    <w:p>
+      <w:r>
+        <w:pict>
+          <v:rect style="width:0;height:1.5pt" o:hralign="center" o:hrstd="t" o:hr="t"/>
+        </w:pict>
+      </w:r>
+    </w:p>
+    <w:bookmarkEnd w:id="40"/>
+    <w:bookmarkStart w:id="41" w:name="Xea1717ebe1ec29ac107f1a2d3feafcbe167039a"/>
+    <w:p>
+      <w:pPr>
+        <w:pStyle w:val="Heading1"/>
+      </w:pPr>
+      <w:r>
+        <w:t xml:space="preserve">11 · Complete pipeline — from raw file to filtered plot</w:t>
+      </w:r>
+    </w:p>
+    <w:p>
+      <w:pPr>
+        <w:pStyle w:val="FirstParagraph"/>
+      </w:pPr>
+      <w:r>
+        <w:t xml:space="preserve">This is the full pattern you will use at the top of every analysis script:</w:t>
+      </w:r>
+    </w:p>
+    <w:p>
+      <w:pPr>
+        <w:pStyle w:val="SourceCode"/>
+      </w:pPr>
+      <w:r>
+        <w:rPr>
+          <w:rStyle w:val="FunctionTok"/>
+        </w:rPr>
+        <w:t xml:space="preserve">library</w:t>
+      </w:r>
+      <w:r>
+        <w:rPr>
+          <w:rStyle w:val="NormalTok"/>
+        </w:rPr>
+        <w:t xml:space="preserve">(tidyverse)</w:t>
+      </w:r>
+      <w:r>
+        <w:br/>
+      </w:r>
+      <w:r>
+        <w:rPr>
+          <w:rStyle w:val="FunctionTok"/>
+        </w:rPr>
+        <w:t xml:space="preserve">library</w:t>
+      </w:r>
+      <w:r>
+        <w:rPr>
+          <w:rStyle w:val="NormalTok"/>
+        </w:rPr>
+        <w:t xml:space="preserve">(readxl)</w:t>
+      </w:r>
+      <w:r>
+        <w:br/>
+      </w:r>
+      <w:r>
+        <w:rPr>
+          <w:rStyle w:val="FunctionTok"/>
+        </w:rPr>
+        <w:t xml:space="preserve">library</w:t>
+      </w:r>
+      <w:r>
+        <w:rPr>
+          <w:rStyle w:val="NormalTok"/>
+        </w:rPr>
+        <w:t xml:space="preserve">(janitor)</w:t>
+      </w:r>
+      <w:r>
+        <w:br/>
+      </w:r>
+      <w:r>
+        <w:br/>
+      </w:r>
+      <w:r>
+        <w:rPr>
+          <w:rStyle w:val="CommentTok"/>
+        </w:rPr>
+        <w:t xml:space="preserve"># 1. Read and clean</w:t>
+      </w:r>
+      <w:r>
+        <w:br/>
+      </w:r>
+      <w:r>
+        <w:rPr>
+          <w:rStyle w:val="NormalTok"/>
+        </w:rPr>
+        <w:t xml:space="preserve">tree_df </w:t>
+      </w:r>
+      <w:r>
+        <w:rPr>
+          <w:rStyle w:val="OtherTok"/>
+        </w:rPr>
+        <w:t xml:space="preserve">&lt;-</w:t>
+      </w:r>
+      <w:r>
+        <w:rPr>
+          <w:rStyle w:val="NormalTok"/>
+        </w:rPr>
+        <w:t xml:space="preserve"> </w:t>
+      </w:r>
+      <w:r>
+        <w:rPr>
+          <w:rStyle w:val="FunctionTok"/>
+        </w:rPr>
+        <w:t xml:space="preserve">read_excel</w:t>
+      </w:r>
+      <w:r>
+        <w:rPr>
+          <w:rStyle w:val="NormalTok"/>
+        </w:rPr>
+        <w:t xml:space="preserve">(</w:t>
+      </w:r>
+      <w:r>
+        <w:rPr>
+          <w:rStyle w:val="StringTok"/>
+        </w:rPr>
+        <w:t xml:space="preserve">"data_raw/2026_06_25_tree_experiment_raw_data.xlsx"</w:t>
+      </w:r>
+      <w:r>
+        <w:rPr>
+          <w:rStyle w:val="NormalTok"/>
+        </w:rPr>
+        <w:t xml:space="preserve">) </w:t>
+      </w:r>
+      <w:r>
+        <w:rPr>
+          <w:rStyle w:val="SpecialCharTok"/>
+        </w:rPr>
+        <w:t xml:space="preserve">|&gt;</w:t>
+      </w:r>
+      <w:r>
+        <w:br/>
+      </w:r>
+      <w:r>
+        <w:rPr>
+          <w:rStyle w:val="NormalTok"/>
+        </w:rPr>
+        <w:t xml:space="preserve">  </w:t>
+      </w:r>
+      <w:r>
+        <w:rPr>
+          <w:rStyle w:val="FunctionTok"/>
+        </w:rPr>
+        <w:t xml:space="preserve">clean_names</w:t>
+      </w:r>
+      <w:r>
+        <w:rPr>
+          <w:rStyle w:val="NormalTok"/>
+        </w:rPr>
+        <w:t xml:space="preserve">()</w:t>
+      </w:r>
+      <w:r>
+        <w:br/>
+      </w:r>
+      <w:r>
+        <w:br/>
+      </w:r>
+      <w:r>
+        <w:rPr>
+          <w:rStyle w:val="CommentTok"/>
+        </w:rPr>
+        <w:t xml:space="preserve"># 2. Filter and select</w:t>
+      </w:r>
+      <w:r>
+        <w:br/>
+      </w:r>
+      <w:r>
+        <w:rPr>
+          <w:rStyle w:val="NormalTok"/>
+        </w:rPr>
+        <w:t xml:space="preserve">sunny </w:t>
+      </w:r>
+      <w:r>
+        <w:rPr>
+          <w:rStyle w:val="OtherTok"/>
+        </w:rPr>
+        <w:t xml:space="preserve">&lt;-</w:t>
+      </w:r>
+      <w:r>
+        <w:rPr>
+          <w:rStyle w:val="NormalTok"/>
+        </w:rPr>
+        <w:t xml:space="preserve"> tree_df </w:t>
+      </w:r>
+      <w:r>
+        <w:rPr>
+          <w:rStyle w:val="SpecialCharTok"/>
+        </w:rPr>
+        <w:t xml:space="preserve">|&gt;</w:t>
+      </w:r>
+      <w:r>
+        <w:br/>
+      </w:r>
+      <w:r>
+        <w:rPr>
+          <w:rStyle w:val="NormalTok"/>
+        </w:rPr>
+        <w:t xml:space="preserve">  </w:t>
+      </w:r>
+      <w:r>
+        <w:rPr>
+          <w:rStyle w:val="FunctionTok"/>
+        </w:rPr>
+        <w:t xml:space="preserve">filter</w:t>
+      </w:r>
+      <w:r>
+        <w:rPr>
+          <w:rStyle w:val="NormalTok"/>
+        </w:rPr>
+        <w:t xml:space="preserve">(side </w:t>
+      </w:r>
+      <w:r>
+        <w:rPr>
+          <w:rStyle w:val="SpecialCharTok"/>
+        </w:rPr>
+        <w:t xml:space="preserve">==</w:t>
+      </w:r>
+      <w:r>
+        <w:rPr>
+          <w:rStyle w:val="NormalTok"/>
+        </w:rPr>
+        <w:t xml:space="preserve"> </w:t>
+      </w:r>
+      <w:r>
+        <w:rPr>
+          <w:rStyle w:val="StringTok"/>
+        </w:rPr>
+        <w:t xml:space="preserve">"sunny"</w:t>
+      </w:r>
+      <w:r>
+        <w:rPr>
+          <w:rStyle w:val="NormalTok"/>
+        </w:rPr>
+        <w:t xml:space="preserve">, </w:t>
+      </w:r>
+      <w:r>
+        <w:rPr>
+          <w:rStyle w:val="SpecialCharTok"/>
+        </w:rPr>
+        <w:t xml:space="preserve">!</w:t>
+      </w:r>
+      <w:r>
+        <w:rPr>
+          <w:rStyle w:val="FunctionTok"/>
+        </w:rPr>
+        <w:t xml:space="preserve">is.na</w:t>
+      </w:r>
+      <w:r>
+        <w:rPr>
+          <w:rStyle w:val="NormalTok"/>
+        </w:rPr>
+        <w:t xml:space="preserve">(weight_g)) </w:t>
+      </w:r>
+      <w:r>
+        <w:rPr>
+          <w:rStyle w:val="SpecialCharTok"/>
+        </w:rPr>
+        <w:t xml:space="preserve">|&gt;</w:t>
+      </w:r>
+      <w:r>
+        <w:br/>
+      </w:r>
+      <w:r>
+        <w:rPr>
+          <w:rStyle w:val="NormalTok"/>
+        </w:rPr>
+        <w:t xml:space="preserve">  </w:t>
+      </w:r>
+      <w:r>
+        <w:rPr>
+          <w:rStyle w:val="FunctionTok"/>
+        </w:rPr>
+        <w:t xml:space="preserve">select</w:t>
+      </w:r>
+      <w:r>
+        <w:rPr>
+          <w:rStyle w:val="NormalTok"/>
+        </w:rPr>
+        <w:t xml:space="preserve">(index, side, weight_g, width_cm, height_cm)</w:t>
+      </w:r>
+      <w:r>
+        <w:br/>
+      </w:r>
+      <w:r>
+        <w:br/>
+      </w:r>
+      <w:r>
+        <w:rPr>
+          <w:rStyle w:val="CommentTok"/>
+        </w:rPr>
+        <w:t xml:space="preserve"># 3. Check</w:t>
+      </w:r>
+      <w:r>
+        <w:br/>
+      </w:r>
+      <w:r>
+        <w:rPr>
+          <w:rStyle w:val="FunctionTok"/>
+        </w:rPr>
+        <w:t xml:space="preserve">glimpse</w:t>
+      </w:r>
+      <w:r>
+        <w:rPr>
+          <w:rStyle w:val="NormalTok"/>
+        </w:rPr>
+        <w:t xml:space="preserve">(sunny)</w:t>
+      </w:r>
+      <w:r>
+        <w:br/>
+      </w:r>
+      <w:r>
+        <w:rPr>
+          <w:rStyle w:val="FunctionTok"/>
+        </w:rPr>
+        <w:t xml:space="preserve">nrow</w:t>
+      </w:r>
+      <w:r>
+        <w:rPr>
+          <w:rStyle w:val="NormalTok"/>
+        </w:rPr>
+        <w:t xml:space="preserve">(sunny)</w:t>
+      </w:r>
+      <w:r>
+        <w:br/>
+      </w:r>
+      <w:r>
+        <w:br/>
+      </w:r>
+      <w:r>
+        <w:rPr>
+          <w:rStyle w:val="CommentTok"/>
+        </w:rPr>
+        <w:t xml:space="preserve"># 4. Plot</w:t>
+      </w:r>
+      <w:r>
+        <w:br/>
+      </w:r>
+      <w:r>
+        <w:rPr>
+          <w:rStyle w:val="FunctionTok"/>
+        </w:rPr>
+        <w:t xml:space="preserve">ggplot</w:t>
+      </w:r>
+      <w:r>
+        <w:rPr>
+          <w:rStyle w:val="NormalTok"/>
+        </w:rPr>
+        <w:t xml:space="preserve">(sunny, </w:t>
+      </w:r>
+      <w:r>
+        <w:rPr>
+          <w:rStyle w:val="FunctionTok"/>
+        </w:rPr>
+        <w:t xml:space="preserve">aes</w:t>
+      </w:r>
+      <w:r>
+        <w:rPr>
+          <w:rStyle w:val="NormalTok"/>
+        </w:rPr>
+        <w:t xml:space="preserve">(</w:t>
+      </w:r>
+      <w:r>
+        <w:rPr>
+          <w:rStyle w:val="AttributeTok"/>
+        </w:rPr>
+        <w:t xml:space="preserve">x =</w:t>
+      </w:r>
+      <w:r>
+        <w:rPr>
+          <w:rStyle w:val="NormalTok"/>
+        </w:rPr>
+        <w:t xml:space="preserve"> width_cm, </w:t>
+      </w:r>
+      <w:r>
+        <w:rPr>
+          <w:rStyle w:val="AttributeTok"/>
+        </w:rPr>
+        <w:t xml:space="preserve">y =</w:t>
+      </w:r>
+      <w:r>
+        <w:rPr>
+          <w:rStyle w:val="NormalTok"/>
+        </w:rPr>
+        <w:t xml:space="preserve"> weight_g)) </w:t>
+      </w:r>
+      <w:r>
+        <w:rPr>
+          <w:rStyle w:val="SpecialCharTok"/>
+        </w:rPr>
+        <w:t xml:space="preserve">+</w:t>
+      </w:r>
+      <w:r>
+        <w:br/>
+      </w:r>
+      <w:r>
+        <w:rPr>
+          <w:rStyle w:val="NormalTok"/>
+        </w:rPr>
+        <w:t xml:space="preserve">  </w:t>
+      </w:r>
+      <w:r>
+        <w:rPr>
+          <w:rStyle w:val="FunctionTok"/>
+        </w:rPr>
+        <w:t xml:space="preserve">geom_point</w:t>
+      </w:r>
+      <w:r>
+        <w:rPr>
+          <w:rStyle w:val="NormalTok"/>
+        </w:rPr>
+        <w:t xml:space="preserve">(</w:t>
+      </w:r>
+      <w:r>
+        <w:rPr>
+          <w:rStyle w:val="AttributeTok"/>
+        </w:rPr>
+        <w:t xml:space="preserve">color =</w:t>
+      </w:r>
+      <w:r>
+        <w:rPr>
+          <w:rStyle w:val="NormalTok"/>
+        </w:rPr>
+        <w:t xml:space="preserve"> </w:t>
+      </w:r>
+      <w:r>
+        <w:rPr>
+          <w:rStyle w:val="StringTok"/>
+        </w:rPr>
+        <w:t xml:space="preserve">"tomato"</w:t>
+      </w:r>
+      <w:r>
+        <w:rPr>
+          <w:rStyle w:val="NormalTok"/>
+        </w:rPr>
+        <w:t xml:space="preserve">, </w:t>
+      </w:r>
+      <w:r>
+        <w:rPr>
+          <w:rStyle w:val="AttributeTok"/>
+        </w:rPr>
+        <w:t xml:space="preserve">size =</w:t>
+      </w:r>
+      <w:r>
+        <w:rPr>
+          <w:rStyle w:val="NormalTok"/>
+        </w:rPr>
+        <w:t xml:space="preserve"> </w:t>
+      </w:r>
+      <w:r>
+        <w:rPr>
+          <w:rStyle w:val="FloatTok"/>
+        </w:rPr>
+        <w:t xml:space="preserve">2.5</w:t>
+      </w:r>
+      <w:r>
+        <w:rPr>
+          <w:rStyle w:val="NormalTok"/>
+        </w:rPr>
+        <w:t xml:space="preserve">, </w:t>
+      </w:r>
+      <w:r>
+        <w:rPr>
+          <w:rStyle w:val="AttributeTok"/>
+        </w:rPr>
+        <w:t xml:space="preserve">alpha =</w:t>
+      </w:r>
+      <w:r>
+        <w:rPr>
+          <w:rStyle w:val="NormalTok"/>
+        </w:rPr>
+        <w:t xml:space="preserve"> </w:t>
+      </w:r>
+      <w:r>
+        <w:rPr>
+          <w:rStyle w:val="FloatTok"/>
+        </w:rPr>
+        <w:t xml:space="preserve">0.7</w:t>
+      </w:r>
+      <w:r>
+        <w:rPr>
+          <w:rStyle w:val="NormalTok"/>
+        </w:rPr>
+        <w:t xml:space="preserve">) </w:t>
+      </w:r>
+      <w:r>
+        <w:rPr>
+          <w:rStyle w:val="SpecialCharTok"/>
+        </w:rPr>
+        <w:t xml:space="preserve">+</w:t>
+      </w:r>
+      <w:r>
+        <w:br/>
+      </w:r>
+      <w:r>
+        <w:rPr>
+          <w:rStyle w:val="NormalTok"/>
+        </w:rPr>
+        <w:t xml:space="preserve">  </w:t>
+      </w:r>
+      <w:r>
+        <w:rPr>
+          <w:rStyle w:val="FunctionTok"/>
+        </w:rPr>
+        <w:t xml:space="preserve">labs</w:t>
+      </w:r>
+      <w:r>
+        <w:rPr>
+          <w:rStyle w:val="NormalTok"/>
+        </w:rPr>
+        <w:t xml:space="preserve">(</w:t>
+      </w:r>
+      <w:r>
+        <w:br/>
+      </w:r>
+      <w:r>
+        <w:rPr>
+          <w:rStyle w:val="NormalTok"/>
+        </w:rPr>
+        <w:t xml:space="preserve">    </w:t>
+      </w:r>
+      <w:r>
+        <w:rPr>
+          <w:rStyle w:val="AttributeTok"/>
+        </w:rPr>
+        <w:t xml:space="preserve">title =</w:t>
+      </w:r>
+      <w:r>
+        <w:rPr>
+          <w:rStyle w:val="NormalTok"/>
+        </w:rPr>
+        <w:t xml:space="preserve"> </w:t>
+      </w:r>
+      <w:r>
+        <w:rPr>
+          <w:rStyle w:val="StringTok"/>
+        </w:rPr>
+        <w:t xml:space="preserve">"Sunny leaves: width vs. weight"</w:t>
+      </w:r>
+      <w:r>
+        <w:rPr>
+          <w:rStyle w:val="NormalTok"/>
+        </w:rPr>
+        <w:t xml:space="preserve">,</w:t>
+      </w:r>
+      <w:r>
+        <w:br/>
+      </w:r>
+      <w:r>
+        <w:rPr>
+          <w:rStyle w:val="NormalTok"/>
+        </w:rPr>
+        <w:t xml:space="preserve">    </w:t>
+      </w:r>
+      <w:r>
+        <w:rPr>
+          <w:rStyle w:val="AttributeTok"/>
+        </w:rPr>
+        <w:t xml:space="preserve">x     =</w:t>
+      </w:r>
+      <w:r>
+        <w:rPr>
+          <w:rStyle w:val="NormalTok"/>
+        </w:rPr>
+        <w:t xml:space="preserve"> </w:t>
+      </w:r>
+      <w:r>
+        <w:rPr>
+          <w:rStyle w:val="StringTok"/>
+        </w:rPr>
+        <w:t xml:space="preserve">"Leaf width (cm)"</w:t>
+      </w:r>
+      <w:r>
+        <w:rPr>
+          <w:rStyle w:val="NormalTok"/>
+        </w:rPr>
+        <w:t xml:space="preserve">,</w:t>
+      </w:r>
+      <w:r>
+        <w:br/>
+      </w:r>
+      <w:r>
+        <w:rPr>
+          <w:rStyle w:val="NormalTok"/>
+        </w:rPr>
+        <w:t xml:space="preserve">    </w:t>
+      </w:r>
+      <w:r>
+        <w:rPr>
+          <w:rStyle w:val="AttributeTok"/>
+        </w:rPr>
+        <w:t xml:space="preserve">y     =</w:t>
+      </w:r>
+      <w:r>
+        <w:rPr>
+          <w:rStyle w:val="NormalTok"/>
+        </w:rPr>
+        <w:t xml:space="preserve"> </w:t>
+      </w:r>
+      <w:r>
+        <w:rPr>
+          <w:rStyle w:val="StringTok"/>
+        </w:rPr>
+        <w:t xml:space="preserve">"Leaf weight (g)"</w:t>
+      </w:r>
+      <w:r>
+        <w:br/>
+      </w:r>
+      <w:r>
+        <w:rPr>
+          <w:rStyle w:val="NormalTok"/>
+        </w:rPr>
+        <w:t xml:space="preserve">  ) </w:t>
+      </w:r>
+      <w:r>
+        <w:rPr>
+          <w:rStyle w:val="SpecialCharTok"/>
+        </w:rPr>
+        <w:t xml:space="preserve">+</w:t>
+      </w:r>
+      <w:r>
+        <w:br/>
+      </w:r>
+      <w:r>
+        <w:rPr>
+          <w:rStyle w:val="NormalTok"/>
+        </w:rPr>
+        <w:t xml:space="preserve">  </w:t>
+      </w:r>
+      <w:r>
+        <w:rPr>
+          <w:rStyle w:val="FunctionTok"/>
+        </w:rPr>
+        <w:t xml:space="preserve">theme_classic</w:t>
+      </w:r>
+      <w:r>
+        <w:rPr>
+          <w:rStyle w:val="NormalTok"/>
+        </w:rPr>
+        <w:t xml:space="preserve">()</w:t>
+      </w:r>
+    </w:p>
+    <w:p>
+      <w:r>
+        <w:pict>
+          <v:rect style="width:0;height:1.5pt" o:hralign="center" o:hrstd="t" o:hr="t"/>
+        </w:pict>
+      </w:r>
+    </w:p>
+    <w:bookmarkEnd w:id="41"/>
+    <w:bookmarkStart w:id="42" w:name="quick-reference"/>
+    <w:p>
+      <w:pPr>
+        <w:pStyle w:val="Heading1"/>
+      </w:pPr>
+      <w:r>
+        <w:t xml:space="preserve">Quick reference</w:t>
+      </w:r>
+    </w:p>
+    <w:tbl>
+      <w:tblPr>
+        <w:tblStyle w:val="Table"/>
+        <w:tblW w:type="pct" w:w="5000"/>
+        <w:tblLayout w:type="fixed"/>
+        <w:tblLook w:firstRow="1" w:lastRow="0" w:firstColumn="0" w:lastColumn="0" w:noHBand="0" w:noVBand="0" w:val="0020"/>
+      </w:tblPr>
+      <w:tblGrid>
+        <w:gridCol w:w="3960"/>
+        <w:gridCol w:w="3960"/>
+      </w:tblGrid>
+      <w:tr>
+        <w:trPr>
+          <w:tblHeader w:val="on"/>
+        </w:trPr>
+        <w:tc>
+          <w:tcPr/>
+          <w:p>
+            <w:pPr>
+              <w:pStyle w:val="Compact"/>
+            </w:pPr>
+            <w:r>
+              <w:t xml:space="preserve">Task</w:t>
+            </w:r>
+          </w:p>
+        </w:tc>
+        <w:tc>
+          <w:tcPr/>
+          <w:p>
+            <w:pPr>
+              <w:pStyle w:val="Compact"/>
+            </w:pPr>
+            <w:r>
+              <w:t xml:space="preserve">Code</w:t>
+            </w:r>
+          </w:p>
+        </w:tc>
+      </w:tr>
+      <w:tr>
+        <w:tc>
+          <w:tcPr/>
+          <w:p>
+            <w:pPr>
+              <w:pStyle w:val="Compact"/>
+            </w:pPr>
+            <w:r>
+              <w:t xml:space="preserve">Keep rows equal to a value</w:t>
+            </w:r>
+          </w:p>
+        </w:tc>
+        <w:tc>
+          <w:tcPr/>
+          <w:p>
+            <w:pPr>
+              <w:pStyle w:val="Compact"/>
+            </w:pPr>
+            <w:r>
+              <w:rPr>
+                <w:rStyle w:val="VerbatimChar"/>
+              </w:rPr>
+              <w:t xml:space="preserve">filter(species == "Adelie")</w:t>
+            </w:r>
+          </w:p>
+        </w:tc>
+      </w:tr>
+      <w:tr>
+        <w:tc>
+          <w:tcPr/>
+          <w:p>
+            <w:pPr>
+              <w:pStyle w:val="Compact"/>
+            </w:pPr>
+            <w:r>
+              <w:t xml:space="preserve">Keep rows not equal to a value</w:t>
+            </w:r>
+          </w:p>
+        </w:tc>
+        <w:tc>
+          <w:tcPr/>
+          <w:p>
+            <w:pPr>
+              <w:pStyle w:val="Compact"/>
+            </w:pPr>
+            <w:r>
+              <w:rPr>
+                <w:rStyle w:val="VerbatimChar"/>
+              </w:rPr>
+              <w:t xml:space="preserve">filter(species != "Adelie")</w:t>
+            </w:r>
+          </w:p>
+        </w:tc>
+      </w:tr>
+      <w:tr>
+        <w:tc>
+          <w:tcPr/>
+          <w:p>
+            <w:pPr>
+              <w:pStyle w:val="Compact"/>
+            </w:pPr>
+            <w:r>
+              <w:t xml:space="preserve">Keep rows above a threshold</w:t>
+            </w:r>
+          </w:p>
+        </w:tc>
+        <w:tc>
+          <w:tcPr/>
+          <w:p>
+            <w:pPr>
+              <w:pStyle w:val="Compact"/>
+            </w:pPr>
+            <w:r>
+              <w:rPr>
+                <w:rStyle w:val="VerbatimChar"/>
+              </w:rPr>
+              <w:t xml:space="preserve">filter(body_mass_g &gt; 4000)</w:t>
+            </w:r>
+          </w:p>
+        </w:tc>
+      </w:tr>
+      <w:tr>
+        <w:tc>
+          <w:tcPr/>
+          <w:p>
+            <w:pPr>
+              <w:pStyle w:val="Compact"/>
+            </w:pPr>
+            <w:r>
+              <w:t xml:space="preserve">Keep rows in a range</w:t>
+            </w:r>
+          </w:p>
+        </w:tc>
+        <w:tc>
+          <w:tcPr/>
+          <w:p>
+            <w:pPr>
+              <w:pStyle w:val="Compact"/>
+            </w:pPr>
+            <w:r>
+              <w:rPr>
+                <w:rStyle w:val="VerbatimChar"/>
+              </w:rPr>
+              <w:t xml:space="preserve">filter(between(body_mass_g, 3500, 4500))</w:t>
+            </w:r>
+          </w:p>
+        </w:tc>
+      </w:tr>
+      <w:tr>
+        <w:tc>
+          <w:tcPr/>
+          <w:p>
+            <w:pPr>
+              <w:pStyle w:val="Compact"/>
+            </w:pPr>
+            <w:r>
+              <w:t xml:space="preserve">Match any of several values</w:t>
+            </w:r>
+          </w:p>
+        </w:tc>
+        <w:tc>
+          <w:tcPr/>
+          <w:p>
+            <w:pPr>
+              <w:pStyle w:val="Compact"/>
+            </w:pPr>
+            <w:r>
+              <w:rPr>
+                <w:rStyle w:val="VerbatimChar"/>
+              </w:rPr>
+              <w:t xml:space="preserve">filter(species %in% c("Adelie", "Chinstrap"))</w:t>
+            </w:r>
+          </w:p>
+        </w:tc>
+      </w:tr>
+      <w:tr>
+        <w:tc>
+          <w:tcPr/>
+          <w:p>
+            <w:pPr>
+              <w:pStyle w:val="Compact"/>
+            </w:pPr>
+            <w:r>
+              <w:t xml:space="preserve">Exclude several values</w:t>
+            </w:r>
+          </w:p>
+        </w:tc>
+        <w:tc>
+          <w:tcPr/>
+          <w:p>
+            <w:pPr>
+              <w:pStyle w:val="Compact"/>
+            </w:pPr>
+            <w:r>
+              <w:rPr>
+                <w:rStyle w:val="VerbatimChar"/>
+              </w:rPr>
+              <w:t xml:space="preserve">filter(!species %in% c("Adelie", "Chinstrap"))</w:t>
+            </w:r>
+          </w:p>
+        </w:tc>
+      </w:tr>
+      <w:tr>
+        <w:tc>
+          <w:tcPr/>
+          <w:p>
+            <w:pPr>
+              <w:pStyle w:val="Compact"/>
+            </w:pPr>
+            <w:r>
+              <w:t xml:space="preserve">AND — both conditions true</w:t>
+            </w:r>
+          </w:p>
+        </w:tc>
+        <w:tc>
+          <w:tcPr/>
+          <w:p>
+            <w:pPr>
+              <w:pStyle w:val="Compact"/>
+            </w:pPr>
+            <w:r>
+              <w:rPr>
+                <w:rStyle w:val="VerbatimChar"/>
+              </w:rPr>
+              <w:t xml:space="preserve">filter(species == "Adelie", body_mass_g &gt; 4000)</w:t>
+            </w:r>
+          </w:p>
+        </w:tc>
+      </w:tr>
+      <w:tr>
+        <w:tc>
+          <w:tcPr/>
+          <w:p>
+            <w:pPr>
+              <w:pStyle w:val="Compact"/>
+            </w:pPr>
+            <w:r>
+              <w:t xml:space="preserve">OR — either condition true</w:t>
+            </w:r>
+          </w:p>
+        </w:tc>
+        <w:tc>
+          <w:tcPr/>
+          <w:p>
+            <w:pPr>
+              <w:pStyle w:val="Compact"/>
+            </w:pPr>
+            <w:r>
+              <w:rPr>
+                <w:rStyle w:val="VerbatimChar"/>
+              </w:rPr>
+              <w:t xml:space="preserve">filter(species == "Adelie" \| species == "Chinstrap")</w:t>
+            </w:r>
+          </w:p>
+        </w:tc>
+      </w:tr>
+      <w:tr>
+        <w:tc>
+          <w:tcPr/>
+          <w:p>
+            <w:pPr>
+              <w:pStyle w:val="Compact"/>
+            </w:pPr>
+            <w:r>
+              <w:t xml:space="preserve">Keep rows where NA</w:t>
+            </w:r>
+          </w:p>
+        </w:tc>
+        <w:tc>
+          <w:tcPr/>
+          <w:p>
+            <w:pPr>
+              <w:pStyle w:val="Compact"/>
+            </w:pPr>
+            <w:r>
+              <w:rPr>
+                <w:rStyle w:val="VerbatimChar"/>
+              </w:rPr>
+              <w:t xml:space="preserve">filter(is.na(sex))</w:t>
+            </w:r>
+          </w:p>
+        </w:tc>
+      </w:tr>
+      <w:tr>
+        <w:tc>
+          <w:tcPr/>
+          <w:p>
+            <w:pPr>
+              <w:pStyle w:val="Compact"/>
+            </w:pPr>
+            <w:r>
+              <w:t xml:space="preserve">Drop rows where NA</w:t>
+            </w:r>
+          </w:p>
+        </w:tc>
+        <w:tc>
+          <w:tcPr/>
+          <w:p>
+            <w:pPr>
+              <w:pStyle w:val="Compact"/>
+            </w:pPr>
+            <w:r>
+              <w:rPr>
+                <w:rStyle w:val="VerbatimChar"/>
+              </w:rPr>
+              <w:t xml:space="preserve">filter(!is.na(sex))</w:t>
+            </w:r>
+            <w:r>
+              <w:t xml:space="preserve"> </w:t>
+            </w:r>
+            <w:r>
+              <w:t xml:space="preserve">or</w:t>
+            </w:r>
+            <w:r>
+              <w:t xml:space="preserve"> </w:t>
+            </w:r>
+            <w:r>
+              <w:rPr>
+                <w:rStyle w:val="VerbatimChar"/>
+              </w:rPr>
+              <w:t xml:space="preserve">drop_na(sex)</w:t>
+            </w:r>
+          </w:p>
+        </w:tc>
+      </w:tr>
+      <w:tr>
+        <w:tc>
+          <w:tcPr/>
+          <w:p>
+            <w:pPr>
+              <w:pStyle w:val="Compact"/>
+            </w:pPr>
+            <w:r>
+              <w:t xml:space="preserve">Keep named columns</w:t>
+            </w:r>
+          </w:p>
+        </w:tc>
+        <w:tc>
+          <w:tcPr/>
+          <w:p>
+            <w:pPr>
+              <w:pStyle w:val="Compact"/>
+            </w:pPr>
+            <w:r>
+              <w:rPr>
+                <w:rStyle w:val="VerbatimChar"/>
+              </w:rPr>
+              <w:t xml:space="preserve">select(species, island, body_mass_g)</w:t>
+            </w:r>
+          </w:p>
+        </w:tc>
+      </w:tr>
+      <w:tr>
+        <w:tc>
+          <w:tcPr/>
+          <w:p>
+            <w:pPr>
+              <w:pStyle w:val="Compact"/>
+            </w:pPr>
+            <w:r>
+              <w:t xml:space="preserve">Drop named columns</w:t>
+            </w:r>
+          </w:p>
+        </w:tc>
+        <w:tc>
+          <w:tcPr/>
+          <w:p>
+            <w:pPr>
+              <w:pStyle w:val="Compact"/>
+            </w:pPr>
+            <w:r>
+              <w:rPr>
+                <w:rStyle w:val="VerbatimChar"/>
+              </w:rPr>
+              <w:t xml:space="preserve">select(-year, -island)</w:t>
+            </w:r>
+          </w:p>
+        </w:tc>
+      </w:tr>
+      <w:tr>
+        <w:tc>
+          <w:tcPr/>
+          <w:p>
+            <w:pPr>
+              <w:pStyle w:val="Compact"/>
+            </w:pPr>
+            <w:r>
+              <w:t xml:space="preserve">Keep columns by prefix</w:t>
+            </w:r>
+          </w:p>
+        </w:tc>
+        <w:tc>
+          <w:tcPr/>
+          <w:p>
+            <w:pPr>
+              <w:pStyle w:val="Compact"/>
+            </w:pPr>
+            <w:r>
+              <w:rPr>
+                <w:rStyle w:val="VerbatimChar"/>
+              </w:rPr>
+              <w:t xml:space="preserve">select(starts_with("bill"))</w:t>
+            </w:r>
+          </w:p>
+        </w:tc>
+      </w:tr>
+      <w:tr>
+        <w:tc>
+          <w:tcPr/>
+          <w:p>
+            <w:pPr>
+              <w:pStyle w:val="Compact"/>
+            </w:pPr>
+            <w:r>
+              <w:t xml:space="preserve">Keep columns by suffix</w:t>
+            </w:r>
+          </w:p>
+        </w:tc>
+        <w:tc>
+          <w:tcPr/>
+          <w:p>
+            <w:pPr>
+              <w:pStyle w:val="Compact"/>
+            </w:pPr>
+            <w:r>
+              <w:rPr>
+                <w:rStyle w:val="VerbatimChar"/>
+              </w:rPr>
+              <w:t xml:space="preserve">select(ends_with("mm"))</w:t>
+            </w:r>
+          </w:p>
+        </w:tc>
+      </w:tr>
+      <w:tr>
+        <w:tc>
+          <w:tcPr/>
+          <w:p>
+            <w:pPr>
+              <w:pStyle w:val="Compact"/>
+            </w:pPr>
+            <w:r>
+              <w:t xml:space="preserve">Keep all numeric columns</w:t>
+            </w:r>
+          </w:p>
+        </w:tc>
+        <w:tc>
+          <w:tcPr/>
+          <w:p>
+            <w:pPr>
+              <w:pStyle w:val="Compact"/>
+            </w:pPr>
+            <w:r>
+              <w:rPr>
+                <w:rStyle w:val="VerbatimChar"/>
+              </w:rPr>
+              <w:t xml:space="preserve">select(where(is.numeric))</w:t>
+            </w:r>
+          </w:p>
+        </w:tc>
+      </w:tr>
+      <w:tr>
+        <w:tc>
+          <w:tcPr/>
+          <w:p>
+            <w:pPr>
+              <w:pStyle w:val="Compact"/>
+            </w:pPr>
+            <w:r>
+              <w:t xml:space="preserve">Rename a column</w:t>
+            </w:r>
+          </w:p>
+        </w:tc>
+        <w:tc>
+          <w:tcPr/>
+          <w:p>
+            <w:pPr>
+              <w:pStyle w:val="Compact"/>
+            </w:pPr>
+            <w:r>
+              <w:rPr>
+                <w:rStyle w:val="VerbatimChar"/>
+              </w:rPr>
+              <w:t xml:space="preserve">rename(new_name = old_name)</w:t>
+            </w:r>
+          </w:p>
+        </w:tc>
+      </w:tr>
+      <w:tr>
+        <w:tc>
+          <w:tcPr/>
+          <w:p>
+            <w:pPr>
+              <w:pStyle w:val="Compact"/>
+            </w:pPr>
+            <w:r>
+              <w:t xml:space="preserve">Reorder columns</w:t>
+            </w:r>
+          </w:p>
+        </w:tc>
+        <w:tc>
+          <w:tcPr/>
+          <w:p>
+            <w:pPr>
+              <w:pStyle w:val="Compact"/>
+            </w:pPr>
+            <w:r>
+              <w:rPr>
+                <w:rStyle w:val="VerbatimChar"/>
+              </w:rPr>
+              <w:t xml:space="preserve">select(species, island, everything())</w:t>
+            </w:r>
+          </w:p>
+        </w:tc>
+      </w:tr>
+      <w:tr>
+        <w:tc>
+          <w:tcPr/>
+          <w:p>
+            <w:pPr>
+              <w:pStyle w:val="Compact"/>
+            </w:pPr>
+            <w:r>
+              <w:t xml:space="preserve">Count rows per group</w:t>
+            </w:r>
+          </w:p>
+        </w:tc>
+        <w:tc>
+          <w:tcPr/>
+          <w:p>
+            <w:pPr>
+              <w:pStyle w:val="Compact"/>
+            </w:pPr>
+            <w:r>
+              <w:rPr>
+                <w:rStyle w:val="VerbatimChar"/>
+              </w:rPr>
+              <w:t xml:space="preserve">count(species)</w:t>
+            </w:r>
+          </w:p>
+        </w:tc>
+      </w:tr>
+    </w:tbl>
+    <w:p>
+      <w:r>
+        <w:pict>
+          <v:rect style="width:0;height:1.5pt" o:hralign="center" o:hrstd="t" o:hr="t"/>
+        </w:pict>
+      </w:r>
+    </w:p>
+    <w:p>
+      <w:pPr>
+        <w:pStyle w:val="FirstParagraph"/>
+      </w:pPr>
+      <w:r>
+        <w:rPr>
+          <w:i/>
+          <w:iCs/>
+        </w:rPr>
+        <w:t xml:space="preserve">End of Common Code 04 — Filter and Select.</w:t>
+      </w:r>
+      <w:r>
+        <w:t xml:space="preserve"> </w:t>
+      </w:r>
+      <w:r>
+        <w:rPr>
+          <w:i/>
+          <w:iCs/>
+        </w:rPr>
+        <w:t xml:space="preserve">Next: Common Code 05 — mutate() and creating new columns.</w:t>
+      </w:r>
+    </w:p>
+    <w:bookmarkEnd w:id="42"/>
     <w:sectPr>
       <w:pgSz w:h="15840" w:w="12240"/>
       <w:pgMar w:bottom="1440" w:footer="720" w:gutter="0" w:header="720" w:left="1440" w:right="1440" w:top="1440"/>

--- a/docs/common_code/04_filter_select/04_filter_select.docx
+++ b/docs/common_code/04_filter_select/04_filter_select.docx
@@ -31,7 +31,7 @@
         <w:pStyle w:val="Date"/>
       </w:pPr>
       <w:r>
-        <w:t xml:space="preserve">2026-06-26</w:t>
+        <w:t xml:space="preserve">2026-06-27</w:t>
       </w:r>
     </w:p>
     <w:bookmarkStart w:id="11" w:name="subsetting-data-with-dplyr"/>

--- a/docs/common_code/04_filter_select/04_filter_select.docx
+++ b/docs/common_code/04_filter_select/04_filter_select.docx
@@ -31,7 +31,7 @@
         <w:pStyle w:val="Date"/>
       </w:pPr>
       <w:r>
-        <w:t xml:space="preserve">2026-06-28</w:t>
+        <w:t xml:space="preserve">2026-06-30</w:t>
       </w:r>
     </w:p>
     <w:bookmarkStart w:id="11" w:name="subsetting-data-with-dplyr"/>
